--- a/harassment/paper-revisions/Manuscript_only.docx
+++ b/harassment/paper-revisions/Manuscript_only.docx
@@ -16,90 +16,7 @@
         <w:ind w:firstLine="720"/>
       </w:pPr>
       <w:r>
-        <w:t>Workplace harassment carries substantial individual and organizational costs, yet the roles of antagonistic “dark” traits and broader personality remain debated. In a cross-sectional survey of employed Japanese adults, we tested whether HEXACO traits—especially Honesty–Humility—predict self-reported power and gender harassment perpetration tendencies beyond the Dark Triad (Machiavellianism, narcissism, psychopathy). Participants completed the HEXACO-60, SD3-J, and validated harassment measures. HC3-robust regressions showed psychopathy was positively associated with power harassment (</w:t>
-      </w:r>
-      <w:r>
-        <w:rPr>
-          <w:i/>
-          <w:iCs/>
-        </w:rPr>
-        <w:t>β</w:t>
-      </w:r>
-      <w:r>
-        <w:t xml:space="preserve"> = .32–.40, </w:t>
-      </w:r>
-      <w:r>
-        <w:rPr>
-          <w:i/>
-          <w:iCs/>
-        </w:rPr>
-        <w:t>p</w:t>
-      </w:r>
-      <w:r>
-        <w:t xml:space="preserve"> &lt; .001), whereas Honesty–Humility was negatively associated (</w:t>
-      </w:r>
-      <w:r>
-        <w:rPr>
-          <w:i/>
-          <w:iCs/>
-        </w:rPr>
-        <w:t>β</w:t>
-      </w:r>
-      <w:r>
-        <w:t xml:space="preserve"> = −.14, </w:t>
-      </w:r>
-      <w:r>
-        <w:rPr>
-          <w:i/>
-          <w:iCs/>
-        </w:rPr>
-        <w:t>p</w:t>
-      </w:r>
-      <w:r>
-        <w:t xml:space="preserve"> = .05). For gender harassment, narcissism and psychopathy were positive predictors, while Honesty–Humility and Openness were negative; Machiavellianism showed negative coefficients in adjusted models. Adding HEXACO traits increased explained variance beyond Dark Triad–only models (Δ</w:t>
-      </w:r>
-      <w:r>
-        <w:rPr>
-          <w:i/>
-          <w:iCs/>
-        </w:rPr>
-        <w:t>R²</w:t>
-      </w:r>
-      <w:r>
-        <w:t xml:space="preserve"> = .032, </w:t>
-      </w:r>
-      <w:r>
-        <w:rPr>
-          <w:i/>
-          <w:iCs/>
-        </w:rPr>
-        <w:t>p</w:t>
-      </w:r>
-      <w:r>
-        <w:t xml:space="preserve"> = .036 for power; Δ</w:t>
-      </w:r>
-      <w:r>
-        <w:rPr>
-          <w:i/>
-          <w:iCs/>
-        </w:rPr>
-        <w:t>R²</w:t>
-      </w:r>
-      <w:r>
-        <w:t xml:space="preserve"> = .096, </w:t>
-      </w:r>
-      <w:r>
-        <w:rPr>
-          <w:i/>
-          <w:iCs/>
-        </w:rPr>
-        <w:t>p</w:t>
-      </w:r>
-      <w:r>
-        <w:t xml:space="preserve"> &lt; .001 for gender). </w:t>
-      </w:r>
-      <w:r>
-        <w:t>These findings suggest that moral personality dimensions, particularly Honesty–Humility, may contribute uniquely to understanding harassment perpetration tendencies beyond antagonistic traits in non-WEIRD contexts.</w:t>
+        <w:t xml:space="preserve">Workplace harassment carries substantial individual and organizational costs, yet the roles of antagonistic 'dark' traits and broader personality remain debated. In a cross-sectional online survey of 354 currently employed Japanese adults recruited via Lancers, we tested whether HEXACO traits—especially Honesty–Humility (H–H)—are associated with self-reported power and gender harassment perpetration tendencies beyond the Dark Triad (Machiavellianism, narcissism, psychopathy), and whether predictor structure differs by sex. Participants completed the HEXACO-60 (Wakabayashi, 2014; Japanese-language version of HEXACO-PI-R), the SD3-J, and validated harassment measures. HC3-robust hierarchical regressions showed that psychopathy was positively associated with power-harassment perpetration tendencies (β ≈ .32–.40, p &lt; .001), whereas H–H was negatively associated (β = −.14, p = .049). For gender-harassment perpetration tendencies, narcissism and psychopathy were positive predictors, while H–H and Openness were negative; Machiavellianism showed a negative coefficient in the multivariate models. Adding HEXACO traits explained additional variance beyond Dark Triad-only models (ΔR² = .032, p = .036 for power; ΔR² = .096, p &lt; .001 for gender). Sex-stratified analyses revealed a meaningful divergence in predictor structure: among men, Openness was the dominant negative predictor of gender-harassment perpetration tendencies (β = −.44, p &lt; .001), whereas among women H–H and Machiavellianism (negative, conditional on the other Dark Triad traits) were the most prominent predictors. We interpret these findings cautiously: incremental variance from H–H is consistent with—but does not by itself establish—a moral-personality contribution distinct from antagonistic traits, an inference that ultimately requires latent-variable modeling. Findings are framed as patterns of association in a Japanese employee sample rather than as evidence of universal mechanisms.</w:t>
       </w:r>
     </w:p>
     <w:p>
@@ -180,104 +97,77 @@
         <w:rPr>
           <w:rFonts w:asciiTheme="majorBidi" w:eastAsiaTheme="minorEastAsia" w:hAnsiTheme="majorBidi" w:cstheme="majorBidi"/>
         </w:rPr>
-        <w:t>Narcissism, Machiavellianism, and Psychopathy, which constitute the Dark Triad, all share selfishness and a lack of empathy, yet they are distinguished by different psychological characteristics and behavioral tendencies (Paulhus &amp; Williams, 2002). Narcissism is characterized by exaggerated self-love and a heightened sense of self-importance, along with a strong need for approval (Morf &amp; Rhodewalt, 2001</w:t>
-      </w:r>
-      <w:r>
-        <w:rPr>
-          <w:rFonts w:asciiTheme="majorBidi" w:eastAsiaTheme="minorEastAsia" w:hAnsiTheme="majorBidi" w:cstheme="majorBidi" w:hint="eastAsia"/>
-        </w:rPr>
-        <w:t xml:space="preserve">; </w:t>
-      </w:r>
-      <w:r>
-        <w:rPr>
-          <w:rFonts w:asciiTheme="majorBidi" w:eastAsiaTheme="minorEastAsia" w:hAnsiTheme="majorBidi" w:cstheme="majorBidi"/>
+        <w:t xml:space="preserve">Narcissism, Machiavellianism, and Psychopathy—the Dark Triad (Paulhus &amp; Williams, 2002)—share a core of selfishness and reduced empathy while differing in motivational and behavioral profile. Narcissism centers on grandiosity, admiration-seeking, and hypersensitivity to ego threat (Bushman &amp; Baumeister, 1998; Morf &amp; Rhodewalt, 2001; Raskin &amp; Terry, 1988). Machiavellianism reflects strategic manipulation, moral flexibility, and an instrumental interpersonal orientation (Christie &amp; Geis, 1970; Jones &amp; Paulhus, 2009). Psychopathy reflects callousness, weak guilt, impulsivity, and antisocial tendencies (Cleckley, 1941; Hare, 2003; Lynam &amp; Derefinko, 2006). Across measures and contexts these three traits show robust convergent variance with one another (Vize et al., 2018) and stand in strong contrast to the Honesty–Humility (H–H) factor of the HEXACO model (Ashton &amp; Lee, 2007; Lee &amp; Ashton, 2005).</w:t>
+      </w:r>
+    </w:p>
+    <w:p>
+      <w:pPr>
+        <w:pStyle w:val="2"/>
+        <w:rPr>
+          <w:rFonts w:eastAsiaTheme="minorEastAsia"/>
+        </w:rPr>
+      </w:pPr>
+      <w:r>
+        <w:rPr>
+          <w:rFonts w:eastAsiaTheme="minorEastAsia"/>
+        </w:rPr>
+        <w:t xml:space="preserve">The Dark Triad and </w:t>
+      </w:r>
+      <w:r>
+        <w:rPr>
+          <w:rFonts w:eastAsiaTheme="minorEastAsia" w:hint="eastAsia"/>
+        </w:rPr>
+        <w:t>H</w:t>
+      </w:r>
+      <w:r>
+        <w:rPr>
+          <w:rFonts w:eastAsiaTheme="minorEastAsia"/>
+        </w:rPr>
+        <w:t xml:space="preserve">arassment </w:t>
+      </w:r>
+      <w:r>
+        <w:rPr>
+          <w:rFonts w:eastAsiaTheme="minorEastAsia" w:hint="eastAsia"/>
+        </w:rPr>
+        <w:t>P</w:t>
+      </w:r>
+      <w:r>
+        <w:rPr>
+          <w:rFonts w:eastAsiaTheme="minorEastAsia"/>
+        </w:rPr>
+        <w:t>erpetration</w:t>
+      </w:r>
+      <w:r>
+        <w:rPr>
+          <w:rFonts w:eastAsiaTheme="minorEastAsia" w:hint="eastAsia"/>
         </w:rPr>
         <w:t xml:space="preserve"> </w:t>
       </w:r>
       <w:r>
         <w:rPr>
-          <w:rFonts w:asciiTheme="majorBidi" w:eastAsiaTheme="minorEastAsia" w:hAnsiTheme="majorBidi" w:cstheme="majorBidi"/>
-        </w:rPr>
-        <w:t>Raskin &amp; Terry, 1988). It is particularly notable for being motivated to maintain a grandiose self-image and to gain admiration from others (Campbell et al., 2002; Miller &amp; Campbell, 2008). At the same time, while narcissism is associated with facets such as extraversion and potential leadership qualities (Brunell et al., 2008</w:t>
-      </w:r>
-      <w:r>
-        <w:rPr>
-          <w:rFonts w:asciiTheme="majorBidi" w:eastAsiaTheme="minorEastAsia" w:hAnsiTheme="majorBidi" w:cstheme="majorBidi" w:hint="eastAsia"/>
-        </w:rPr>
-        <w:t xml:space="preserve">; </w:t>
-      </w:r>
-      <w:r>
-        <w:rPr>
-          <w:rFonts w:asciiTheme="majorBidi" w:eastAsiaTheme="minorEastAsia" w:hAnsiTheme="majorBidi" w:cstheme="majorBidi"/>
-        </w:rPr>
-        <w:t>Paulhus, 200</w:t>
-      </w:r>
-      <w:r>
-        <w:rPr>
-          <w:rFonts w:asciiTheme="majorBidi" w:eastAsiaTheme="minorEastAsia" w:hAnsiTheme="majorBidi" w:cstheme="majorBidi" w:hint="eastAsia"/>
-        </w:rPr>
-        <w:t>1</w:t>
-      </w:r>
-      <w:r>
-        <w:rPr>
-          <w:rFonts w:asciiTheme="majorBidi" w:eastAsiaTheme="minorEastAsia" w:hAnsiTheme="majorBidi" w:cstheme="majorBidi"/>
-        </w:rPr>
-        <w:t>), it is also linked to hypersensitivity to criticism and aggressive reactions (Bushman &amp; Baumeister, 1998; Thomaes et al., 2009). Machiavellianism is characterized by cold-bloodedness in manipulating others, long-term strategic thinking, and self-serving behaviors accompanied by moral flexibility (Christie &amp; Geis, 1970; Wilson et al., 1996). This trait is tied to a desire for social dominance and pursuit of power (Fehr et al., 1992</w:t>
-      </w:r>
-      <w:r>
-        <w:rPr>
-          <w:rFonts w:asciiTheme="majorBidi" w:eastAsiaTheme="minorEastAsia" w:hAnsiTheme="majorBidi" w:cstheme="majorBidi" w:hint="eastAsia"/>
-        </w:rPr>
-        <w:t xml:space="preserve">; </w:t>
-      </w:r>
-      <w:r>
-        <w:rPr>
-          <w:rFonts w:asciiTheme="majorBidi" w:eastAsiaTheme="minorEastAsia" w:hAnsiTheme="majorBidi" w:cstheme="majorBidi"/>
-        </w:rPr>
-        <w:t xml:space="preserve">Jonason &amp; Webster, 2010), and is associated with a lack of empathy toward others and low moral concern (Jones &amp; Paulhus, 2009; McHoskey, 1995). </w:t>
-      </w:r>
-      <w:r>
-        <w:rPr>
-          <w:rFonts w:asciiTheme="majorBidi" w:eastAsiaTheme="minorEastAsia" w:hAnsiTheme="majorBidi" w:cstheme="majorBidi"/>
-        </w:rPr>
-        <w:t>It is also associated with higher levels of dishonesty and deceptive behavior in interpersonal relationships (Muris et al., 2017; Paulhus &amp; Williams, 2002).</w:t>
-      </w:r>
-      <w:r>
-        <w:rPr>
-          <w:rFonts w:asciiTheme="majorBidi" w:eastAsiaTheme="minorEastAsia" w:hAnsiTheme="majorBidi" w:cstheme="majorBidi"/>
-        </w:rPr>
-        <w:t xml:space="preserve"> Psychopathy is characterized by a lack of empathy and guilt, strong impulsivity, and a callous interpersonal attitude (Cleckley, 1941; Hare, 2003). This trait is deeply related to antisocial behaviors and norm violations (Hare, 1982; Lynam &amp; Derefinko, 2006), and is known to be associated with high sensation-seeking and risk-taking behaviors (Sellbom &amp; Verona, 2007</w:t>
-      </w:r>
-      <w:r>
-        <w:rPr>
-          <w:rFonts w:asciiTheme="majorBidi" w:eastAsiaTheme="minorEastAsia" w:hAnsiTheme="majorBidi" w:cstheme="majorBidi" w:hint="eastAsia"/>
-        </w:rPr>
-        <w:t xml:space="preserve">; </w:t>
-      </w:r>
-      <w:r>
-        <w:rPr>
-          <w:rFonts w:asciiTheme="majorBidi" w:eastAsiaTheme="minorEastAsia" w:hAnsiTheme="majorBidi" w:cstheme="majorBidi"/>
-        </w:rPr>
-        <w:t xml:space="preserve">Zuckerman, 1994). Furthermore, it involves emotional blunting and ethical deviance (Blair, 2005; Glenn et al., 2009), and has been reported as one of the strongest predictors of aggression and violent tendencies (Hemphill et al., 1998; Neumann &amp; Hare, 2008). Taken together, narcissism </w:t>
-      </w:r>
-      <w:r>
-        <w:rPr>
-          <w:rFonts w:asciiTheme="majorBidi" w:eastAsiaTheme="minorEastAsia" w:hAnsiTheme="majorBidi" w:cstheme="majorBidi"/>
-        </w:rPr>
-        <w:lastRenderedPageBreak/>
-        <w:t>manifests as self-presentational and approval-seeking interpersonal behaviors, Machiavellianism as calculated and manipulative interpersonal engagement, and psychopathy as impulsive and antisocial behavioral patterns. However, they all share the common features of selfishness and lack of empathy (Paulhus &amp; Williams, 2002; Vize et al., 2018), and are regarded as possessing characteristics strongly contrasting with the Honesty–Humility factor of the HEXACO model (Ashton &amp; Lee, 2007</w:t>
-      </w:r>
-      <w:r>
-        <w:rPr>
-          <w:rFonts w:asciiTheme="majorBidi" w:eastAsiaTheme="minorEastAsia" w:hAnsiTheme="majorBidi" w:cstheme="majorBidi" w:hint="eastAsia"/>
-        </w:rPr>
-        <w:t xml:space="preserve">; </w:t>
-      </w:r>
-      <w:r>
-        <w:rPr>
-          <w:rFonts w:asciiTheme="majorBidi" w:eastAsiaTheme="minorEastAsia" w:hAnsiTheme="majorBidi" w:cstheme="majorBidi"/>
-        </w:rPr>
-        <w:t>Lee &amp; Ashton, 2005). Because these three traits share a common core of selfishness and lack of empathy, in workplaces where power, norms, and rewards intersect, they may, albeit through different pathways, converge into deviant behaviors such as bullying, abusive supervision, and misconduct.</w:t>
+          <w:rFonts w:eastAsiaTheme="minorEastAsia" w:hint="eastAsia"/>
+        </w:rPr>
+        <w:t>T</w:t>
+      </w:r>
+      <w:r>
+        <w:rPr>
+          <w:rFonts w:eastAsiaTheme="minorEastAsia"/>
+        </w:rPr>
+        <w:t>endencies</w:t>
+      </w:r>
+    </w:p>
+    <w:p>
+      <w:pPr>
+        <w:ind w:firstLine="720"/>
+        <w:rPr>
+          <w:rFonts w:asciiTheme="majorBidi" w:eastAsiaTheme="minorEastAsia" w:hAnsiTheme="majorBidi" w:cstheme="majorBidi"/>
+        </w:rPr>
+      </w:pPr>
+      <w:r>
+        <w:rPr>
+          <w:rFonts w:asciiTheme="majorBidi" w:eastAsiaTheme="minorEastAsia" w:hAnsiTheme="majorBidi" w:cstheme="majorBidi"/>
+        </w:rPr>
+        <w:t xml:space="preserve">The Dark Triad has been linked through distinct pathways to deviant workplace behavior, abusive supervision, counterproductive work behavior (CWB), and bullying perpetration (LeBreton et al., 2018; Mathieu et al., 2013; O'Boyle et al., 2012; Pletzer et al., 2019b). Psychopathy in particular has been associated with abusive supervision and 'petty tyrant' patterns (Ashforth, 1994; Babiak &amp; Hare, 2006; Boddy, 2011), with environmental moderators including leader sleep quality and emotional-intelligence deficits (Barnes et al., 2015). Machiavellianism has been associated with reduced organizational citizenship behavior and bullying perpetration (Baughman et al., 2012; Dåderman &amp; Ragnestål-Impola, 2019), and with proclivity for sexual harassment under specific gender-role-relevant cognitions (Jonason et al., 2012; Zeigler-Hill et al., 2016). Narcissism has been associated with ego-threat aggression, sexual coercion, and CWB (Bushman et al., 2003; Grijalva &amp; Newman, 2015; O'Boyle et al., 2012). These pathways converge on harmful workplace outcomes while differing in proximal mechanism, motivating analyses that simultaneously adjust for the three components rather than relying on bivariate associations alone. Importantly, because psychopathy is in part conceptually defined by antisocial tendencies, an unadjusted bivariate association between psychopathy and harassment perpetration is largely tautological; informative tests therefore concern (i) whether psychopathy retains a positive association after adjustment for the other two Dark Triad components and (ii) whether the pattern across outcomes is differential rather than uniform.</w:t>
       </w:r>
     </w:p>
     <w:p>
@@ -291,49 +181,83 @@
         <w:rPr>
           <w:rFonts w:eastAsiaTheme="minorEastAsia"/>
         </w:rPr>
-        <w:t xml:space="preserve">The Dark Triad and </w:t>
+        <w:t xml:space="preserve">HEXACO in </w:t>
       </w:r>
       <w:r>
         <w:rPr>
           <w:rFonts w:eastAsiaTheme="minorEastAsia" w:hint="eastAsia"/>
         </w:rPr>
-        <w:t>H</w:t>
+        <w:t>P</w:t>
       </w:r>
       <w:r>
         <w:rPr>
           <w:rFonts w:eastAsiaTheme="minorEastAsia"/>
         </w:rPr>
-        <w:t xml:space="preserve">arassment </w:t>
+        <w:t xml:space="preserve">ersonality </w:t>
       </w:r>
       <w:r>
         <w:rPr>
           <w:rFonts w:eastAsiaTheme="minorEastAsia" w:hint="eastAsia"/>
         </w:rPr>
-        <w:t>P</w:t>
+        <w:t>R</w:t>
       </w:r>
       <w:r>
         <w:rPr>
           <w:rFonts w:eastAsiaTheme="minorEastAsia"/>
         </w:rPr>
-        <w:t>erpetration</w:t>
+        <w:t>esearch</w:t>
+      </w:r>
+    </w:p>
+    <w:p>
+      <w:pPr>
+        <w:ind w:firstLine="720"/>
+        <w:rPr>
+          <w:rFonts w:asciiTheme="majorBidi" w:eastAsiaTheme="minorEastAsia" w:hAnsiTheme="majorBidi" w:cstheme="majorBidi"/>
+        </w:rPr>
+      </w:pPr>
+      <w:r>
+        <w:rPr>
+          <w:rFonts w:asciiTheme="majorBidi" w:eastAsiaTheme="minorEastAsia" w:hAnsiTheme="majorBidi" w:cstheme="majorBidi"/>
+        </w:rPr>
+        <w:t xml:space="preserve">The HEXACO model (Ashton &amp; Lee, 2007; Ashton et al., 2004) extends the Five-Factor structure by adding Honesty–Humility (H–H), reorganizing Agreeableness and Emotionality, and providing a more orthogonal trait space (Thielmann et al., 2021). H–H captures sincerity, fairness, greed avoidance, and modesty—anti-egoistic and anti-manipulative variance that the Big Five only weakly captures (Howard &amp; Van Zandt, 2020). H–H is consistently and strongly negatively related to the Dark Triad (Lee et al., 2013; Moshagen et al., 2018) and has shown incremental predictive validity for socially aversive workplace outcomes beyond the Big Five (Pletzer et al., 2019a). Emotionality reorganizes anxiety/dependence content while moving anger out of the domain (Ashton &amp; Lee, 2009); meta-analytic and cross-cultural work shows women score higher than men on Emotionality, with smaller differences on the other HEXACO domains (Costa et al., 2001; Schmitt et al., 2008; Morales, 2020). Agreeableness in HEXACO emphasizes interpersonal regulation under provocation (low aggression, low revenge motivation; Ashton et al., 2014). Conscientiousness captures self-regulation and norm-compliance and is a robust correlate of citizenship behaviors and reduced CWB (Pletzer et al., 2021). Openness reflects intellectual curiosity, aesthetic sensitivity, and broader value orientation (Ashton &amp; Lee, 2007). For the present study, H–H occupies the focal theoretical position as an inverse to the Dark Triad, while Agreeableness, Emotionality, and Openness provide additional, theoretically motivated adjusted predictors of harassment perpetration tendencies.</w:t>
+      </w:r>
+    </w:p>
+    <w:p>
+      <w:pPr>
+        <w:pStyle w:val="2"/>
+        <w:rPr>
+          <w:rFonts w:eastAsiaTheme="minorEastAsia"/>
+        </w:rPr>
+      </w:pPr>
+      <w:r>
+        <w:rPr>
+          <w:rFonts w:eastAsiaTheme="minorEastAsia"/>
+        </w:rPr>
+        <w:t xml:space="preserve">HEXACO and </w:t>
       </w:r>
       <w:r>
         <w:rPr>
           <w:rFonts w:eastAsiaTheme="minorEastAsia" w:hint="eastAsia"/>
         </w:rPr>
-        <w:t xml:space="preserve"> </w:t>
+        <w:t>W</w:t>
+      </w:r>
+      <w:r>
+        <w:rPr>
+          <w:rFonts w:eastAsiaTheme="minorEastAsia"/>
+        </w:rPr>
+        <w:t xml:space="preserve">orkplace </w:t>
       </w:r>
       <w:r>
         <w:rPr>
           <w:rFonts w:eastAsiaTheme="minorEastAsia" w:hint="eastAsia"/>
         </w:rPr>
-        <w:t>T</w:t>
+        <w:t>B</w:t>
       </w:r>
       <w:r>
         <w:rPr>
           <w:rFonts w:eastAsiaTheme="minorEastAsia"/>
         </w:rPr>
-        <w:t>endencies</w:t>
+        <w:t>ehaviors</w:t>
       </w:r>
     </w:p>
     <w:p>
@@ -347,198 +271,7 @@
         <w:rPr>
           <w:rFonts w:asciiTheme="majorBidi" w:eastAsiaTheme="minorEastAsia" w:hAnsiTheme="majorBidi" w:cstheme="majorBidi"/>
         </w:rPr>
-        <w:t>The traits of the Dark Triad, through distinct pathways, are linked to deviant behaviors such as workplace bullying, abusive supervision, and counterproductive work behaviors (CWB), thereby becoming major factors that undermine organizational functioning and employee well-being (Ashton &amp; Lee, 2008</w:t>
-      </w:r>
-      <w:r>
-        <w:rPr>
-          <w:rFonts w:asciiTheme="majorBidi" w:eastAsiaTheme="minorEastAsia" w:hAnsiTheme="majorBidi" w:cstheme="majorBidi" w:hint="eastAsia"/>
-        </w:rPr>
-        <w:t xml:space="preserve">; </w:t>
-      </w:r>
-      <w:r>
-        <w:rPr>
-          <w:rFonts w:asciiTheme="majorBidi" w:eastAsiaTheme="minorEastAsia" w:hAnsiTheme="majorBidi" w:cstheme="majorBidi"/>
-        </w:rPr>
-        <w:t>LeBreton et al., 2018; Lee, Ashton, &amp; de Vries, 2005; Miao et al., 2023; O’Boyle et al., 2012; Pletzer et al., 2019a; Robinson &amp; Bennett, 1995). Workplace bullying refers to repeated and continuous harmful behaviors, while abusive supervision denotes sustained verbal and non-physical hostility from supervisors toward subordinates (Tepper, 2000).</w:t>
-      </w:r>
-      <w:r>
-        <w:rPr>
-          <w:rFonts w:asciiTheme="majorBidi" w:eastAsiaTheme="minorEastAsia" w:hAnsiTheme="majorBidi" w:cstheme="majorBidi" w:hint="eastAsia"/>
-        </w:rPr>
-        <w:t xml:space="preserve"> </w:t>
-      </w:r>
-      <w:r>
-        <w:rPr>
-          <w:rFonts w:asciiTheme="majorBidi" w:eastAsiaTheme="minorEastAsia" w:hAnsiTheme="majorBidi" w:cstheme="majorBidi"/>
-        </w:rPr>
-        <w:t>First, psychopathy, with its clinical characteristics of callousness, lack of empathy, diminished sense of guilt, and impulsivity, has been associated with abusive supervision, destructive leadership,</w:t>
-      </w:r>
-      <w:r>
-        <w:t xml:space="preserve"> </w:t>
-      </w:r>
-      <w:r>
-        <w:rPr>
-          <w:rFonts w:asciiTheme="majorBidi" w:eastAsiaTheme="minorEastAsia" w:hAnsiTheme="majorBidi" w:cstheme="majorBidi"/>
-        </w:rPr>
-        <w:t>and authoritarian “petty tyrant” behaviors, which have been associated with lower employee job satisfaction and poorer mental health</w:t>
-      </w:r>
-      <w:r>
-        <w:rPr>
-          <w:rFonts w:asciiTheme="majorBidi" w:eastAsiaTheme="minorEastAsia" w:hAnsiTheme="majorBidi" w:cstheme="majorBidi"/>
-        </w:rPr>
-        <w:t xml:space="preserve"> (Ashforth, 1994; Babiak &amp; Hare, 2006</w:t>
-      </w:r>
-      <w:r>
-        <w:rPr>
-          <w:rFonts w:asciiTheme="majorBidi" w:eastAsiaTheme="minorEastAsia" w:hAnsiTheme="majorBidi" w:cstheme="majorBidi" w:hint="eastAsia"/>
-        </w:rPr>
-        <w:t xml:space="preserve">; </w:t>
-      </w:r>
-      <w:r>
-        <w:rPr>
-          <w:rFonts w:asciiTheme="majorBidi" w:eastAsiaTheme="minorEastAsia" w:hAnsiTheme="majorBidi" w:cstheme="majorBidi"/>
-        </w:rPr>
-        <w:t xml:space="preserve">Boddy, 2011; Einarsen et al., 2007; Hare &amp; Neumann, 2008; Mathieu et al., 2013; Tepper, 2000). Furthermore, </w:t>
-      </w:r>
-      <w:r>
-        <w:rPr>
-          <w:rFonts w:asciiTheme="majorBidi" w:eastAsiaTheme="minorEastAsia" w:hAnsiTheme="majorBidi" w:cstheme="majorBidi"/>
-        </w:rPr>
-        <w:t>poor sleep quality among leaders and deficits in emotional intelligence have been linked to higher levels of aggressive behavior and more frequent daily abusive supervision</w:t>
-      </w:r>
-      <w:r>
-        <w:rPr>
-          <w:rFonts w:asciiTheme="majorBidi" w:eastAsiaTheme="minorEastAsia" w:hAnsiTheme="majorBidi" w:cstheme="majorBidi"/>
-        </w:rPr>
-        <w:t xml:space="preserve"> (Barnes et al., 2015; </w:t>
-      </w:r>
-      <w:r>
-        <w:rPr>
-          <w:rFonts w:asciiTheme="majorBidi" w:eastAsiaTheme="minorEastAsia" w:hAnsiTheme="majorBidi" w:cstheme="majorBidi"/>
-        </w:rPr>
-        <w:lastRenderedPageBreak/>
-        <w:t>Cherniss &amp; Goleman, 2001</w:t>
-      </w:r>
-      <w:r>
-        <w:rPr>
-          <w:rFonts w:asciiTheme="majorBidi" w:eastAsiaTheme="minorEastAsia" w:hAnsiTheme="majorBidi" w:cstheme="majorBidi" w:hint="eastAsia"/>
-        </w:rPr>
-        <w:t xml:space="preserve">; </w:t>
-      </w:r>
-      <w:r>
-        <w:rPr>
-          <w:rFonts w:asciiTheme="majorBidi" w:eastAsiaTheme="minorEastAsia" w:hAnsiTheme="majorBidi" w:cstheme="majorBidi"/>
-        </w:rPr>
-        <w:t xml:space="preserve">Van et al., 2022; Salovey &amp; Mayer, 1990), </w:t>
-      </w:r>
-      <w:r>
-        <w:rPr>
-          <w:rFonts w:asciiTheme="majorBidi" w:eastAsiaTheme="minorEastAsia" w:hAnsiTheme="majorBidi" w:cstheme="majorBidi"/>
-        </w:rPr>
-        <w:t>and vulnerabilities have also been reported, with harassment more frequently observed and sustained in contexts characterized by laissez-faire or deviant leadership</w:t>
-      </w:r>
-      <w:r>
-        <w:rPr>
-          <w:rFonts w:asciiTheme="majorBidi" w:eastAsiaTheme="minorEastAsia" w:hAnsiTheme="majorBidi" w:cstheme="majorBidi"/>
-        </w:rPr>
-        <w:t xml:space="preserve"> (Skogstad et al., 2007</w:t>
-      </w:r>
-      <w:r>
-        <w:rPr>
-          <w:rFonts w:asciiTheme="majorBidi" w:eastAsiaTheme="minorEastAsia" w:hAnsiTheme="majorBidi" w:cstheme="majorBidi" w:hint="eastAsia"/>
-        </w:rPr>
-        <w:t xml:space="preserve">; </w:t>
-      </w:r>
-      <w:r>
-        <w:rPr>
-          <w:rFonts w:asciiTheme="majorBidi" w:eastAsiaTheme="minorEastAsia" w:hAnsiTheme="majorBidi" w:cstheme="majorBidi"/>
-        </w:rPr>
-        <w:t>Tsuno &amp; Kawakami, 2015). Machiavellianism, characterized by cold manipulation of others, strategic thinking, and instrumental interpersonal orientation accompanied by moral flexibility, is associated with reduced organizational citizenship behaviors (OCB) and bullying perpetration through interpersonal exploitation and self-serving decision-making (Baughman et al., 2012</w:t>
-      </w:r>
-      <w:r>
-        <w:rPr>
-          <w:rFonts w:asciiTheme="majorBidi" w:eastAsiaTheme="minorEastAsia" w:hAnsiTheme="majorBidi" w:cstheme="majorBidi" w:hint="eastAsia"/>
-        </w:rPr>
-        <w:t xml:space="preserve">; </w:t>
-      </w:r>
-      <w:r>
-        <w:rPr>
-          <w:rFonts w:asciiTheme="majorBidi" w:eastAsiaTheme="minorEastAsia" w:hAnsiTheme="majorBidi" w:cstheme="majorBidi"/>
-        </w:rPr>
-        <w:t>Christie &amp; Geis, 1970; Dåderman &amp; Ragnestål-Impola, 2019; Zettler &amp; Solga, 2013). Together with distortions of cognition related to gender roles, it has also been linked to heightened tendencies toward sexual harassment (Jonason et al., 2012; Jones &amp; Paulhus, 2010</w:t>
-      </w:r>
-      <w:r>
-        <w:rPr>
-          <w:rFonts w:asciiTheme="majorBidi" w:eastAsiaTheme="minorEastAsia" w:hAnsiTheme="majorBidi" w:cstheme="majorBidi" w:hint="eastAsia"/>
-        </w:rPr>
-        <w:t xml:space="preserve">; </w:t>
-      </w:r>
-      <w:r>
-        <w:rPr>
-          <w:rFonts w:asciiTheme="majorBidi" w:eastAsiaTheme="minorEastAsia" w:hAnsiTheme="majorBidi" w:cstheme="majorBidi"/>
-        </w:rPr>
-        <w:t>Zeigler-Hill et al., 2016), and its harmfulness has been consistently confirmed as a predictor of CWB and norm violations (Lee et al., 2005</w:t>
-      </w:r>
-      <w:r>
-        <w:rPr>
-          <w:rFonts w:asciiTheme="majorBidi" w:eastAsiaTheme="minorEastAsia" w:hAnsiTheme="majorBidi" w:cstheme="majorBidi" w:hint="eastAsia"/>
-        </w:rPr>
-        <w:t xml:space="preserve">; </w:t>
-      </w:r>
-      <w:r>
-        <w:rPr>
-          <w:rFonts w:asciiTheme="majorBidi" w:eastAsiaTheme="minorEastAsia" w:hAnsiTheme="majorBidi" w:cstheme="majorBidi"/>
-        </w:rPr>
-        <w:t xml:space="preserve">O’Boyle et al., 2012). Narcissism, with its grandiosity, sense of entitlement, and excessive need for admiration, manifests as interpersonal dominance and a focus on nominal achievements, and in top management is associated with striking but volatile decisions such as strategic dynamism and grandiose tendencies in mergers and acquisitions (Chatterjee &amp; Hambrick, 2007). At the same time, it has also been linked to aggression in ego-threatening situations, tendencies toward sexual coercion, and CWB (Bushman et al., 2003; Grijalva &amp; Newman, 2015; O’Boyle et al., 2012), overlapping with social manipulativeness that promotes short-term mating strategies and opportunistic interpersonal behaviors (Jonason et al., 2009; Jones &amp; Paulhus, 2010). From an integrative perspective, although the pathways and manifestations of each Dark Triad trait differ, they converge on diverse deviant behaviors such as bullying, abusive supervision, misconduct, and sexual harassment, and they share the common feature of negatively impacting workplace safety, health, engagement, and retention (LeBreton et al., 2018; Mathieu et al., 2013; O’Boyle et al., 2012; Zeigler-Hill et al., 2016). </w:t>
-      </w:r>
-      <w:r>
-        <w:rPr>
-          <w:rFonts w:asciiTheme="majorBidi" w:eastAsiaTheme="minorEastAsia" w:hAnsiTheme="majorBidi" w:cstheme="majorBidi"/>
-        </w:rPr>
-        <w:t xml:space="preserve">Conversely, within the </w:t>
-      </w:r>
-      <w:r>
-        <w:rPr>
-          <w:rFonts w:asciiTheme="majorBidi" w:eastAsiaTheme="minorEastAsia" w:hAnsiTheme="majorBidi" w:cstheme="majorBidi"/>
-        </w:rPr>
-        <w:lastRenderedPageBreak/>
-        <w:t xml:space="preserve">HEXACO </w:t>
-      </w:r>
-      <w:r>
-        <w:rPr>
-          <w:rFonts w:asciiTheme="majorBidi" w:eastAsiaTheme="minorEastAsia" w:hAnsiTheme="majorBidi" w:cstheme="majorBidi" w:hint="eastAsia"/>
-        </w:rPr>
-        <w:t>model</w:t>
-      </w:r>
-      <w:r>
-        <w:rPr>
-          <w:rFonts w:asciiTheme="majorBidi" w:eastAsiaTheme="minorEastAsia" w:hAnsiTheme="majorBidi" w:cstheme="majorBidi"/>
-        </w:rPr>
-        <w:t xml:space="preserve">, Honesty–Humility has been identified as a robust correlate of workplace deviance, capturing variance relevant to exploitative and unethical interpersonal tendencies (Ashton &amp; Lee, 2008; Ashton et al., 2014; Lee et al., 2005; Lee et al., 2019). </w:t>
-      </w:r>
-      <w:r>
-        <w:rPr>
-          <w:rFonts w:asciiTheme="majorBidi" w:eastAsiaTheme="minorEastAsia" w:hAnsiTheme="majorBidi" w:cstheme="majorBidi"/>
-        </w:rPr>
-        <w:t>Moreover, meta-analytic work has reported robust associations between HEXACO domains and workplace deviance, with Honesty–Humility showing the strongest association, and some comparative analyses suggest that HEXACO may offer incremental predictive utility relative to Big Five domains (Pletzer et al., 2019a).</w:t>
-      </w:r>
-      <w:r>
-        <w:rPr>
-          <w:rFonts w:asciiTheme="majorBidi" w:eastAsiaTheme="minorEastAsia" w:hAnsiTheme="majorBidi" w:cstheme="majorBidi"/>
-        </w:rPr>
-        <w:t xml:space="preserve"> However, because the present study did not include Big Five measures, it does not test this comparison directly; instead, we examine whether HEXACO traits provide incremental explanatory value beyond the Dark Triad in </w:t>
-      </w:r>
-      <w:r>
-        <w:rPr>
-          <w:rFonts w:asciiTheme="majorBidi" w:eastAsiaTheme="minorEastAsia" w:hAnsiTheme="majorBidi" w:cstheme="majorBidi"/>
-        </w:rPr>
-        <w:t>harassment perpetration tendencies</w:t>
-      </w:r>
-      <w:r>
-        <w:rPr>
-          <w:rFonts w:asciiTheme="majorBidi" w:eastAsiaTheme="minorEastAsia" w:hAnsiTheme="majorBidi" w:cstheme="majorBidi"/>
-        </w:rPr>
-        <w:t xml:space="preserve"> in a Japanese employee sample.</w:t>
+        <w:t xml:space="preserve">HEXACO-based research has accumulated substantial evidence for the model in workplace contexts. H–H and Conscientiousness consistently predict reduced workplace deviance, abusive behavior, and CWB and increased citizenship behavior, particularly when assessed at the facet level or via situational-judgment instruments (Breevaart &amp; de Vries, 2017; Pletzer et al., 2019b; Pletzer et al., 2021). Agreeableness suppresses CWB and is positively related to democratic, servant, and authentic leadership behaviors (Pletzer et al., 2019b; Zettler et al., 2020). Extraversion and Openness contribute to engagement, charismatic-leadership preferences, and adaptive learning (Anglim et al., 2019; Breevaart &amp; de Vries, 2021). Within this framework, Honesty–Humility has been argued to be the single most informative HEXACO factor for socially aversive workplace outcomes (Lee et al., 2019), motivating its central position in the present analyses.</w:t>
       </w:r>
     </w:p>
     <w:p>
@@ -552,31 +285,59 @@
         <w:rPr>
           <w:rFonts w:eastAsiaTheme="minorEastAsia"/>
         </w:rPr>
-        <w:t xml:space="preserve">HEXACO in </w:t>
+        <w:t xml:space="preserve">Dark Triad </w:t>
       </w:r>
       <w:r>
         <w:rPr>
           <w:rFonts w:eastAsiaTheme="minorEastAsia" w:hint="eastAsia"/>
         </w:rPr>
-        <w:t>P</w:t>
+        <w:t>R</w:t>
       </w:r>
       <w:r>
         <w:rPr>
           <w:rFonts w:eastAsiaTheme="minorEastAsia"/>
         </w:rPr>
-        <w:t xml:space="preserve">ersonality </w:t>
+        <w:t>esearch in Japan</w:t>
+      </w:r>
+    </w:p>
+    <w:p>
+      <w:pPr>
+        <w:ind w:firstLine="720"/>
+        <w:rPr>
+          <w:rFonts w:asciiTheme="majorBidi" w:eastAsiaTheme="minorEastAsia" w:hAnsiTheme="majorBidi" w:cstheme="majorBidi"/>
+        </w:rPr>
+      </w:pPr>
+      <w:r>
+        <w:rPr>
+          <w:rFonts w:asciiTheme="majorBidi" w:eastAsiaTheme="minorEastAsia" w:hAnsiTheme="majorBidi" w:cstheme="majorBidi"/>
+        </w:rPr>
+        <w:t xml:space="preserve">Although Dark-Triad research in Japan has expanded—including Japanese adaptations of short-form measures (Shimotsukasa &amp; Oshio, 2017; Tamura et al., 2015) and studies on manipulative strategies, interpersonal aversion, gambling tendencies, loneliness, and prosociality (Koshinaka, 2020; Masui &amp; Ura, 2018; Oda &amp; Matsumoto-Oda, 2022; Takada, 2023; Tomii &amp; Oshio, 2024)—systematic examinations of direct associations between Dark-Triad and HEXACO traits and workplace harassment perpetration in Japan remain scarce. This is consequential for cross-cultural generalization: effect sizes and pathways established in WEIRD samples (Henrich et al., 2010) may not directly transfer to Japanese organizational contexts. The present study contributes by directly examining HEXACO and Dark-Triad associations with self-reported power- and gender-harassment perpetration tendencies in a Japanese employee sample, while explicitly framing inference as patterns of association in this sample rather than as universal mechanisms.</w:t>
+      </w:r>
+    </w:p>
+    <w:p>
+      <w:pPr>
+        <w:pStyle w:val="2"/>
+        <w:rPr>
+          <w:rFonts w:eastAsiaTheme="minorEastAsia"/>
+        </w:rPr>
+      </w:pPr>
+      <w:r>
+        <w:rPr>
+          <w:rFonts w:eastAsiaTheme="minorEastAsia"/>
+        </w:rPr>
+        <w:t xml:space="preserve">Purpose of the </w:t>
       </w:r>
       <w:r>
         <w:rPr>
           <w:rFonts w:eastAsiaTheme="minorEastAsia" w:hint="eastAsia"/>
         </w:rPr>
-        <w:t>R</w:t>
+        <w:t>S</w:t>
       </w:r>
       <w:r>
         <w:rPr>
           <w:rFonts w:eastAsiaTheme="minorEastAsia"/>
         </w:rPr>
-        <w:t>esearch</w:t>
+        <w:t>tudy</w:t>
       </w:r>
     </w:p>
     <w:p>
@@ -584,512 +345,91 @@
         <w:ind w:firstLine="720"/>
         <w:rPr>
           <w:rFonts w:asciiTheme="majorBidi" w:eastAsiaTheme="minorEastAsia" w:hAnsiTheme="majorBidi" w:cstheme="majorBidi"/>
-        </w:rPr>
-      </w:pPr>
-      <w:r>
-        <w:rPr>
-          <w:rFonts w:asciiTheme="majorBidi" w:eastAsiaTheme="minorEastAsia" w:hAnsiTheme="majorBidi" w:cstheme="majorBidi"/>
-        </w:rPr>
-        <w:t>The HEXACO model is a six-factor structure derived from factor analyses of personality descriptions based on lexical studies, and by introducing the dimensions of Honesty–Humility, Emotionality, Extraversion, Agreeableness, Conscientiousness, and Openness to Experience, it extends the traditional Big Five while presenting a trait space with greater independence (Ashton &amp; Lee, 2007; Ashton et al., 2004; Thielmann et al., 2021). First, Honesty–Humility is a dimension centered on ethical tendencies such as sincerity, fairness, greed avoidance, and modesty, and it provides a framework for explicitly measuring individual differences in anti-egoistic and anti-manipulative tendencies that were insufficiently captured by the Five-Factor Model (FFM) (Ashton &amp; Lee, 2007; Ashton et al., 2014). Its uniqueness is further supported by meta-analytic evidence that the explanatory power of the Big Five is limited (Howard &amp; Van Zandt, 2020</w:t>
-      </w:r>
-      <w:r>
-        <w:rPr>
-          <w:rFonts w:asciiTheme="majorBidi" w:eastAsiaTheme="minorEastAsia" w:hAnsiTheme="majorBidi" w:cstheme="majorBidi" w:hint="eastAsia"/>
-        </w:rPr>
-        <w:t xml:space="preserve">; </w:t>
-      </w:r>
-      <w:r>
-        <w:rPr>
-          <w:rFonts w:asciiTheme="majorBidi" w:eastAsiaTheme="minorEastAsia" w:hAnsiTheme="majorBidi" w:cstheme="majorBidi"/>
-        </w:rPr>
-        <w:t xml:space="preserve">Thielmann et al., 2021). Moreover, strong negative associations with the “dark” traits that counteract self-enhancement and the pursuit of resources and advantage have been consistently reported, suggesting the distinctiveness of the HEXACO moral dimension (Lee et al., 2013; Moshagen </w:t>
-      </w:r>
-      <w:r>
-        <w:rPr>
-          <w:rFonts w:asciiTheme="majorBidi" w:eastAsiaTheme="minorEastAsia" w:hAnsiTheme="majorBidi" w:cstheme="majorBidi"/>
-        </w:rPr>
-        <w:lastRenderedPageBreak/>
-        <w:t>et al., 2018). Emotionality encompasses anxiety, sensitivity to threat, dependence, and sentimentality, but it is a reconceptualization that separates the anger component from Neuroticism in the FFM (Ashton &amp; Lee, 2007; Ashton &amp; Lee, 2009). Cross-cultural studies have repeatedly confirmed that women score relatively higher on this dimension (Costa et al., 2001; Schmitt et al., 2008), and meta-analyses at the scale level have demonstrated high internal consistency and self–other agreement (Morales, 2020</w:t>
-      </w:r>
-      <w:r>
-        <w:rPr>
-          <w:rFonts w:asciiTheme="majorBidi" w:eastAsiaTheme="minorEastAsia" w:hAnsiTheme="majorBidi" w:cstheme="majorBidi" w:hint="eastAsia"/>
-        </w:rPr>
-        <w:t xml:space="preserve">; </w:t>
-      </w:r>
-      <w:r>
-        <w:rPr>
-          <w:rFonts w:asciiTheme="majorBidi" w:eastAsiaTheme="minorEastAsia" w:hAnsiTheme="majorBidi" w:cstheme="majorBidi"/>
-        </w:rPr>
-        <w:t xml:space="preserve">Moshagen et al., 2019). Extraversion is characterized by social self-esteem, boldness, sociability, and liveliness (Ashton &amp; Lee, 2007; Ashton &amp; Lee, 2009). While it corresponds strongly to extraversion in the FFM, within the highly orthogonal structure of HEXACO it is repositioned as a core component involving interpersonal energy and reward sensitivity (Thielmann et al., 2021). Differentiation from subordinate features such as intellectual engagement and dominance has been shown to increase the granularity of behavioral prediction (Anglim et al., 2022; Zettler et al., 2020). Agreeableness, centered on tolerance, gentleness, patience, and forgiveness, is redefined by incorporating anger-related tendencies that were included on the side of Neuroticism in the FFM (Ashton &amp; Lee, 2007; Thielmann et al., 2021). By emphasizing interpersonal regulatory functions such as low aggressiveness and low propensity for revenge, it captures more precisely the individual differences in behavioral restraint and tolerance in conflict situations (Ashton et al., 2014; Zettler et al., 2020). Conscientiousness forms the core of self-regulation, encompassing orderliness, diligence, perfectionism, and prudence (Ashton &amp; Lee, 2007; Ashton &amp; Lee, 2009). Reflecting long-term goal orientation and the discipline of error avoidance, it has been shown in reviews and meta-analyses to contribute reliably to the prediction of a wide range of important outcomes (Ozer &amp; Benet-Martínez, 2006; Zettler et al., 2020). Comparative studies across models have also confirmed an extremely strong correspondence with Conscientiousness in the FFM (Thielmann et al., 2021). Openness to Experience, based on aesthetic sensitivity, inquisitiveness, creativity, and unconventionality, </w:t>
-      </w:r>
-      <w:r>
-        <w:rPr>
-          <w:rFonts w:asciiTheme="majorBidi" w:eastAsiaTheme="minorEastAsia" w:hAnsiTheme="majorBidi" w:cstheme="majorBidi"/>
-        </w:rPr>
-        <w:lastRenderedPageBreak/>
-        <w:t>reflects intellectual curiosity and the breadth of value orientation (Ashton &amp; Lee, 2007; Ashton &amp; Lee, 2009). Associations have been confirmed with crystallized intelligence, worldviews, and attitudes (Anglim et al., 2022; Lee, Ashton, Ogunfowora, Bourdage, &amp; Shin, 2010). While maintaining high correspondence with Openness in the FFM, it clarifies individual differences in cognitive flexibility and value orientation within the independent structure of HEXACO as a whole (Lee, Ashton, Griep, &amp; Edmonds, 2018</w:t>
-      </w:r>
-      <w:r>
-        <w:rPr>
-          <w:rFonts w:asciiTheme="majorBidi" w:eastAsiaTheme="minorEastAsia" w:hAnsiTheme="majorBidi" w:cstheme="majorBidi" w:hint="eastAsia"/>
-        </w:rPr>
-        <w:t xml:space="preserve">; </w:t>
-      </w:r>
-      <w:r>
-        <w:rPr>
-          <w:rFonts w:asciiTheme="majorBidi" w:eastAsiaTheme="minorEastAsia" w:hAnsiTheme="majorBidi" w:cstheme="majorBidi"/>
-        </w:rPr>
-        <w:t xml:space="preserve">Thielmann et al., 2021). </w:t>
-      </w:r>
-      <w:r>
-        <w:rPr>
-          <w:rFonts w:asciiTheme="majorBidi" w:eastAsiaTheme="minorEastAsia" w:hAnsiTheme="majorBidi" w:cstheme="majorBidi"/>
-        </w:rPr>
-        <w:t>Taken together, while HEXACO shows high correspondence with the FFM, the introduction of Honesty–Humility and the reorganization of Agreeableness and Emotionality position it as a comprehensive model that expands both the scope of explanation and the orthogonality of dimensions in understanding and examining social and moral behavior (Ashton &amp; Lee, 2007; Thielmann et al., 2021; Zettler et al., 2020).</w:t>
-      </w:r>
-      <w:r>
-        <w:rPr>
-          <w:rFonts w:asciiTheme="majorBidi" w:eastAsiaTheme="minorEastAsia" w:hAnsiTheme="majorBidi" w:cstheme="majorBidi"/>
-        </w:rPr>
-        <w:t xml:space="preserve"> </w:t>
-      </w:r>
-      <w:r>
-        <w:rPr>
-          <w:rFonts w:asciiTheme="majorBidi" w:eastAsiaTheme="minorEastAsia" w:hAnsiTheme="majorBidi" w:cstheme="majorBidi"/>
-        </w:rPr>
-        <w:t>In particular, Honesty–Humility occupies a theoretical focal point as the inverse of the Dark Triad, and the following section provides an overview of how each HEXACO dimension is associated with workplace behaviors such as leadership, OCB/CWB, job satisfaction, and turnover intentions.</w:t>
+          <w:b/>
+        </w:rPr>
+      </w:pPr>
+      <w:r>
+        <w:rPr>
+          <w:rFonts w:asciiTheme="majorBidi" w:eastAsiaTheme="minorEastAsia" w:hAnsiTheme="majorBidi" w:cstheme="majorBidi"/>
+        </w:rPr>
+        <w:t xml:space="preserve">The present study examines how HEXACO traits and Dark Triad traits are jointly associated with self-reported workplace harassment perpetration tendencies among employed Japanese adults, and whether the associative structure differs across sex. Two distinct outcomes are considered: power-harassment perpetration tendencies (a multifaceted index combining behavioral enactment, attitudinal endorsement, and supervisor-centered interpersonal dynamics; Tou et al., 2017) and gender-harassment perpetration tendencies (commission and omission behaviors; Kobayashi &amp; Tanaka, 2010). Two key analytic questions structure the inquiry: (i) Are the magnitudes and directions of personality–harassment associations observed in WEIRD samples reproduced in a Japanese employee sample? (ii) Does the HEXACO model—particularly Honesty–Humility (H–H)—account for additional variance over and above the Dark Triad and demographic covariates? Below we state our hypotheses in a form intended to be falsifiable rather than tautological. Reviewers have rightly noted that 'psychopathy is antisocial; therefore psychopathy predicts harassment' is not a substantively informative claim because the criterion overlaps with the predictor's nominal definition. We therefore distinguish (a) the bivariate-level prediction (which would be unsurprising if observed and uninformative on its own), from (b) incremental and pattern-level predictions that would be informative if confirmed and would constrain the model if disconfirmed.
+Pattern-level hypotheses (the falsification targets):
+H1 (Differential Dark-Triad pattern). Psychopathy will retain a positive coefficient for power-harassment perpetration tendencies in adjusted models that simultaneously include Machiavellianism and narcissism. If, in adjusted models, psychopathy fails to retain a significant positive coefficient while one of the other dark traits dominates, H1 would be disconfirmed. H2 (Differential outcome). Psychopathy will be a stronger adjusted predictor of power-harassment perpetration tendencies than of gender-harassment perpetration tendencies, whereas narcissism will be more comparably represented across both outcomes. If psychopathy shows comparable or stronger adjusted association with gender-harassment than with power-harassment, H2 would be disconfirmed. H3 (Incremental HEXACO). Adding the six HEXACO factors over and above demographic covariates and the Dark Triad will yield a non-trivial increase in explained variance (informally, ΔR² ≥ approximately .02–.03 with a non-trivial F-change). If ΔR² is approximately zero (or numerically positive but with a non-significant F-change at α = .05) for both outcomes, H3 would be disconfirmed. H4 (Direction within HEXACO). Among the HEXACO factors, H–H and Agreeableness will be negatively associated with both harassment outcomes in adjusted models. If H–H or Agreeableness is positively associated, or null, with both outcomes after adjustment, H4 would be disconfirmed. H5 (Sex-conditional structure). The relative ordering and significance of trait predictors will differ between men and women, particularly for gender-harassment perpetration tendencies, in line with documented mean-level sex differences in HEXACO Emotionality (Costa et al., 2001; Schmitt et al., 2008) and the differential context of gender-role enactment in Japanese workplaces. Comparable predictor structure across sexes for gender-harassment perpetration tendencies would disconfirm H5.
+We additionally test (exploratorily, not confirmatorily) Dark Triad × H–H interactions. We do not preregister directional predictions for these interaction terms; we report them descriptively. Two interpretive caveats are flagged here at the outset. First, the variance in H–H that remains after adjusting for the Dark Triad is, in this analytic framework, a residualized observed-score component; we describe it as an adjusted association, and we do not interpret it as a separable latent fairness/sincerity factor distinct from Dark-Triad antagonism, because such a specificity claim would require a latent-variable framework (e.g., bifactor or hierarchical CFA) that the present study does not estimate. Second, when one Dark Triad component (most likely Machiavellianism, given its strong covariance with the other two) shows a negative coefficient after adjustment, we interpret this as the well-documented behavior of overlapping predictors under multiple regression rather than as a substantive 'protective' role of that trait. Both caveats are revisited in the Discussion.</w:t>
+      </w:r>
+    </w:p>
+    <w:p>
+      <w:pPr>
+        <w:pStyle w:val="1"/>
+      </w:pPr>
+      <w:r>
+        <w:t>Methods</w:t>
       </w:r>
     </w:p>
     <w:p>
       <w:pPr>
         <w:pStyle w:val="2"/>
-        <w:rPr>
-          <w:rFonts w:eastAsiaTheme="minorEastAsia"/>
-        </w:rPr>
-      </w:pPr>
-      <w:r>
-        <w:rPr>
-          <w:rFonts w:eastAsiaTheme="minorEastAsia"/>
-        </w:rPr>
-        <w:t xml:space="preserve">HEXACO and </w:t>
-      </w:r>
-      <w:r>
-        <w:rPr>
-          <w:rFonts w:eastAsiaTheme="minorEastAsia" w:hint="eastAsia"/>
-        </w:rPr>
-        <w:t>W</w:t>
-      </w:r>
-      <w:r>
-        <w:rPr>
-          <w:rFonts w:eastAsiaTheme="minorEastAsia"/>
-        </w:rPr>
-        <w:t xml:space="preserve">orkplace </w:t>
-      </w:r>
-      <w:r>
-        <w:rPr>
-          <w:rFonts w:eastAsiaTheme="minorEastAsia" w:hint="eastAsia"/>
-        </w:rPr>
-        <w:t>B</w:t>
-      </w:r>
-      <w:r>
-        <w:rPr>
-          <w:rFonts w:eastAsiaTheme="minorEastAsia"/>
-        </w:rPr>
-        <w:t>ehaviors</w:t>
+      </w:pPr>
+      <w:r>
+        <w:t>Research Design and Implementation</w:t>
       </w:r>
     </w:p>
     <w:p>
       <w:pPr>
         <w:ind w:firstLine="720"/>
         <w:rPr>
-          <w:rFonts w:asciiTheme="majorBidi" w:eastAsiaTheme="minorEastAsia" w:hAnsiTheme="majorBidi" w:cstheme="majorBidi"/>
-        </w:rPr>
-      </w:pPr>
-      <w:r>
-        <w:rPr>
-          <w:rFonts w:asciiTheme="majorBidi" w:eastAsiaTheme="minorEastAsia" w:hAnsiTheme="majorBidi" w:cstheme="majorBidi"/>
-        </w:rPr>
-        <w:t xml:space="preserve">The HEXACO model has accumulated evidence as a powerful framework for explaining a wide range of workplace behaviors—such as the preference for and enactment of leadership, organizational citizenship behavior (OCB) and counterproductive work behavior (CWB), work engagement and burnout, job satisfaction, performance, turnover intentions, attitudes toward diversity, and even measurement approaches in personnel selection. Studies have demonstrated that not only domain-level but also facet-level examinations can enhance predictive validity, that facets such as fairness and diligence are particularly important, and that person–leader fit as well as contextualized assessments (e.g., situational judgment tests, SJTs) have proven useful (Ashton &amp; Lee, 2007; Breevaart &amp; de Vries, 2017; Pletzer et al., 2021). Honesty–Humility, reflecting characteristics such as </w:t>
-      </w:r>
-      <w:r>
-        <w:rPr>
-          <w:rFonts w:asciiTheme="majorBidi" w:eastAsiaTheme="minorEastAsia" w:hAnsiTheme="majorBidi" w:cstheme="majorBidi"/>
-        </w:rPr>
-        <w:lastRenderedPageBreak/>
-        <w:t>sincerity, fairness, low greed, and restrained status-seeking, has consistently been shown to strongly suppress workplace deviance, misconduct, and abuse, and to be associated with ethical, servant, and democratic leadership (Ashton &amp; Lee, 2007; Pletzer et al., 2019b; Pletzer et al., 2021). Measurement of HEXACO through SJTs has revealed associations between Honesty–Humility and supervisor-rated OCB, suggesting its potential as an indicator of selection validity (Breevaart &amp; de Vries, 2017; Lee et al., 2005</w:t>
-      </w:r>
-      <w:r>
-        <w:rPr>
-          <w:rFonts w:asciiTheme="majorBidi" w:eastAsiaTheme="minorEastAsia" w:hAnsiTheme="majorBidi" w:cstheme="majorBidi" w:hint="eastAsia"/>
-        </w:rPr>
-        <w:t xml:space="preserve">; </w:t>
-      </w:r>
-      <w:r>
-        <w:rPr>
-          <w:rFonts w:asciiTheme="majorBidi" w:eastAsiaTheme="minorEastAsia" w:hAnsiTheme="majorBidi" w:cstheme="majorBidi"/>
-        </w:rPr>
-        <w:t>Oostrom et al., 2019). Emotionality, which includes tendencies toward anxiety, dependence, and sentimentality, is related to the risk of burnout and vulnerability to stressors (Bianchi, 2018; Maslach &amp; Leiter, 2016; Răducu &amp; Stănculescu, 2022). This finding is consistent with evidence that followers sensitive to interpersonal safety and care orientation prefer relationship-oriented or task-oriented leaders (Breevaart &amp; de Vries, 2021; Hoch et al., 2018</w:t>
-      </w:r>
-      <w:r>
-        <w:rPr>
-          <w:rFonts w:asciiTheme="majorBidi" w:eastAsiaTheme="minorEastAsia" w:hAnsiTheme="majorBidi" w:cstheme="majorBidi" w:hint="eastAsia"/>
-        </w:rPr>
-        <w:t xml:space="preserve">; </w:t>
-      </w:r>
-      <w:r>
-        <w:rPr>
-          <w:rFonts w:asciiTheme="majorBidi" w:eastAsiaTheme="minorEastAsia" w:hAnsiTheme="majorBidi" w:cstheme="majorBidi"/>
-        </w:rPr>
-        <w:t>Shamir et al., 1993). Extraversion, supported by high energy, assertiveness, and sociability, promotes extra-role contributions and team involvement (Anglim et al., 2018</w:t>
-      </w:r>
-      <w:r>
-        <w:rPr>
-          <w:rFonts w:asciiTheme="majorBidi" w:eastAsiaTheme="minorEastAsia" w:hAnsiTheme="majorBidi" w:cstheme="majorBidi" w:hint="eastAsia"/>
-        </w:rPr>
-        <w:t xml:space="preserve">; </w:t>
-      </w:r>
-      <w:r>
-        <w:rPr>
-          <w:rFonts w:asciiTheme="majorBidi" w:eastAsiaTheme="minorEastAsia" w:hAnsiTheme="majorBidi" w:cstheme="majorBidi"/>
-        </w:rPr>
-        <w:t>Pletzer et al., 2021), underpins vigor, dedication, and absorption as the core of work engagement (Inceoglu &amp; Warr, 2011</w:t>
-      </w:r>
-      <w:r>
-        <w:rPr>
-          <w:rFonts w:asciiTheme="majorBidi" w:eastAsiaTheme="minorEastAsia" w:hAnsiTheme="majorBidi" w:cstheme="majorBidi" w:hint="eastAsia"/>
-        </w:rPr>
-        <w:t xml:space="preserve">; </w:t>
-      </w:r>
-      <w:r>
-        <w:rPr>
-          <w:rFonts w:asciiTheme="majorBidi" w:eastAsiaTheme="minorEastAsia" w:hAnsiTheme="majorBidi" w:cstheme="majorBidi"/>
-        </w:rPr>
-        <w:t>Schaufeli et al., 2002), and is associated with preferences for charismatic leadership (Bass, 1990; Breevaart &amp; de Vries, 2021; Conger, 1999). Agreeableness, reflecting interpersonal adaptability such as tolerance, gentleness, and avoidance of revenge, has consistently been shown to suppress CWB and enhance OCB, to be inversely related to deteriorating abusive and authoritarian relationships, and to be positively associated with democratic, servant, and authentic leadership behaviors (Breevaart &amp; de Vries, 2017; Gandolfi et al., 2017</w:t>
-      </w:r>
-      <w:r>
-        <w:rPr>
-          <w:rFonts w:asciiTheme="majorBidi" w:eastAsiaTheme="minorEastAsia" w:hAnsiTheme="majorBidi" w:cstheme="majorBidi" w:hint="eastAsia"/>
-        </w:rPr>
-        <w:t xml:space="preserve">; </w:t>
-      </w:r>
-      <w:r>
-        <w:rPr>
-          <w:rFonts w:asciiTheme="majorBidi" w:eastAsiaTheme="minorEastAsia" w:hAnsiTheme="majorBidi" w:cstheme="majorBidi"/>
-        </w:rPr>
-        <w:t>Pletzer et al., 2019b; Pletzer et al., 2021; Zettler et al., 2020). Furthermore, evidence indicates that tendencies toward workplace harassment perpetration are linked to low agreeableness (De Hoogh &amp; Den Hartog, 2008</w:t>
-      </w:r>
-      <w:r>
-        <w:rPr>
-          <w:rFonts w:asciiTheme="majorBidi" w:eastAsiaTheme="minorEastAsia" w:hAnsiTheme="majorBidi" w:cstheme="majorBidi" w:hint="eastAsia"/>
-        </w:rPr>
-        <w:t xml:space="preserve">; </w:t>
-      </w:r>
-      <w:r>
-        <w:rPr>
-          <w:rFonts w:asciiTheme="majorBidi" w:eastAsiaTheme="minorEastAsia" w:hAnsiTheme="majorBidi" w:cstheme="majorBidi"/>
-        </w:rPr>
-        <w:t xml:space="preserve">Tepper, 2000). </w:t>
-      </w:r>
-      <w:r>
-        <w:rPr>
-          <w:rFonts w:asciiTheme="majorBidi" w:eastAsiaTheme="minorEastAsia" w:hAnsiTheme="majorBidi" w:cstheme="majorBidi"/>
-        </w:rPr>
-        <w:t xml:space="preserve">Conscientiousness, reflecting self-control, diligence, and adherence to norms, is consistently associated with higher task performance and productivity, higher OCB, and lower CWB, making it one of the most robust traits for </w:t>
-      </w:r>
-      <w:r>
-        <w:rPr>
-          <w:rFonts w:asciiTheme="majorBidi" w:eastAsiaTheme="minorEastAsia" w:hAnsiTheme="majorBidi" w:cstheme="majorBidi"/>
-        </w:rPr>
-        <w:lastRenderedPageBreak/>
-        <w:t>these outcomes (Barrick &amp; Mount, 1991; Pletzer et al., 2021; Pletzer et al., 2019b).</w:t>
-      </w:r>
-      <w:r>
-        <w:rPr>
-          <w:rFonts w:asciiTheme="majorBidi" w:eastAsiaTheme="minorEastAsia" w:hAnsiTheme="majorBidi" w:cstheme="majorBidi"/>
-        </w:rPr>
-        <w:t xml:space="preserve"> It also extends broadly to job satisfaction, safety compliance, and error reduction (Lee et al., 2005; Wallace &amp; Vodanovich, 2003</w:t>
-      </w:r>
-      <w:r>
-        <w:rPr>
-          <w:rFonts w:asciiTheme="majorBidi" w:eastAsiaTheme="minorEastAsia" w:hAnsiTheme="majorBidi" w:cstheme="majorBidi" w:hint="eastAsia"/>
-        </w:rPr>
-        <w:t xml:space="preserve">; </w:t>
-      </w:r>
-      <w:r>
-        <w:rPr>
-          <w:rFonts w:asciiTheme="majorBidi" w:eastAsiaTheme="minorEastAsia" w:hAnsiTheme="majorBidi" w:cstheme="majorBidi"/>
-        </w:rPr>
-        <w:t>Wright &amp; Cropanzano, 2000). Openness to Experience, as a resource of intellectual curiosity, creativity, and novelty seeking, is positively associated with OCB (Pletzer et al., 2021; Thielmann et al., 2020), relates to preferences for and acceptance of transformational and charismatic leadership (Breevaart &amp; de Vries, 2021</w:t>
-      </w:r>
-      <w:r>
-        <w:rPr>
-          <w:rFonts w:asciiTheme="majorBidi" w:eastAsiaTheme="minorEastAsia" w:hAnsiTheme="majorBidi" w:cstheme="majorBidi" w:hint="eastAsia"/>
-        </w:rPr>
-        <w:t xml:space="preserve">; </w:t>
-      </w:r>
-      <w:r>
-        <w:rPr>
-          <w:rFonts w:asciiTheme="majorBidi" w:eastAsiaTheme="minorEastAsia" w:hAnsiTheme="majorBidi" w:cstheme="majorBidi"/>
-        </w:rPr>
-        <w:t>Judge &amp; Bono, 2000), and supports positive attitudes toward organizational diversity and adaptive learning (Anglim et al., 2019; Lee &amp; Ashton, 2004; Schwartz, 1992). Such synergistic effects of domain traits are reflected in specific workplace outcomes: extraversion, conscientiousness, and agreeableness consistently support job satisfaction and performance; Honesty–Humility maintains organizational functioning through high ethicality and low deviance; Emotionality relates to stress responses and exhaustion management (Ashton &amp; Lee, 2007; Maslach &amp; Leiter, 2016</w:t>
-      </w:r>
-      <w:r>
-        <w:rPr>
-          <w:rFonts w:asciiTheme="majorBidi" w:eastAsiaTheme="minorEastAsia" w:hAnsiTheme="majorBidi" w:cstheme="majorBidi" w:hint="eastAsia"/>
-        </w:rPr>
-        <w:t xml:space="preserve">; </w:t>
-      </w:r>
-      <w:r>
-        <w:rPr>
-          <w:rFonts w:asciiTheme="majorBidi" w:eastAsiaTheme="minorEastAsia" w:hAnsiTheme="majorBidi" w:cstheme="majorBidi"/>
-        </w:rPr>
-        <w:t>Saltukoğlu et al., 2019). In particular, democratic leadership corresponds with Honesty–Humility and Conscientiousness, supportive relationships correspond with Agreeableness, and charismatic influence corresponds with Extraversion and Openness—a pattern of “contextualized personality–leadership behavior correspondence” that has been demonstrated both theoretically and empirically (Breevaart &amp; de Vries, 2017</w:t>
-      </w:r>
-      <w:r>
-        <w:rPr>
-          <w:rFonts w:asciiTheme="majorBidi" w:eastAsiaTheme="minorEastAsia" w:hAnsiTheme="majorBidi" w:cstheme="majorBidi" w:hint="eastAsia"/>
-        </w:rPr>
-        <w:t xml:space="preserve">; </w:t>
-      </w:r>
-      <w:r>
-        <w:rPr>
-          <w:rFonts w:asciiTheme="majorBidi" w:eastAsiaTheme="minorEastAsia" w:hAnsiTheme="majorBidi" w:cstheme="majorBidi"/>
-        </w:rPr>
-        <w:t xml:space="preserve">de Vries, 2012; Judge &amp; Bono, 2000). From a human resource practice perspective, the development and validation of SJTs based on HEXACO have demonstrated that personality traits, including Conscientiousness and Honesty–Humility, relate to OCB and selection outcomes while compensating for the limitations of self-report measures (e.g., social desirability, faking). When combined with facet-level evaluations, they allow for more precise predictions of deviance suppression and promotion of citizenship behaviors (Christian et al., 2010; McDaniel et al., 2007; Oostrom et al., 2019; Pletzer et al., 2021). Furthermore, HEXACO traits are also implicated in career turnover intentions and actual turnover: Extraversion and </w:t>
-      </w:r>
-      <w:r>
-        <w:rPr>
-          <w:rFonts w:asciiTheme="majorBidi" w:eastAsiaTheme="minorEastAsia" w:hAnsiTheme="majorBidi" w:cstheme="majorBidi"/>
-        </w:rPr>
-        <w:lastRenderedPageBreak/>
-        <w:t>Openness are linked to change orientation, Conscientiousness and Agreeableness promote retention, and individuals high in Dark Triad traits are more likely to exhibit turnover intentions. Perceived organizational support (POS) particularly enhances engagement when coupled with Extraversion and Conscientiousness (Machiha &amp; Brew, 2019</w:t>
-      </w:r>
-      <w:r>
-        <w:rPr>
-          <w:rFonts w:asciiTheme="majorBidi" w:eastAsiaTheme="minorEastAsia" w:hAnsiTheme="majorBidi" w:cstheme="majorBidi" w:hint="eastAsia"/>
-        </w:rPr>
-        <w:t>;</w:t>
-      </w:r>
-      <w:r>
-        <w:rPr>
-          <w:rFonts w:hint="eastAsia"/>
-        </w:rPr>
-        <w:t xml:space="preserve"> </w:t>
-      </w:r>
-      <w:r>
-        <w:rPr>
-          <w:rFonts w:asciiTheme="majorBidi" w:eastAsiaTheme="minorEastAsia" w:hAnsiTheme="majorBidi" w:cstheme="majorBidi"/>
-        </w:rPr>
-        <w:t>Rhoades &amp; Eisenberger, 2002; Woo, 2011; Zimmerman, 2008). Taken together, HEXACO is a model that transcends leadership (preference/enactment), OCB, CWB, job satisfaction, job performance, turnover intentions, diversity attitudes, health-related indicators (burnout), and measurement/selection as essential aspects of the workplace. In particular, Honesty–Humility, Conscientiousness, Agreeableness, and Extraversion support desirable behaviors through the four functional axes of “ethics/norm compliance—productivity—relationships—vitality.” Emotionality contributes to the management of stress vulnerability, and Openness facilitates learning, innovation, and diversity acceptance, thereby forming a coherent picture supported consistently across theory and practice (Anglim et al., 2019; Ashton &amp; Lee, 2007; Pletzer et al., 2021; Răducu &amp; Stănculescu, 2022).</w:t>
+          <w:rFonts w:asciiTheme="majorBidi" w:hAnsiTheme="majorBidi" w:cstheme="majorBidi"/>
+        </w:rPr>
+      </w:pPr>
+      <w:r>
+        <w:rPr>
+          <w:rFonts w:asciiTheme="majorBidi" w:hAnsiTheme="majorBidi" w:cstheme="majorBidi"/>
+        </w:rPr>
+        <w:t xml:space="preserve">This study was a cross-sectional online survey. Data were collected via a Google Forms questionnaire in which the researcher configured every item as required (i.e., respondents could not submit the form without entering a response to every item; this is a per-form design choice in Google Forms, not an inherent property of the platform). The primary analyses were Spearman rank correlations and hierarchical multiple regression with HC3 heteroscedasticity-consistent standard errors.</w:t>
       </w:r>
     </w:p>
     <w:p>
       <w:pPr>
         <w:pStyle w:val="2"/>
-        <w:rPr>
-          <w:rFonts w:eastAsiaTheme="minorEastAsia"/>
-        </w:rPr>
-      </w:pPr>
-      <w:r>
-        <w:rPr>
-          <w:rFonts w:eastAsiaTheme="minorEastAsia"/>
-        </w:rPr>
-        <w:t xml:space="preserve">Dark Triad </w:t>
-      </w:r>
-      <w:r>
-        <w:rPr>
-          <w:rFonts w:eastAsiaTheme="minorEastAsia" w:hint="eastAsia"/>
-        </w:rPr>
-        <w:t>R</w:t>
-      </w:r>
-      <w:r>
-        <w:rPr>
-          <w:rFonts w:eastAsiaTheme="minorEastAsia"/>
-        </w:rPr>
-        <w:t>esearch in Japan</w:t>
+      </w:pPr>
+      <w:r>
+        <w:t>Participants</w:t>
       </w:r>
     </w:p>
     <w:p>
       <w:pPr>
         <w:ind w:firstLine="720"/>
         <w:rPr>
-          <w:rFonts w:asciiTheme="majorBidi" w:eastAsiaTheme="minorEastAsia" w:hAnsiTheme="majorBidi" w:cstheme="majorBidi"/>
-        </w:rPr>
-      </w:pPr>
-      <w:r>
-        <w:rPr>
-          <w:rFonts w:asciiTheme="majorBidi" w:eastAsiaTheme="minorEastAsia" w:hAnsiTheme="majorBidi" w:cstheme="majorBidi"/>
-        </w:rPr>
-        <w:t>The foregoing discussion suggests that, while integrating HEXACO and the Dark Triad can be informative for understanding workplace behaviors, the modes of expression and effect sizes of these personality tendencies may vary across cultural contexts. This point is particularly important because much of the evidence base on dark traits and workplace deviance has been accumulated in Western, educated, industrialized, rich, and democratic (WEIRD) settings, raising questions about the extent to which established associations generalize to non-WEIRD populations</w:t>
-      </w:r>
-      <w:r>
-        <w:rPr>
-          <w:rFonts w:asciiTheme="majorBidi" w:eastAsiaTheme="minorEastAsia" w:hAnsiTheme="majorBidi" w:cstheme="majorBidi" w:hint="eastAsia"/>
-        </w:rPr>
-        <w:t xml:space="preserve"> (</w:t>
-      </w:r>
-      <w:r>
-        <w:rPr>
-          <w:rFonts w:asciiTheme="majorBidi" w:eastAsiaTheme="minorEastAsia" w:hAnsiTheme="majorBidi" w:cstheme="majorBidi"/>
-        </w:rPr>
-        <w:t>Henrich et al., 2010</w:t>
-      </w:r>
-      <w:r>
-        <w:rPr>
-          <w:rFonts w:asciiTheme="majorBidi" w:eastAsiaTheme="minorEastAsia" w:hAnsiTheme="majorBidi" w:cstheme="majorBidi" w:hint="eastAsia"/>
-        </w:rPr>
-        <w:t>)</w:t>
-      </w:r>
-      <w:r>
-        <w:rPr>
-          <w:rFonts w:asciiTheme="majorBidi" w:eastAsiaTheme="minorEastAsia" w:hAnsiTheme="majorBidi" w:cstheme="majorBidi"/>
-        </w:rPr>
-        <w:t xml:space="preserve">. Accordingly, the present section reviews the accumulation of Dark Triad research in Japan, highlights cultural and measurement considerations, and organizes issues relevant for subsequent hypothesis formulation and for interpreting findings within a broader cross-cultural framework. In Japan, </w:t>
-      </w:r>
-      <w:r>
-        <w:rPr>
-          <w:rFonts w:asciiTheme="majorBidi" w:eastAsiaTheme="minorEastAsia" w:hAnsiTheme="majorBidi" w:cstheme="majorBidi"/>
-        </w:rPr>
-        <w:lastRenderedPageBreak/>
-        <w:t xml:space="preserve">Dark Triad research has advanced through the development and adaptation of measurement instruments and through empirical investigations that explicitly consider cultural validity. Following Japanese adaptations of short-form measures (Shimotsukasa &amp; Oshio, 2017; Tamura et al., 2015), methodological discussions attentive to measurement equivalence and cross-cultural comparability have accompanied these developments (Byrne &amp; Campbell, 1999; Schmitt et al., 2007; van de Vijver &amp; Leung, 2000). Such work is crucial because cross-cultural differences in response styles, social desirability, and normative constraints can </w:t>
-      </w:r>
-      <w:r>
-        <w:rPr>
-          <w:rFonts w:asciiTheme="majorBidi" w:eastAsiaTheme="minorEastAsia" w:hAnsiTheme="majorBidi" w:cstheme="majorBidi"/>
-        </w:rPr>
-        <w:t>shape</w:t>
-      </w:r>
-      <w:r>
-        <w:rPr>
-          <w:rFonts w:asciiTheme="majorBidi" w:eastAsiaTheme="minorEastAsia" w:hAnsiTheme="majorBidi" w:cstheme="majorBidi"/>
-        </w:rPr>
-        <w:t xml:space="preserve"> observed associations and may lead to apparent differences in trait–outcome links even when constructs are conceptually similar. Regarding Machiavellianism, repeated findings have documented its connections with manipulative strategies such as “persuasion, ingratiation, and self-disclosure” (Shimotsukasa &amp; Oshio, 2019; Tada &amp; Oshio, 2018). Machiavellianism has also been widely reported to relate to interpersonal aversion and avoidance of being disliked (Koshinaka, 2020), has been linked to tendencies toward gambling disorder (Takada, 2023), and has been shown to align with low Agreeableness and low Honesty–Humility within the frameworks of the FFM and HEXACO (Kiire, 2016). Regarding psychopathy, domestic reviews have summarized classical characteristics such as lack of empathy and dominant, aggressive manipulation (Masui &amp; Ura, 2018). Empirical studies have reported associations with interpersonal aversion, avoidance of being disliked, and gender differences (Koshinaka, 2020). A proposed model indicates that psychopathy directly increases loneliness while also exerting effects indirectly via experiences of social exclusion (Tomii &amp; Oshio, 2024). Research using empathy tasks with photographs of expressed emotions further suggests that the magnitude or pattern of these associations may fluctuate by gender (Fukui et al., 2017, 2018), and psychopathy has also been shown to relate to both self-enhancing and self-deprecating manipulative strategies (Shimotsukasa &amp; Oshio, 2019). Regarding narcissism, domestic reviews have emphasized its duality—rooted in </w:t>
-      </w:r>
-      <w:r>
-        <w:rPr>
-          <w:rFonts w:asciiTheme="majorBidi" w:eastAsiaTheme="minorEastAsia" w:hAnsiTheme="majorBidi" w:cstheme="majorBidi"/>
-        </w:rPr>
-        <w:lastRenderedPageBreak/>
-        <w:t xml:space="preserve">superiority maintenance and the need for admiration—while also noting potentially adaptive aspects depending on situational demands (Masui &amp; Ura, 2018). Empirical findings suggest that narcissism weakens interpersonal aversion and is positively associated with respect and affection (Koshinaka, 2020), that it exerts a negative direct effect on loneliness and also suppresses the impact of exclusion experiences (Tomii &amp; Oshio, 2024), and that in strategic interpersonal contexts it may connect with short-term mating strategies through mate retention behaviors (Kiire &amp; Ochi, 2017). In the domain of everyday prosociality, it has also been reported that the contributions of the Dark Triad as a whole are limited in Japanese samples (Oda &amp; Matsumoto-Oda, 2022). Taken together, Japanese research on the Dark Triad has expanded into multiple domains—manipulative strategies, interpersonal emotions, loneliness and exclusion processes, gambling-related tendencies, mating strategies, and prosociality—providing a rich foundation for examining how dark traits manifest within a non-WEIRD cultural setting. However, despite the implications of overseas meta-analyses linking dark traits to workplace deviance (O’Boyle et al., 2012), systematic examinations of direct associations with workplace harassment in Japan remain limited. This gap is consequential not only for applied prevention efforts but also for cross-cultural theory-building: </w:t>
-      </w:r>
-      <w:r>
-        <w:rPr>
-          <w:rFonts w:asciiTheme="majorBidi" w:eastAsiaTheme="minorEastAsia" w:hAnsiTheme="majorBidi" w:cstheme="majorBidi"/>
-        </w:rPr>
-        <w:t>if cultural norms and institutional contexts are associated with differences in how dark tendencies relate to workplace behaviors</w:t>
-      </w:r>
-      <w:r>
-        <w:rPr>
-          <w:rFonts w:asciiTheme="majorBidi" w:eastAsiaTheme="minorEastAsia" w:hAnsiTheme="majorBidi" w:cstheme="majorBidi"/>
-        </w:rPr>
-        <w:t xml:space="preserve">, then effect sizes and pathways observed in WEIRD samples may not fully generalize to Japanese organizational settings. Future research should therefore pursue longitudinal and context-dependent investigations that integrate HEXACO—particularly Honesty–Humility—while paying careful attention to measurement equivalence (Byrne &amp; Campbell, 1999; Schmitt et al., 2007; van de Vijver &amp; Leung, 2000). </w:t>
-      </w:r>
-      <w:r>
-        <w:rPr>
-          <w:rFonts w:asciiTheme="majorBidi" w:eastAsiaTheme="minorEastAsia" w:hAnsiTheme="majorBidi" w:cstheme="majorBidi"/>
-        </w:rPr>
-        <w:t xml:space="preserve">By examining harassment perpetration tendencies in Japan, the present study helps address this cross-cultural generalizability issue and provides an empirical basis for discussing how cultural contexts may relate to the expression of dark traits and moral </w:t>
-      </w:r>
-      <w:r>
-        <w:rPr>
-          <w:rFonts w:asciiTheme="majorBidi" w:eastAsiaTheme="minorEastAsia" w:hAnsiTheme="majorBidi" w:cstheme="majorBidi"/>
-        </w:rPr>
-        <w:lastRenderedPageBreak/>
-        <w:t>personality tendencies.</w:t>
+          <w:rFonts w:asciiTheme="majorBidi" w:hAnsiTheme="majorBidi" w:cstheme="majorBidi"/>
+        </w:rPr>
+      </w:pPr>
+      <w:r>
+        <w:rPr>
+          <w:rFonts w:asciiTheme="majorBidi" w:hAnsiTheme="majorBidi" w:cstheme="majorBidi"/>
+        </w:rPr>
+        <w:t xml:space="preserve">Participants were recruited through the Lancers crowdsourcing platform (https://www.lancers.jp), and 380 individuals responded to the survey. Participation was restricted to currently employed adults; respondents were required at survey entry to confirm that they were presently employed, and those who indicated otherwise were not allowed to proceed. After excluding inattentive responses (e.g., the same option selected consecutively across long item blocks, extremely short or long total response times) and duplicate submissions according to predefined rules, the final analytic sample consisted of 354 currently employed Japanese adults (134 men, 220 women). The age distribution was 32 participants aged 18–19, 100 in their 20s, 124 in their 30s, 70 in their 40s, and 28 aged 50 or older. Although the sample included younger respondents, all participants confirmed current employment status, ensuring that responses to the harassment measures were grounded in actual occupational experience rather than hypothetical judgments. No homemakers or unemployed individuals were retained. Because every Google Forms item was configured as required by the researcher, item-level missingness from skipped items did not arise; a very small number of technical missing values (≤ 0.3% in any indicator) corresponded to data-cleaning anomalies (e.g., out-of-range entries flagged during validation) and were handled by complete-case analysis with negligible impact on the results. Managerial status (i.e., whether the respondent currently held a formally supervisory role with subordinates) was not assessed at intake and is therefore not available as a covariate; the implications of this for the interpretation of the power-harassment items are addressed in the Limitations.</w:t>
       </w:r>
     </w:p>
     <w:p>
       <w:pPr>
         <w:pStyle w:val="2"/>
-        <w:rPr>
-          <w:rFonts w:eastAsiaTheme="minorEastAsia"/>
-        </w:rPr>
-      </w:pPr>
-      <w:r>
-        <w:rPr>
-          <w:rFonts w:eastAsiaTheme="minorEastAsia"/>
-        </w:rPr>
-        <w:t xml:space="preserve">Purpose of the </w:t>
-      </w:r>
-      <w:r>
-        <w:rPr>
-          <w:rFonts w:eastAsiaTheme="minorEastAsia" w:hint="eastAsia"/>
-        </w:rPr>
-        <w:t>S</w:t>
-      </w:r>
-      <w:r>
-        <w:rPr>
-          <w:rFonts w:eastAsiaTheme="minorEastAsia"/>
-        </w:rPr>
-        <w:t>tudy</w:t>
+      </w:pPr>
+      <w:r>
+        <w:t>Ethical Considerations</w:t>
       </w:r>
     </w:p>
     <w:p>
       <w:pPr>
         <w:ind w:firstLine="720"/>
         <w:rPr>
-          <w:rFonts w:asciiTheme="majorBidi" w:eastAsiaTheme="minorEastAsia" w:hAnsiTheme="majorBidi" w:cstheme="majorBidi"/>
-          <w:b/>
-        </w:rPr>
-      </w:pPr>
-      <w:r>
-        <w:rPr>
-          <w:rFonts w:asciiTheme="majorBidi" w:eastAsiaTheme="minorEastAsia" w:hAnsiTheme="majorBidi" w:cstheme="majorBidi"/>
-        </w:rPr>
-        <w:t xml:space="preserve">The present study examines how dark personality traits and broad personality dimensions are associated with workplace harassment perpetration tendencies among Japanese adults. Specifically, we focus on the Dark Triad traits—narcissism, Machiavellianism, and psychopathy—and their associations with two forms of self-reported harassment perpetration tendencies: power harassment and gender harassment. We further examine whether the HEXACO personality dimensions, with a particular focus on Honesty–Humility (H–H) as the core morality-related dimension of the HEXACO model, are associated with additional variance in harassment perpetration tendencies beyond the Dark Triad and key demographic covariates. A central rationale for introducing HEXACO alongside the Dark Triad is that these frameworks are conceptually related yet not redundant. Although the Dark Triad and Honesty–Humility both capture individual differences along a selfishness versus moral/other-regarding orientation, they are theorized to reflect distinct aspects of moral functioning. Accordingly, in hierarchical regression terms, the variance in Honesty–Humility that remains after accounting for the Dark Triad can be interpreted as a broader fairness-, sincerity-, and non-exploitative disposition that is not reducible to dark trait content. Evidence that this residual component of Honesty–Humility is associated with harassment perpetration tendencies would suggest that workplace harassment perpetration tendencies are linked not only to “dark” dispositions but also to broader moral personality tendencies captured by HEXACO. Beyond examining main effects, we also test whether Honesty–Humility moderates the associations between Dark Triad traits and harassment perpetration tendencies. Dark traits reflect dispositional tendencies toward self-interest, manipulation, and callousness, but such tendencies may not be expressed uniformly in workplace contexts. Honesty–Humility captures a broader moral orientation characterized by </w:t>
-      </w:r>
-      <w:r>
-        <w:rPr>
-          <w:rFonts w:asciiTheme="majorBidi" w:eastAsiaTheme="minorEastAsia" w:hAnsiTheme="majorBidi" w:cstheme="majorBidi"/>
-        </w:rPr>
-        <w:lastRenderedPageBreak/>
-        <w:t xml:space="preserve">sincerity, fairness, and non-exploitation, </w:t>
-      </w:r>
-      <w:r>
-        <w:rPr>
-          <w:rFonts w:asciiTheme="majorBidi" w:eastAsiaTheme="minorEastAsia" w:hAnsiTheme="majorBidi" w:cstheme="majorBidi"/>
-        </w:rPr>
-        <w:t>which may be associated with weaker expression of opportunistic or aggressive behaviors.</w:t>
-      </w:r>
-      <w:r>
-        <w:rPr>
-          <w:rFonts w:asciiTheme="majorBidi" w:eastAsiaTheme="minorEastAsia" w:hAnsiTheme="majorBidi" w:cstheme="majorBidi"/>
-        </w:rPr>
-        <w:t xml:space="preserve"> From this perspective, employees high in dark traits may report stronger harassment perpetration tendencies when Honesty–Humility is low, whereas higher Honesty–Humility may be associated with a weaker linkage between dark traits and harassment perpetration tendencies. Importantly, </w:t>
-      </w:r>
-      <w:r>
-        <w:rPr>
-          <w:rFonts w:asciiTheme="majorBidi" w:eastAsiaTheme="minorEastAsia" w:hAnsiTheme="majorBidi" w:cstheme="majorBidi"/>
-        </w:rPr>
-        <w:t>this moderation test is theory-driven, reflecting the premise that moral dispositions may be associated with a weaker expression of socially aversive traits in behavior.</w:t>
-      </w:r>
-      <w:r>
-        <w:rPr>
-          <w:rFonts w:asciiTheme="majorBidi" w:eastAsiaTheme="minorEastAsia" w:hAnsiTheme="majorBidi" w:cstheme="majorBidi"/>
-        </w:rPr>
-        <w:t xml:space="preserve"> Analytically, we first report bivariate associations between each personality trait and harassment perpetration tendencies. We then conduct hierarchical multiple regression analyses in which demographic covariates (e.g., age, gender, and region) and the Dark Triad traits are entered before adding the HEXACO dimensions to evaluate incremental explanatory value (i.e., changes in explained variance). Finally, we estimate models including Dark Triad × Honesty–Humility interaction terms to evaluate whether Honesty–Humility qualifies the extent to which dark traits are associated with harassment perpetration tendencies. Through these analyses, we examine whether positive associations between dark traits and workplace deviance-related outcomes reported in prior research are also observed in Japanese data, while clarifying how HEXACO—particularly Honesty–Humility—relates to harassment perpetration tendencies in a cultural context that remains comparatively underrepresented in the literature. Accordingly, we propose the following hypotheses, tested separately for power harassment and gender harassment. The Dark Triad traits are expected to show positive associations with harassment perpetration tendencies (H1a: psychopathy; H1b: Machiavellianism; H1c: narcissism). In contrast, Honesty–Humility is expected to be negatively associated with both harassment perpetration tendencies (H2a), and Agreeableness is expected to show an additional negative association (H2b). Beyond these main effects, we hypothesize that adding the HEXACO dimensions—especially Honesty–Humility—will show incremental explanatory value over </w:t>
-      </w:r>
-      <w:r>
-        <w:rPr>
-          <w:rFonts w:asciiTheme="majorBidi" w:eastAsiaTheme="minorEastAsia" w:hAnsiTheme="majorBidi" w:cstheme="majorBidi"/>
-        </w:rPr>
-        <w:lastRenderedPageBreak/>
-        <w:t xml:space="preserve">and above demographic covariates and the Dark Triad (H3). Finally, we hypothesize a moderation pattern whereby the positive associations between Dark Triad traits and harassment perpetration tendencies are stronger at lower levels of Honesty–Humility, </w:t>
-      </w:r>
-      <w:r>
-        <w:rPr>
-          <w:rFonts w:asciiTheme="majorBidi" w:eastAsiaTheme="minorEastAsia" w:hAnsiTheme="majorBidi" w:cstheme="majorBidi"/>
-        </w:rPr>
-        <w:t>such that the association between dark traits and harassment perpetration tendencies is weaker at higher levels of Honesty–Humility (H4).</w:t>
-      </w:r>
-    </w:p>
-    <w:p>
-      <w:pPr>
-        <w:pStyle w:val="1"/>
-      </w:pPr>
-      <w:r>
-        <w:t>Methods</w:t>
+          <w:rFonts w:asciiTheme="majorBidi" w:hAnsiTheme="majorBidi" w:cstheme="majorBidi"/>
+        </w:rPr>
+      </w:pPr>
+      <w:r>
+        <w:rPr>
+          <w:rFonts w:asciiTheme="majorBidi" w:hAnsiTheme="majorBidi" w:cstheme="majorBidi"/>
+        </w:rPr>
+        <w:t xml:space="preserve">Prior to questionnaire administration, participants were provided with written information about the purpose of the study, the procedures, the voluntary nature of participation and their right to withdraw at any time without penalty, the privacy-protection procedures (including the separate storage and subsequent permanent deletion of crowdsourcing-platform user identifiers, the retention of only de-identified questionnaire data, and the public archiving of the de-identified dataset), and the planned dissemination of results. All participants provided informed consent before responding to the questionnaire. Crowdsourcing-platform user identifiers were temporarily linked to questionnaire responses solely for the purpose of disbursing participant compensation and were permanently deleted after payment, after which the dataset retained for analysis and public release contained no direct or indirect identifiers (the dataset was de-identified, not anonymously collected). The study protocol was reviewed and approved by the Institutional Review Board of the Public Health Research Foundation (Reference No. 25G0001), an independent ethics review body unaffiliated with the author and SUNBLAZE Co., Ltd.</w:t>
       </w:r>
     </w:p>
     <w:p>
@@ -1097,7 +437,7 @@
         <w:pStyle w:val="2"/>
       </w:pPr>
       <w:r>
-        <w:t>Research Design and Implementation</w:t>
+        <w:t>Measurement Instruments</w:t>
       </w:r>
     </w:p>
     <w:p>
@@ -1111,15 +451,19 @@
         <w:rPr>
           <w:rFonts w:asciiTheme="majorBidi" w:hAnsiTheme="majorBidi" w:cstheme="majorBidi"/>
         </w:rPr>
-        <w:t>This study was conducted as a cross-sectional survey. Data collection was carried out online using Google Forms as the response platform. The main analyses were rank correlations and multiple regressions, and the regression estimates adopted HC3 robust standard errors to account for non-normality and heteroscedasticity.</w:t>
-      </w:r>
-    </w:p>
-    <w:p>
-      <w:pPr>
-        <w:pStyle w:val="2"/>
-      </w:pPr>
-      <w:r>
-        <w:t>Participants</w:t>
+        <w:t>Personality traits were measured using the Japanese version of the HEXACO-60 (Wakabayashi, 2014), which consists of 60 items assessing six domains: Honesty–Humility, Emotionality, Extraversion, Agreeableness, Conscientiousness, and Openness. Items are rated on a 5-point Likert scale ranging from 1 (strongly disagree) to 5 (strongly agree). In the present sample, internal consistency coefficients were α = .</w:t>
+      </w:r>
+      <w:r>
+        <w:rPr>
+          <w:rFonts w:asciiTheme="majorBidi" w:hAnsiTheme="majorBidi" w:cstheme="majorBidi" w:hint="eastAsia"/>
+        </w:rPr>
+        <w:t>5</w:t>
+      </w:r>
+      <w:r>
+        <w:rPr>
+          <w:rFonts w:asciiTheme="majorBidi" w:hAnsiTheme="majorBidi" w:cstheme="majorBidi"/>
+        </w:rPr>
+        <w:t>71 for Honesty–Humility, α = .830 for Emotionality, α = .621 for Extraversion, α = .783 for Agreeableness, α = .815 for Conscientiousness, and α = .804 for Openness.</w:t>
       </w:r>
     </w:p>
     <w:p>
@@ -1133,58 +477,7 @@
         <w:rPr>
           <w:rFonts w:asciiTheme="majorBidi" w:hAnsiTheme="majorBidi" w:cstheme="majorBidi"/>
         </w:rPr>
-        <w:t>Participants were recruited through the Lancers crowdsourcing platform (https://www.lancers.jp), and 380 individuals responded to the survey. Participation was restricted to currently employed adults. At the beginning of the survey, respondents were required to confirm that they were presently employed in a workplace setting. Individuals who indicated that they were not employed were not allowed to proceed with the survey. Thus, the study exclusively targeted individuals with actual workplace experience.</w:t>
-      </w:r>
-      <w:r>
-        <w:rPr>
-          <w:rFonts w:asciiTheme="majorBidi" w:hAnsiTheme="majorBidi" w:cstheme="majorBidi" w:hint="eastAsia"/>
-        </w:rPr>
-        <w:t xml:space="preserve"> </w:t>
-      </w:r>
-      <w:r>
-        <w:rPr>
-          <w:rFonts w:asciiTheme="majorBidi" w:hAnsiTheme="majorBidi" w:cstheme="majorBidi"/>
-        </w:rPr>
-        <w:t>Based on predefined criteria, inattentive responses (e.g., selecting the same option consecutively, extremely short or long response times) and duplicate responses were excluded. The final analytic sample consisted of 354 currently employed participants. Of these, 134 were men and 220 were women.</w:t>
-      </w:r>
-      <w:r>
-        <w:rPr>
-          <w:rFonts w:asciiTheme="majorBidi" w:hAnsiTheme="majorBidi" w:cstheme="majorBidi" w:hint="eastAsia"/>
-        </w:rPr>
-        <w:t xml:space="preserve"> </w:t>
-      </w:r>
-      <w:r>
-        <w:rPr>
-          <w:rFonts w:asciiTheme="majorBidi" w:hAnsiTheme="majorBidi" w:cstheme="majorBidi"/>
-        </w:rPr>
-        <w:t xml:space="preserve">The age distribution was as follows: 32 participants aged 18–19, 100 in their 20s, 124 in their 30s, 70 in their 40s, and 28 aged 50 or older. Although the sample included younger respondents, all participants confirmed current employment status, ensuring that responses to the workplace harassment measures were based on actual occupational experience rather than hypothetical judgments. </w:t>
-      </w:r>
-      <w:r>
-        <w:rPr>
-          <w:rFonts w:asciiTheme="majorBidi" w:hAnsiTheme="majorBidi" w:cstheme="majorBidi"/>
-        </w:rPr>
-        <w:lastRenderedPageBreak/>
-        <w:t>No full-time homemakers or unemployed individuals were included in the final sample.</w:t>
-      </w:r>
-      <w:r>
-        <w:rPr>
-          <w:rFonts w:asciiTheme="majorBidi" w:hAnsiTheme="majorBidi" w:cstheme="majorBidi" w:hint="eastAsia"/>
-        </w:rPr>
-        <w:t xml:space="preserve"> </w:t>
-      </w:r>
-      <w:r>
-        <w:rPr>
-          <w:rFonts w:asciiTheme="majorBidi" w:hAnsiTheme="majorBidi" w:cstheme="majorBidi"/>
-        </w:rPr>
-        <w:t>Due to the design of Google Forms, all items were mandatory; therefore, item-level missing responses did not occur. In the raw dataset, a very small number of technical missing values were observed in certain indicators (at most less than 0.3%). Complete-case analysis indicated that their impact on the results was negligible.</w:t>
-      </w:r>
-    </w:p>
-    <w:p>
-      <w:pPr>
-        <w:pStyle w:val="2"/>
-      </w:pPr>
-      <w:r>
-        <w:t>Ethical Considerations</w:t>
+        <w:t>The Dark Triad traits were assessed using the Japanese version of the Short Dark Triad (SD3-J; Shimotsukasa &amp; Oshio, 2017), consisting of 27 items (9 items each for Machiavellianism, Narcissism, and Psychopathy), rated on a 5-point Likert scale. In the present sample, internal consistency coefficients were α = .767 for Machiavellianism, α = .778 for Narcissism, and α = .708 for Psychopathy, with α = .842 for the SD3-J total score.</w:t>
       </w:r>
     </w:p>
     <w:p>
@@ -1198,15 +491,7 @@
         <w:rPr>
           <w:rFonts w:asciiTheme="majorBidi" w:hAnsiTheme="majorBidi" w:cstheme="majorBidi"/>
         </w:rPr>
-        <w:t xml:space="preserve">Prior to questionnaire administration, participants were provided with written information about the purpose of the study, the procedures, the voluntary nature of participation and their right to withdraw at any time without penalty, the privacy-protection procedures (including the separate storage and subsequent permanent deletion of crowdsourcing-platform user identifiers, the retention of only de-identified questionnaire data, and the public archiving of the de-identified dataset), and the planned dissemination of results. All participants provided informed consent before responding to the questionnaire. Crowdsourcing-platform user identifiers were temporarily linked to questionnaire responses solely for the purpose of disbursing participant compensation and were permanently deleted after payment, after which the dataset retained for analysis and public release contained no direct or indirect identifiers (the dataset was de-identified, not anonymously collected). The study protocol was reviewed and approved by the Institutional Review Board of the Public Health Research Foundation (Reference No. 25G0001), an independent ethics review body unaffiliated with the author and SUNBLAZE Co., Ltd.</w:t>
-      </w:r>
-    </w:p>
-    <w:p>
-      <w:pPr>
-        <w:pStyle w:val="2"/>
-      </w:pPr>
-      <w:r>
-        <w:t>Measurement Instruments</w:t>
+        <w:t xml:space="preserve">Power harassment was assessed using the Workplace Power Harassment Scale developed by Tou et al. (2017). The scale comprises 18 items loading on three factors: power-harassing behaviors (12 items), power-harassment climate (4 items), and power-harassing attitudes (2 items). Following Tou et al. (2017), the 'climate' factor here is supervisor-centered (subordinate constriction and silence around the supervisor) rather than a general organizational climate; the attitude factor reflects a domineering and non-receptive stance that can underlie and legitimize coercive supervision; and the original validation supported the three-factor structure (CFI = .962, RMSEA = .074). Participants responded with reference to their actual workplace, indicating the extent to which (a) they had engaged in the listed behaviors, (b) their interpersonal context was characterized by subordinate constriction and silence, and (c) they endorsed the attitude items, on a 3-point scale (1 = not applicable, 2 = applicable once, 3 = applicable multiple times). Internal consistency in the present sample was α = .862 (behaviors), α = .730 (climate), α = .760 (attitudes), and α = .880 (total). Importantly, this composite combines three conceptually distinct components—a behavioral perpetration component, an attitudinal endorsement component, and an interpersonal-climate component reflecting subordinate reactions—into a single perpetration-tendency index. We acknowledge this criterion heterogeneity explicitly: the composite is not a pure behavioral-frequency measure, and substantively it is best read as a perpetration-related composite that bundles behavior, attitude, and supervisor-centered interpersonal dynamics. Because the publicly archived dataset (see Data Availability) retains only the composite total—not the 18 individual items—subscale-level multiple regressions cannot be reproduced from the released file by external readers, although the conceptual implications of the composite structure are revisited in the Limitations. The item-level limitations are also revisited in connection with the sample composition: the items presuppose a relational context in which the respondent occupies a position with subordinates, and managerial status was not separately assessed (see Limitations).</w:t>
       </w:r>
     </w:p>
     <w:p>
@@ -1220,19 +505,7 @@
         <w:rPr>
           <w:rFonts w:asciiTheme="majorBidi" w:hAnsiTheme="majorBidi" w:cstheme="majorBidi"/>
         </w:rPr>
-        <w:t>Personality traits were measured using the Japanese version of the HEXACO-60 (Wakabayashi, 2014), which consists of 60 items assessing six domains: Honesty–Humility, Emotionality, Extraversion, Agreeableness, Conscientiousness, and Openness. Items are rated on a 5-point Likert scale ranging from 1 (strongly disagree) to 5 (strongly agree). In the present sample, internal consistency coefficients were α = .</w:t>
-      </w:r>
-      <w:r>
-        <w:rPr>
-          <w:rFonts w:asciiTheme="majorBidi" w:hAnsiTheme="majorBidi" w:cstheme="majorBidi" w:hint="eastAsia"/>
-        </w:rPr>
-        <w:t>5</w:t>
-      </w:r>
-      <w:r>
-        <w:rPr>
-          <w:rFonts w:asciiTheme="majorBidi" w:hAnsiTheme="majorBidi" w:cstheme="majorBidi"/>
-        </w:rPr>
-        <w:t>71 for Honesty–Humility, α = .830 for Emotionality, α = .621 for Extraversion, α = .783 for Agreeableness, α = .815 for Conscientiousness, and α = .804 for Openness.</w:t>
+        <w:t>Gender harassment was assessed using the Gender Harassment Scale developed by Kobayashi and Tanaka (2010). The scale consists of 13 items and a two-factor structure reflecting (a) gender-harassing commission behaviors and (b) gender-harassing omission behaviors in workplace contexts. Commission items capture behaviors that impose gender-role expectations on women, whereas omission items reflect withholding opportunities or expectations based on gender. Responses were rated on a 5-point frequency scale (1 = never engaged in the behavior, 5 = frequently engaged in the behavior). In the original validation study, internal consistency coefficients were reported as α = .815 for the commission subscale and α = .868 for the omission subscale, with similar estimates reported in subsequent samples (α = .848 and .845, respectively). In the present sample, internal consistency coefficients were α = .876 for commission behaviors, α = .812 for omission behaviors, and α = .901 for the total gender harassment index.</w:t>
       </w:r>
     </w:p>
     <w:p>
@@ -1246,81 +519,7 @@
         <w:rPr>
           <w:rFonts w:asciiTheme="majorBidi" w:hAnsiTheme="majorBidi" w:cstheme="majorBidi"/>
         </w:rPr>
-        <w:t>The Dark Triad traits were assessed using the Japanese version of the Short Dark Triad (SD3-J; Shimotsukasa &amp; Oshio, 2017), consisting of 27 items (9 items each for Machiavellianism, Narcissism, and Psychopathy), rated on a 5-point Likert scale. In the present sample, internal consistency coefficients were α = .767 for Machiavellianism, α = .778 for Narcissism, and α = .708 for Psychopathy, with α = .842 for the SD3-J total score.</w:t>
-      </w:r>
-    </w:p>
-    <w:p>
-      <w:pPr>
-        <w:ind w:firstLine="720"/>
-        <w:rPr>
-          <w:rFonts w:asciiTheme="majorBidi" w:hAnsiTheme="majorBidi" w:cstheme="majorBidi"/>
-        </w:rPr>
-      </w:pPr>
-      <w:r>
-        <w:rPr>
-          <w:rFonts w:asciiTheme="majorBidi" w:hAnsiTheme="majorBidi" w:cstheme="majorBidi"/>
-        </w:rPr>
-        <w:t xml:space="preserve">Power harassment was assessed using the Workplace Power Harassment Scale </w:t>
-      </w:r>
-      <w:r>
-        <w:rPr>
-          <w:rFonts w:asciiTheme="majorBidi" w:hAnsiTheme="majorBidi" w:cstheme="majorBidi"/>
-        </w:rPr>
-        <w:lastRenderedPageBreak/>
-        <w:t xml:space="preserve">developed by Tou et al. (2017). The scale comprises 18 items loading on three factors: power-harassing behaviors (12 items), power-harassment climate (4 items), and power-harassing attitudes (2 items). Importantly, in this instrument the “climate” factor does not refer to a general organizational climate; rather, it captures supervisor-centered interpersonal dynamics manifested as subordinate constriction and silence around the supervisor (e.g., subordinates acting while watching the supervisor’s mood, becoming tense or quiet when the supervisor joins a conversation, and the absence of subordinates who voice disagreement). In other words, the climate items index an observable relational consequence of the supervisor’s coercive presence. The attitude factor reflects a domineering and non-receptive stance that can underlie and legitimize coercive supervision (e.g., not admitting one’s mistakes when criticized and not listening to dissenting views). Consistent with the original validation, Tou et al. (2017) conceptualized workplace power harassment as a multifaceted construct encompassing abusive enactment, attitudinal endorsement, and the supervisor-focused coercive interpersonal dynamics reflected in subordinate constriction; confirmatory factor analysis in the original study supported the three-factor structure (CFI = .962, RMSEA = .074). In the present study, participants (supervisors) responded with reference to their actual workplace, indicating the extent to which (a) they had engaged in the listed behaviors, (b) their supervision was accompanied by subordinate constriction and silence around them, and (c) they endorsed the attitude items. Responses were rated on a 3-point scale (1 = not applicable, 2 = applicable once, 3 = applicable multiple times). In the present sample, internal consistency coefficients were α = .862 for behaviors, α = .730 for climate, α = .760 for attitudes, and α = .880 for the total index. Accordingly, we treated the three subcomponents as complementary indicators of a single higher-order construct of workplace power harassment and used the total score as a perpetration-related composite (behavioral enactment plus supervisor-centered coercive dynamics and attitudinal endorsement), rather </w:t>
-      </w:r>
-      <w:r>
-        <w:rPr>
-          <w:rFonts w:asciiTheme="majorBidi" w:hAnsiTheme="majorBidi" w:cstheme="majorBidi"/>
-        </w:rPr>
-        <w:lastRenderedPageBreak/>
-        <w:t>than as a pure behavioral frequency count. As a sensitivity check, we also examined the behavioral subscale separately (reported in Supplementary Materials / Appendix), and the substantive conclusions were unchanged.</w:t>
-      </w:r>
-    </w:p>
-    <w:p>
-      <w:pPr>
-        <w:ind w:firstLine="720"/>
-        <w:rPr>
-          <w:rFonts w:asciiTheme="majorBidi" w:hAnsiTheme="majorBidi" w:cstheme="majorBidi"/>
-        </w:rPr>
-      </w:pPr>
-      <w:r>
-        <w:rPr>
-          <w:rFonts w:asciiTheme="majorBidi" w:hAnsiTheme="majorBidi" w:cstheme="majorBidi"/>
-        </w:rPr>
-        <w:t>Gender harassment was assessed using the Gender Harassment Scale developed by Kobayashi and Tanaka (2010). The scale consists of 13 items and a two-factor structure reflecting (a) gender-harassing commission behaviors and (b) gender-harassing omission behaviors in workplace contexts. Commission items capture behaviors that impose gender-role expectations on women, whereas omission items reflect withholding opportunities or expectations based on gender. Responses were rated on a 5-point frequency scale (1 = never engaged in the behavior, 5 = frequently engaged in the behavior). In the original validation study, internal consistency coefficients were reported as α = .815 for the commission subscale and α = .868 for the omission subscale, with similar estimates reported in subsequent samples (α = .848 and .845, respectively). In the present sample, internal consistency coefficients were α = .876 for commission behaviors, α = .812 for omission behaviors, and α = .901 for the total gender harassment index.</w:t>
-      </w:r>
-    </w:p>
-    <w:p>
-      <w:pPr>
-        <w:ind w:firstLine="720"/>
-        <w:rPr>
-          <w:rFonts w:asciiTheme="majorBidi" w:hAnsiTheme="majorBidi" w:cstheme="majorBidi"/>
-        </w:rPr>
-      </w:pPr>
-      <w:r>
-        <w:rPr>
-          <w:rFonts w:asciiTheme="majorBidi" w:hAnsiTheme="majorBidi" w:cstheme="majorBidi"/>
-        </w:rPr>
-        <w:t>For the primary regression analyses, subscale scores of the harassment measures were aggregated into overall indices of power harassment and gender harassment. This decision was based on the conceptual focus of the present study on harassment</w:t>
-      </w:r>
-      <w:r>
-        <w:rPr>
-          <w:rFonts w:asciiTheme="majorBidi" w:hAnsiTheme="majorBidi" w:cstheme="majorBidi" w:hint="eastAsia"/>
-        </w:rPr>
-        <w:t xml:space="preserve"> </w:t>
-      </w:r>
-      <w:r>
-        <w:rPr>
-          <w:rFonts w:asciiTheme="majorBidi" w:hAnsiTheme="majorBidi" w:cstheme="majorBidi"/>
-        </w:rPr>
-        <w:t>perpetration</w:t>
-      </w:r>
-      <w:r>
-        <w:rPr>
-          <w:rFonts w:asciiTheme="majorBidi" w:hAnsiTheme="majorBidi" w:cstheme="majorBidi"/>
-        </w:rPr>
-        <w:t xml:space="preserve"> tendencies rather than specific behavioral subtypes, as well as the theoretical and empirical overlap among the subscales. Aggregation also reduced model complexity and avoided inflation of parameters in multivariate regression analyses.</w:t>
+        <w:t xml:space="preserve">For the primary regression analyses, the harassment subscales were aggregated into a power-harassment composite and a gender-harassment composite, in line with the conceptual focus of the present study on overall perpetration tendencies and in light of the theoretical and empirical overlap among the subscales. Aggregation also reduced model complexity and avoided parameter inflation in multivariate regressions. We acknowledge, however, that the power-harassment composite is criterion-heterogeneous: it bundles behavioral enactment, attitudinal endorsement, and supervisor-centered interpersonal-climate items into one index (see Measurement Instruments). Findings should accordingly be read as relating to a perpetration-related composite, not to behavioral perpetration in a narrow sense; this caveat is revisited in the Limitations.</w:t>
       </w:r>
     </w:p>
     <w:p>
@@ -1401,31 +600,7 @@
         <w:rPr>
           <w:rFonts w:asciiTheme="majorBidi" w:hAnsiTheme="majorBidi" w:cstheme="majorBidi"/>
         </w:rPr>
-        <w:t>Since the data were collected in a mandatory-response format, no missing values were present. Minor technical missing values (less than 0.3%) were handled by listwise deletion. For preprocessing, continuous variables included in regression analyses were z-standardized (mean = 0, standard deviation = 1) to ensure interpretability of standardized regression coefficients (β). Categorical variables such as gender and region were dummy-coded, and reference categories were set.</w:t>
-      </w:r>
-      <w:r>
-        <w:rPr>
-          <w:rFonts w:asciiTheme="majorBidi" w:hAnsiTheme="majorBidi" w:cstheme="majorBidi" w:hint="eastAsia"/>
-        </w:rPr>
-        <w:t xml:space="preserve"> </w:t>
-      </w:r>
-      <w:r>
-        <w:rPr>
-          <w:rFonts w:asciiTheme="majorBidi" w:hAnsiTheme="majorBidi" w:cstheme="majorBidi"/>
-        </w:rPr>
-        <w:t>Region was assessed via self-reported residential area and was simplified into a binary indicator (Kinki vs. other regions) for use as a control variable; the reference category was set to other regions. This covariate was included to reduce potential confounding due to regional differences in occupational composition and workplace norms.</w:t>
-      </w:r>
-      <w:r>
-        <w:rPr>
-          <w:rFonts w:asciiTheme="majorBidi" w:hAnsiTheme="majorBidi" w:cstheme="majorBidi" w:hint="eastAsia"/>
-        </w:rPr>
-        <w:t xml:space="preserve"> </w:t>
-      </w:r>
-      <w:r>
-        <w:rPr>
-          <w:rFonts w:asciiTheme="majorBidi" w:hAnsiTheme="majorBidi" w:cstheme="majorBidi"/>
-        </w:rPr>
-        <w:t>Outliers and distributional properties were checked as part of regression diagnostics, including residual normality (Shapiro–Wilk), autocorrelation (Durbin–Watson), and heteroscedasticity (Breusch–Pagan). Influential observations were identified using Cook’s distance with a threshold of &gt;4/n. Multicollinearity was assessed with the Variance Inflation Factor (VIF), applying general cutoffs (5–10).</w:t>
+        <w:t xml:space="preserve">Because every Google Forms item was configured as required by the researcher, item-level missingness from skipped items did not occur; the small number of technical missing values (≤ 0.3% per indicator) was handled by complete-case analysis. Continuous variables included in regression analyses were z-standardized (mean = 0, SD = 1) so that regression slopes are interpretable as standardized β. Gender was coded as a binary indicator (0 = male, 1 = female). Geographic region was self-reported and, in line with the de-identification of the public dataset, was retained at the level of three categories—Kanto, Kinki, and Other—with Kanto as the reference category, yielding two dummy indicators (Kinki vs. Kanto; Other vs. Kanto). This covariate was included to absorb potential confounding due to regional differences in occupational composition and workplace norms. Distributional and influence diagnostics were inspected as part of the regression workflow: residual normality (Shapiro–Wilk), residual autocorrelation (Durbin–Watson), heteroscedasticity (Breusch–Pagan), and high-leverage cases (Cook's distance with a 4/n threshold). Multicollinearity was assessed with the Variance Inflation Factor (VIF), with general cutoffs of 5–10.</w:t>
       </w:r>
     </w:p>
     <w:p>
@@ -2670,340 +1845,7 @@
         <w:rPr>
           <w:rFonts w:asciiTheme="majorBidi" w:eastAsiaTheme="minorEastAsia" w:hAnsiTheme="majorBidi" w:cstheme="majorBidi"/>
         </w:rPr>
-        <w:t>Gender harassment. In Model A, Machiavellianism (</w:t>
-      </w:r>
-      <w:r>
-        <w:rPr>
-          <w:rFonts w:asciiTheme="majorBidi" w:eastAsiaTheme="minorEastAsia" w:hAnsiTheme="majorBidi" w:cstheme="majorBidi"/>
-          <w:i/>
-          <w:iCs/>
-        </w:rPr>
-        <w:t>β</w:t>
-      </w:r>
-      <w:r>
-        <w:rPr>
-          <w:rFonts w:asciiTheme="majorBidi" w:eastAsiaTheme="minorEastAsia" w:hAnsiTheme="majorBidi" w:cstheme="majorBidi"/>
-        </w:rPr>
-        <w:t xml:space="preserve"> = −.138, </w:t>
-      </w:r>
-      <w:r>
-        <w:rPr>
-          <w:rFonts w:asciiTheme="majorBidi" w:eastAsiaTheme="minorEastAsia" w:hAnsiTheme="majorBidi" w:cstheme="majorBidi"/>
-          <w:i/>
-          <w:iCs/>
-        </w:rPr>
-        <w:t>p</w:t>
-      </w:r>
-      <w:r>
-        <w:rPr>
-          <w:rFonts w:asciiTheme="majorBidi" w:eastAsiaTheme="minorEastAsia" w:hAnsiTheme="majorBidi" w:cstheme="majorBidi"/>
-        </w:rPr>
-        <w:t xml:space="preserve"> = .006), Narcissism (</w:t>
-      </w:r>
-      <w:r>
-        <w:rPr>
-          <w:rFonts w:asciiTheme="majorBidi" w:eastAsiaTheme="minorEastAsia" w:hAnsiTheme="majorBidi" w:cstheme="majorBidi"/>
-          <w:i/>
-          <w:iCs/>
-        </w:rPr>
-        <w:t>β</w:t>
-      </w:r>
-      <w:r>
-        <w:rPr>
-          <w:rFonts w:asciiTheme="majorBidi" w:eastAsiaTheme="minorEastAsia" w:hAnsiTheme="majorBidi" w:cstheme="majorBidi"/>
-        </w:rPr>
-        <w:t xml:space="preserve"> = .180, </w:t>
-      </w:r>
-      <w:r>
-        <w:rPr>
-          <w:rFonts w:asciiTheme="majorBidi" w:eastAsiaTheme="minorEastAsia" w:hAnsiTheme="majorBidi" w:cstheme="majorBidi"/>
-          <w:i/>
-          <w:iCs/>
-        </w:rPr>
-        <w:t>p</w:t>
-      </w:r>
-      <w:r>
-        <w:rPr>
-          <w:rFonts w:asciiTheme="majorBidi" w:eastAsiaTheme="minorEastAsia" w:hAnsiTheme="majorBidi" w:cstheme="majorBidi"/>
-        </w:rPr>
-        <w:t xml:space="preserve"> &lt; .001), and Psychopathy (</w:t>
-      </w:r>
-      <w:r>
-        <w:rPr>
-          <w:rFonts w:asciiTheme="majorBidi" w:eastAsiaTheme="minorEastAsia" w:hAnsiTheme="majorBidi" w:cstheme="majorBidi"/>
-          <w:i/>
-          <w:iCs/>
-        </w:rPr>
-        <w:t>β</w:t>
-      </w:r>
-      <w:r>
-        <w:rPr>
-          <w:rFonts w:asciiTheme="majorBidi" w:eastAsiaTheme="minorEastAsia" w:hAnsiTheme="majorBidi" w:cstheme="majorBidi"/>
-        </w:rPr>
-        <w:t xml:space="preserve"> = .165, </w:t>
-      </w:r>
-      <w:r>
-        <w:rPr>
-          <w:rFonts w:asciiTheme="majorBidi" w:eastAsiaTheme="minorEastAsia" w:hAnsiTheme="majorBidi" w:cstheme="majorBidi"/>
-          <w:i/>
-          <w:iCs/>
-        </w:rPr>
-        <w:t>p</w:t>
-      </w:r>
-      <w:r>
-        <w:rPr>
-          <w:rFonts w:asciiTheme="majorBidi" w:eastAsiaTheme="minorEastAsia" w:hAnsiTheme="majorBidi" w:cstheme="majorBidi"/>
-        </w:rPr>
-        <w:t xml:space="preserve"> = .004) were all significant. In Model B, R² rose from .117 to .213, with Δ</w:t>
-      </w:r>
-      <w:r>
-        <w:rPr>
-          <w:rFonts w:asciiTheme="majorBidi" w:eastAsiaTheme="minorEastAsia" w:hAnsiTheme="majorBidi" w:cstheme="majorBidi"/>
-          <w:i/>
-          <w:iCs/>
-        </w:rPr>
-        <w:t>R²</w:t>
-      </w:r>
-      <w:r>
-        <w:rPr>
-          <w:rFonts w:asciiTheme="majorBidi" w:eastAsiaTheme="minorEastAsia" w:hAnsiTheme="majorBidi" w:cstheme="majorBidi"/>
-        </w:rPr>
-        <w:t xml:space="preserve"> = .096, F change = 6.91, p &lt; .001. H–H (</w:t>
-      </w:r>
-      <w:r>
-        <w:rPr>
-          <w:rFonts w:asciiTheme="majorBidi" w:eastAsiaTheme="minorEastAsia" w:hAnsiTheme="majorBidi" w:cstheme="majorBidi"/>
-          <w:i/>
-          <w:iCs/>
-        </w:rPr>
-        <w:t>β</w:t>
-      </w:r>
-      <w:r>
-        <w:rPr>
-          <w:rFonts w:asciiTheme="majorBidi" w:eastAsiaTheme="minorEastAsia" w:hAnsiTheme="majorBidi" w:cstheme="majorBidi"/>
-        </w:rPr>
-        <w:t xml:space="preserve"> = −.230, </w:t>
-      </w:r>
-      <w:r>
-        <w:rPr>
-          <w:rFonts w:asciiTheme="majorBidi" w:eastAsiaTheme="minorEastAsia" w:hAnsiTheme="majorBidi" w:cstheme="majorBidi"/>
-          <w:i/>
-          <w:iCs/>
-        </w:rPr>
-        <w:t>p</w:t>
-      </w:r>
-      <w:r>
-        <w:rPr>
-          <w:rFonts w:asciiTheme="majorBidi" w:eastAsiaTheme="minorEastAsia" w:hAnsiTheme="majorBidi" w:cstheme="majorBidi"/>
-        </w:rPr>
-        <w:t xml:space="preserve"> &lt; .001) and Openness (</w:t>
-      </w:r>
-      <w:r>
-        <w:rPr>
-          <w:rFonts w:asciiTheme="majorBidi" w:eastAsiaTheme="minorEastAsia" w:hAnsiTheme="majorBidi" w:cstheme="majorBidi"/>
-          <w:i/>
-          <w:iCs/>
-        </w:rPr>
-        <w:t>β</w:t>
-      </w:r>
-      <w:r>
-        <w:rPr>
-          <w:rFonts w:asciiTheme="majorBidi" w:eastAsiaTheme="minorEastAsia" w:hAnsiTheme="majorBidi" w:cstheme="majorBidi"/>
-        </w:rPr>
-        <w:t xml:space="preserve"> = −.236, </w:t>
-      </w:r>
-      <w:r>
-        <w:rPr>
-          <w:rFonts w:asciiTheme="majorBidi" w:eastAsiaTheme="minorEastAsia" w:hAnsiTheme="majorBidi" w:cstheme="majorBidi"/>
-          <w:i/>
-          <w:iCs/>
-        </w:rPr>
-        <w:t>p</w:t>
-      </w:r>
-      <w:r>
-        <w:rPr>
-          <w:rFonts w:asciiTheme="majorBidi" w:eastAsiaTheme="minorEastAsia" w:hAnsiTheme="majorBidi" w:cstheme="majorBidi"/>
-        </w:rPr>
-        <w:t xml:space="preserve"> &lt; .001) were negative predictors, while Dark Triad effects </w:t>
-      </w:r>
-      <w:r>
-        <w:rPr>
-          <w:rFonts w:asciiTheme="majorBidi" w:eastAsiaTheme="minorEastAsia" w:hAnsiTheme="majorBidi" w:cstheme="majorBidi"/>
-        </w:rPr>
-        <w:lastRenderedPageBreak/>
-        <w:t xml:space="preserve">remained (M: </w:t>
-      </w:r>
-      <w:r>
-        <w:rPr>
-          <w:rFonts w:asciiTheme="majorBidi" w:eastAsiaTheme="minorEastAsia" w:hAnsiTheme="majorBidi" w:cstheme="majorBidi"/>
-          <w:i/>
-          <w:iCs/>
-        </w:rPr>
-        <w:t>β</w:t>
-      </w:r>
-      <w:r>
-        <w:rPr>
-          <w:rFonts w:asciiTheme="majorBidi" w:eastAsiaTheme="minorEastAsia" w:hAnsiTheme="majorBidi" w:cstheme="majorBidi"/>
-        </w:rPr>
-        <w:t xml:space="preserve"> = −.164, </w:t>
-      </w:r>
-      <w:r>
-        <w:rPr>
-          <w:rFonts w:asciiTheme="majorBidi" w:eastAsiaTheme="minorEastAsia" w:hAnsiTheme="majorBidi" w:cstheme="majorBidi"/>
-          <w:i/>
-          <w:iCs/>
-        </w:rPr>
-        <w:t>p</w:t>
-      </w:r>
-      <w:r>
-        <w:rPr>
-          <w:rFonts w:asciiTheme="majorBidi" w:eastAsiaTheme="minorEastAsia" w:hAnsiTheme="majorBidi" w:cstheme="majorBidi"/>
-        </w:rPr>
-        <w:t xml:space="preserve"> = .003; N: </w:t>
-      </w:r>
-      <w:r>
-        <w:rPr>
-          <w:rFonts w:asciiTheme="majorBidi" w:eastAsiaTheme="minorEastAsia" w:hAnsiTheme="majorBidi" w:cstheme="majorBidi"/>
-          <w:i/>
-          <w:iCs/>
-        </w:rPr>
-        <w:t>β</w:t>
-      </w:r>
-      <w:r>
-        <w:rPr>
-          <w:rFonts w:asciiTheme="majorBidi" w:eastAsiaTheme="minorEastAsia" w:hAnsiTheme="majorBidi" w:cstheme="majorBidi"/>
-        </w:rPr>
-        <w:t xml:space="preserve"> = .190, </w:t>
-      </w:r>
-      <w:r>
-        <w:rPr>
-          <w:rFonts w:asciiTheme="majorBidi" w:eastAsiaTheme="minorEastAsia" w:hAnsiTheme="majorBidi" w:cstheme="majorBidi"/>
-          <w:i/>
-          <w:iCs/>
-        </w:rPr>
-        <w:t>p</w:t>
-      </w:r>
-      <w:r>
-        <w:rPr>
-          <w:rFonts w:asciiTheme="majorBidi" w:eastAsiaTheme="minorEastAsia" w:hAnsiTheme="majorBidi" w:cstheme="majorBidi"/>
-        </w:rPr>
-        <w:t xml:space="preserve"> = .004; P: </w:t>
-      </w:r>
-      <w:r>
-        <w:rPr>
-          <w:rFonts w:asciiTheme="majorBidi" w:eastAsiaTheme="minorEastAsia" w:hAnsiTheme="majorBidi" w:cstheme="majorBidi"/>
-          <w:i/>
-          <w:iCs/>
-        </w:rPr>
-        <w:t>β</w:t>
-      </w:r>
-      <w:r>
-        <w:rPr>
-          <w:rFonts w:asciiTheme="majorBidi" w:eastAsiaTheme="minorEastAsia" w:hAnsiTheme="majorBidi" w:cstheme="majorBidi"/>
-        </w:rPr>
-        <w:t xml:space="preserve"> = .154, </w:t>
-      </w:r>
-      <w:r>
-        <w:rPr>
-          <w:rFonts w:asciiTheme="majorBidi" w:eastAsiaTheme="minorEastAsia" w:hAnsiTheme="majorBidi" w:cstheme="majorBidi"/>
-          <w:i/>
-          <w:iCs/>
-        </w:rPr>
-        <w:t>p</w:t>
-      </w:r>
-      <w:r>
-        <w:rPr>
-          <w:rFonts w:asciiTheme="majorBidi" w:eastAsiaTheme="minorEastAsia" w:hAnsiTheme="majorBidi" w:cstheme="majorBidi"/>
-        </w:rPr>
-        <w:t xml:space="preserve"> = .009). Gender was also significant (</w:t>
-      </w:r>
-      <w:r>
-        <w:rPr>
-          <w:rFonts w:asciiTheme="majorBidi" w:eastAsiaTheme="minorEastAsia" w:hAnsiTheme="majorBidi" w:cstheme="majorBidi"/>
-          <w:i/>
-          <w:iCs/>
-        </w:rPr>
-        <w:t>β</w:t>
-      </w:r>
-      <w:r>
-        <w:rPr>
-          <w:rFonts w:asciiTheme="majorBidi" w:eastAsiaTheme="minorEastAsia" w:hAnsiTheme="majorBidi" w:cstheme="majorBidi"/>
-        </w:rPr>
-        <w:t xml:space="preserve"> = −.312, </w:t>
-      </w:r>
-      <w:r>
-        <w:rPr>
-          <w:rFonts w:asciiTheme="majorBidi" w:eastAsiaTheme="minorEastAsia" w:hAnsiTheme="majorBidi" w:cstheme="majorBidi"/>
-          <w:i/>
-          <w:iCs/>
-        </w:rPr>
-        <w:t>p</w:t>
-      </w:r>
-      <w:r>
-        <w:rPr>
-          <w:rFonts w:asciiTheme="majorBidi" w:eastAsiaTheme="minorEastAsia" w:hAnsiTheme="majorBidi" w:cstheme="majorBidi"/>
-        </w:rPr>
-        <w:t xml:space="preserve"> = .006; coded 0</w:t>
-      </w:r>
-      <w:r>
-        <w:rPr>
-          <w:rFonts w:asciiTheme="majorBidi" w:eastAsiaTheme="minorEastAsia" w:hAnsiTheme="majorBidi" w:cstheme="majorBidi" w:hint="eastAsia"/>
-        </w:rPr>
-        <w:t xml:space="preserve"> </w:t>
-      </w:r>
-      <w:r>
-        <w:rPr>
-          <w:rFonts w:asciiTheme="majorBidi" w:eastAsiaTheme="minorEastAsia" w:hAnsiTheme="majorBidi" w:cstheme="majorBidi"/>
-        </w:rPr>
-        <w:t>=</w:t>
-      </w:r>
-      <w:r>
-        <w:rPr>
-          <w:rFonts w:asciiTheme="majorBidi" w:eastAsiaTheme="minorEastAsia" w:hAnsiTheme="majorBidi" w:cstheme="majorBidi" w:hint="eastAsia"/>
-        </w:rPr>
-        <w:t xml:space="preserve"> </w:t>
-      </w:r>
-      <w:r>
-        <w:rPr>
-          <w:rFonts w:asciiTheme="majorBidi" w:eastAsiaTheme="minorEastAsia" w:hAnsiTheme="majorBidi" w:cstheme="majorBidi"/>
-        </w:rPr>
-        <w:t>male, 1</w:t>
-      </w:r>
-      <w:r>
-        <w:rPr>
-          <w:rFonts w:asciiTheme="majorBidi" w:eastAsiaTheme="minorEastAsia" w:hAnsiTheme="majorBidi" w:cstheme="majorBidi" w:hint="eastAsia"/>
-        </w:rPr>
-        <w:t xml:space="preserve"> </w:t>
-      </w:r>
-      <w:r>
-        <w:rPr>
-          <w:rFonts w:asciiTheme="majorBidi" w:eastAsiaTheme="minorEastAsia" w:hAnsiTheme="majorBidi" w:cstheme="majorBidi"/>
-        </w:rPr>
-        <w:t>=</w:t>
-      </w:r>
-      <w:r>
-        <w:rPr>
-          <w:rFonts w:asciiTheme="majorBidi" w:eastAsiaTheme="minorEastAsia" w:hAnsiTheme="majorBidi" w:cstheme="majorBidi" w:hint="eastAsia"/>
-        </w:rPr>
-        <w:t xml:space="preserve"> </w:t>
-      </w:r>
-      <w:r>
-        <w:rPr>
-          <w:rFonts w:asciiTheme="majorBidi" w:eastAsiaTheme="minorEastAsia" w:hAnsiTheme="majorBidi" w:cstheme="majorBidi"/>
-        </w:rPr>
-        <w:t>female; the negative sign indicates higher scores among men).</w:t>
-      </w:r>
-      <w:r>
-        <w:rPr>
-          <w:rFonts w:asciiTheme="majorBidi" w:eastAsiaTheme="minorEastAsia" w:hAnsiTheme="majorBidi" w:cstheme="majorBidi" w:hint="eastAsia"/>
-        </w:rPr>
-        <w:t xml:space="preserve"> </w:t>
-      </w:r>
-      <w:r>
-        <w:rPr>
-          <w:rFonts w:asciiTheme="majorBidi" w:eastAsiaTheme="minorEastAsia" w:hAnsiTheme="majorBidi" w:cstheme="majorBidi"/>
-        </w:rPr>
-        <w:t>Notably, Machiavellianism showed a negative coefficient in both models. This pattern should be interpreted as a conditional (unique) association after accounting for overlap among the Dark Triad traits and HEXACO dimensions, and may reflect statistical suppression or competing shared variance rather than a straightforward “protective” effect of Machiavellianism.</w:t>
+        <w:t xml:space="preserve">Gender harassment. In Model A, Machiavellianism (β = −.138, p = .006), Narcissism (β = +.180, p &lt; .001), and Psychopathy (β = +.165, p = .004) were each significant. In Model B, R² rose from .117 to .213, with ΔR² = .096, F change = 6.91, p &lt; .001. H–H (β = −.230, p &lt; .001) and Openness (β = −.236, p &lt; .001) were negative predictors, while the Dark Triad effects remained significant in adjusted form (M: β = −.164, p = .003; N: β = +.190, p = .004; P: β = +.154, p = .009). Gender was also significant (β = −.312, p = .006; coded 0 = male, 1 = female; the negative sign indicates higher reported gender-harassment perpetration tendencies among men). The negative Machiavellianism coefficient in adjusted models is reported here without overinterpretation. We do not read this sign reversal as evidence that Machiavellianism is 'protective' against gender-harassment perpetration. Three more parsimonious accounts are simultaneously plausible and cannot be discriminated by the present design: (i) shared antagonistic variance with narcissism and psychopathy is partialled out, leaving the residual Machiavellianism variance to absorb other content; (ii) substantial predictor overlap among Dark Triad components produces a classic suppression-style sign change in OLS; and (iii) model instability with three correlated antagonistic predictors. We therefore present this coefficient descriptively, as a feature of the multivariate solution rather than as a substantive trait-level finding.</w:t>
       </w:r>
     </w:p>
     <w:p>
@@ -3059,93 +1901,7 @@
         <w:rPr>
           <w:rFonts w:asciiTheme="majorBidi" w:eastAsiaTheme="minorEastAsia" w:hAnsiTheme="majorBidi" w:cstheme="majorBidi"/>
         </w:rPr>
-        <w:t>When Model B was estimated separately by the binary-coded gender variable (0 = male, 1 = female), the proportion of explained variance (R²) was higher among participants coded as 0 (male) than among those coded as 1 (female) (Table 5). For power harassment, R² was .287 for participants coded as 0 (</w:t>
-      </w:r>
-      <w:r>
-        <w:rPr>
-          <w:rFonts w:asciiTheme="majorBidi" w:eastAsiaTheme="minorEastAsia" w:hAnsiTheme="majorBidi" w:cstheme="majorBidi"/>
-          <w:i/>
-          <w:iCs/>
-        </w:rPr>
-        <w:t>n</w:t>
-      </w:r>
-      <w:r>
-        <w:rPr>
-          <w:rFonts w:asciiTheme="majorBidi" w:eastAsiaTheme="minorEastAsia" w:hAnsiTheme="majorBidi" w:cstheme="majorBidi"/>
-        </w:rPr>
-        <w:t xml:space="preserve"> = 133) and .203 for participants coded as 1 (</w:t>
-      </w:r>
-      <w:r>
-        <w:rPr>
-          <w:rFonts w:asciiTheme="majorBidi" w:eastAsiaTheme="minorEastAsia" w:hAnsiTheme="majorBidi" w:cstheme="majorBidi"/>
-          <w:i/>
-          <w:iCs/>
-        </w:rPr>
-        <w:t>n</w:t>
-      </w:r>
-      <w:r>
-        <w:rPr>
-          <w:rFonts w:asciiTheme="majorBidi" w:eastAsiaTheme="minorEastAsia" w:hAnsiTheme="majorBidi" w:cstheme="majorBidi"/>
-        </w:rPr>
-        <w:t xml:space="preserve"> = 220). For gender harassment, R² was .283 for participants coded as 0 (</w:t>
-      </w:r>
-      <w:r>
-        <w:rPr>
-          <w:rFonts w:asciiTheme="majorBidi" w:eastAsiaTheme="minorEastAsia" w:hAnsiTheme="majorBidi" w:cstheme="majorBidi"/>
-          <w:i/>
-          <w:iCs/>
-        </w:rPr>
-        <w:t>n</w:t>
-      </w:r>
-      <w:r>
-        <w:rPr>
-          <w:rFonts w:asciiTheme="majorBidi" w:eastAsiaTheme="minorEastAsia" w:hAnsiTheme="majorBidi" w:cstheme="majorBidi"/>
-        </w:rPr>
-        <w:t xml:space="preserve"> = 133) and .166 for participants coded as 1 (</w:t>
-      </w:r>
-      <w:r>
-        <w:rPr>
-          <w:rFonts w:asciiTheme="majorBidi" w:eastAsiaTheme="minorEastAsia" w:hAnsiTheme="majorBidi" w:cstheme="majorBidi"/>
-          <w:i/>
-          <w:iCs/>
-        </w:rPr>
-        <w:t>n</w:t>
-      </w:r>
-      <w:r>
-        <w:rPr>
-          <w:rFonts w:asciiTheme="majorBidi" w:eastAsiaTheme="minorEastAsia" w:hAnsiTheme="majorBidi" w:cstheme="majorBidi"/>
-        </w:rPr>
-        <w:t xml:space="preserve"> = 220). </w:t>
-      </w:r>
-      <w:r>
-        <w:rPr>
-          <w:rFonts w:asciiTheme="majorBidi" w:eastAsiaTheme="minorEastAsia" w:hAnsiTheme="majorBidi" w:cstheme="majorBidi"/>
-        </w:rPr>
-        <w:t>Although these differences may reflect variation in effect magnitudes and trait configurations across m</w:t>
-      </w:r>
-      <w:r>
-        <w:rPr>
-          <w:rFonts w:asciiTheme="majorBidi" w:eastAsiaTheme="minorEastAsia" w:hAnsiTheme="majorBidi" w:cstheme="majorBidi" w:hint="eastAsia"/>
-        </w:rPr>
-        <w:t>ale</w:t>
-      </w:r>
-      <w:r>
-        <w:rPr>
-          <w:rFonts w:asciiTheme="majorBidi" w:eastAsiaTheme="minorEastAsia" w:hAnsiTheme="majorBidi" w:cstheme="majorBidi"/>
-        </w:rPr>
-        <w:t xml:space="preserve"> and </w:t>
-      </w:r>
-      <w:r>
-        <w:rPr>
-          <w:rFonts w:asciiTheme="majorBidi" w:eastAsiaTheme="minorEastAsia" w:hAnsiTheme="majorBidi" w:cstheme="majorBidi" w:hint="eastAsia"/>
-        </w:rPr>
-        <w:t>female</w:t>
-      </w:r>
-      <w:r>
-        <w:rPr>
-          <w:rFonts w:asciiTheme="majorBidi" w:eastAsiaTheme="minorEastAsia" w:hAnsiTheme="majorBidi" w:cstheme="majorBidi"/>
-        </w:rPr>
-        <w:t>, they may also reflect differences in sample size, variance structure, or measurement error.</w:t>
+        <w:t xml:space="preserve">When Model B was estimated separately for men (n = 133) and women (n = 220), the proportion of explained variance and the predictor structure differed between sexes (Tables 5 and 8). For power-harassment perpetration tendencies, R² was .287 among men and .203 among women. Among men, the only HC3-significant trait predictor was Psychopathy (β = +.45, p &lt; .001); H–H, Agreeableness, and the other HEXACO factors were not significant. Among women, Psychopathy retained a significant positive association (β = +.24, p = .003), and in addition H–H (β = −.19, p = .047) and Agreeableness (β = −.17, p = .020) were negatively associated with power-harassment perpetration tendencies. For gender-harassment perpetration tendencies, R² was .283 among men and .166 among women. Among men, Openness was the dominant negative predictor (β = −.44, p &lt; .001), while Psychopathy was marginal (β = +.22, p = .050) and the other dark traits and HEXACO factors were not significant. Among women, by contrast, H–H was the strongest negative predictor (β = −.27, p = .001) and Machiavellianism showed the same conditional negative coefficient described above (β = −.21, p = .007), with narcissism marginal (β = +.16, p = .053). These sex-stratified patterns are consistent with the hypothesis (H5) that the relative weights of HEXACO and Dark-Triad traits in adjusted models depend on respondent sex—particularly for gender-harassment perpetration tendencies—rather than reflecting a single homogeneous psychological structure across sexes. We caution that differences in n and outcome variance by sex limit precision of the female-specific (and especially the male-specific) estimates, and that the present design does not formally test the equality of regression coefficients across sex (such formal tests would require multi-group SEM or interaction terms across the full sample with sex).</w:t>
       </w:r>
     </w:p>
     <w:p>
@@ -3236,86 +1992,7 @@
         <w:rPr>
           <w:rFonts w:asciiTheme="majorBidi" w:hAnsiTheme="majorBidi" w:cstheme="majorBidi"/>
         </w:rPr>
-        <w:t xml:space="preserve">This study examined the associations among HEXACO traits, Dark Triad traits, and self-reported workplace </w:t>
-      </w:r>
-      <w:r>
-        <w:rPr>
-          <w:rFonts w:asciiTheme="majorBidi" w:hAnsiTheme="majorBidi" w:cstheme="majorBidi"/>
-        </w:rPr>
-        <w:t>harassment perpetration tendencies</w:t>
-      </w:r>
-      <w:r>
-        <w:rPr>
-          <w:rFonts w:asciiTheme="majorBidi" w:hAnsiTheme="majorBidi" w:cstheme="majorBidi"/>
-        </w:rPr>
-        <w:t xml:space="preserve"> in a sample of currently employed Japanese adults. Consistent negative associations were observed between Honesty–Humility and all three Dark Triad traits. Agreeableness was also negatively associated with Machiavellianism and psychopathy. In contrast, Extraversion was positively associated with narcissism and psychopathy. These patterns indicate systematic associations between broader HEXACO dimensions and antagonistic personality traits within this sample. Regarding harassment outcomes, lower levels of Honesty–Humility and Agreeableness were associated with higher levels of power </w:t>
-      </w:r>
-      <w:r>
-        <w:rPr>
-          <w:rFonts w:asciiTheme="majorBidi" w:hAnsiTheme="majorBidi" w:cstheme="majorBidi"/>
-        </w:rPr>
-        <w:t>harassment perpetration tendencies</w:t>
-      </w:r>
-      <w:r>
-        <w:rPr>
-          <w:rFonts w:asciiTheme="majorBidi" w:hAnsiTheme="majorBidi" w:cstheme="majorBidi"/>
-        </w:rPr>
-        <w:t xml:space="preserve">, whereas lower Honesty–Humility and Openness were associated with higher gender </w:t>
-      </w:r>
-      <w:r>
-        <w:rPr>
-          <w:rFonts w:asciiTheme="majorBidi" w:hAnsiTheme="majorBidi" w:cstheme="majorBidi"/>
-        </w:rPr>
-        <w:t>harassment perpetration tendencies</w:t>
-      </w:r>
-      <w:r>
-        <w:rPr>
-          <w:rFonts w:asciiTheme="majorBidi" w:hAnsiTheme="majorBidi" w:cstheme="majorBidi"/>
-        </w:rPr>
-        <w:t xml:space="preserve">. Gender was also significantly associated with gender harassment, with men reporting higher levels than women. </w:t>
-      </w:r>
-      <w:r>
-        <w:rPr>
-          <w:rFonts w:asciiTheme="majorBidi" w:hAnsiTheme="majorBidi" w:cstheme="majorBidi"/>
-        </w:rPr>
-        <w:t>Notably, Machiavellianism showed negative coefficients in multivariate models for gender harassment perpetration tendencies, consistent with a statistical suppression pattern after accounting for variance shared with narcissism and psychopathy.</w:t>
-      </w:r>
-      <w:r>
-        <w:rPr>
-          <w:rFonts w:asciiTheme="majorBidi" w:hAnsiTheme="majorBidi" w:cstheme="majorBidi" w:hint="eastAsia"/>
-        </w:rPr>
-        <w:t xml:space="preserve"> </w:t>
-      </w:r>
-      <w:r>
-        <w:rPr>
-          <w:rFonts w:asciiTheme="majorBidi" w:hAnsiTheme="majorBidi" w:cstheme="majorBidi"/>
-        </w:rPr>
-        <w:t xml:space="preserve">This sign reversal should be interpreted cautiously as a conditional (unique) association rather than a straightforward protective effect. It likely reflects the partitioning of shared antagonistic variance among Dark Triad traits and broader personality dimensions in </w:t>
-      </w:r>
-      <w:r>
-        <w:rPr>
-          <w:rFonts w:asciiTheme="majorBidi" w:hAnsiTheme="majorBidi" w:cstheme="majorBidi"/>
-        </w:rPr>
-        <w:lastRenderedPageBreak/>
-        <w:t>multivariate models.</w:t>
-      </w:r>
-      <w:r>
-        <w:rPr>
-          <w:rFonts w:asciiTheme="majorBidi" w:hAnsiTheme="majorBidi" w:cstheme="majorBidi"/>
-        </w:rPr>
-        <w:t xml:space="preserve"> Overall, the results indicate that both HEXACO and Dark Triad traits were differentially associated with workplace </w:t>
-      </w:r>
-      <w:r>
-        <w:rPr>
-          <w:rFonts w:asciiTheme="majorBidi" w:hAnsiTheme="majorBidi" w:cstheme="majorBidi"/>
-        </w:rPr>
-        <w:t>harassment perpetration tendencies</w:t>
-      </w:r>
-      <w:r>
-        <w:rPr>
-          <w:rFonts w:asciiTheme="majorBidi" w:hAnsiTheme="majorBidi" w:cstheme="majorBidi"/>
-        </w:rPr>
-        <w:t xml:space="preserve"> in this Japanese employee sample, and that Honesty–Humility showed a consistent negative association across harassment types.</w:t>
+        <w:t xml:space="preserve">This study examined the associations among HEXACO traits, Dark Triad traits, and self-reported workplace harassment perpetration tendencies in a sample of currently employed Japanese adults, and additionally examined whether the predictor structure differed by sex. Three patterns are most relevant for the hypotheses outlined in the Purpose. First, in adjusted models psychopathy retained a positive association with power-harassment perpetration tendencies (consistent with H1) and was a stronger adjusted predictor of power-harassment perpetration than of gender-harassment perpetration tendencies, particularly among men (consistent with H2). Second, the HEXACO factors yielded a non-trivial increase in explained variance over the Dark Triad and covariates (ΔR² = .032 for power, .096 for gender; consistent with H3), with H–H and (for gender harassment) Openness in the negative direction (consistent with H4 for H–H; partially supportive of H4 for Agreeableness, which was negative but only marginal in the full sample). Third, sex-stratified analyses revealed a marked divergence in predictor structure (consistent with H5): for gender-harassment perpetration tendencies, Openness dominated as a negative predictor among men, whereas H–H and (conditionally) Machiavellianism dominated among women. We do not interpret the Machiavellianism sign reversal in adjusted models as substantive 'protection' but as a feature of multivariate estimation under correlated antagonistic predictors. Likewise, we describe H–H's adjusted negative coefficient as an adjusted association rather than as evidence that the residual H–H variance reflects a separable latent fairness/sincerity factor distinct from Dark-Triad antagonism.</w:t>
       </w:r>
     </w:p>
     <w:p>
@@ -3337,122 +2014,7 @@
         <w:rPr>
           <w:rFonts w:asciiTheme="majorBidi" w:hAnsiTheme="majorBidi" w:cstheme="majorBidi"/>
         </w:rPr>
-        <w:t>The present findings are broadly consistent with prior research reporting systematic associations between the HEXACO model and the Dark Triad. In particular, the negative associations observed between Honesty–Humility and all three Dark Triad traits are consistent with previously documented patterns in non-Japanese samples and extend these associations to a Japanese employee population. Because samples, measures, and cultural contexts differ across studies, this should be interpreted as cross-cultural consistency in direction rather than a direct replication.</w:t>
-      </w:r>
-      <w:r>
-        <w:rPr>
-          <w:rFonts w:asciiTheme="majorBidi" w:hAnsiTheme="majorBidi" w:cstheme="majorBidi"/>
-        </w:rPr>
-        <w:t xml:space="preserve"> Within this study, Honesty–Humility also showed consistent negative associations with self-reported </w:t>
-      </w:r>
-      <w:r>
-        <w:rPr>
-          <w:rFonts w:asciiTheme="majorBidi" w:hAnsiTheme="majorBidi" w:cstheme="majorBidi"/>
-        </w:rPr>
-        <w:t>harassment perpetration tendencies</w:t>
-      </w:r>
-      <w:r>
-        <w:rPr>
-          <w:rFonts w:asciiTheme="majorBidi" w:hAnsiTheme="majorBidi" w:cstheme="majorBidi"/>
-        </w:rPr>
-        <w:t xml:space="preserve"> across harassment types. Together, these findings align with the view that Honesty–Humility captures variance relevant to antagonistic and exploitative interpersonal tendencies. </w:t>
-      </w:r>
-      <w:r>
-        <w:rPr>
-          <w:rFonts w:asciiTheme="majorBidi" w:hAnsiTheme="majorBidi" w:cstheme="majorBidi"/>
-        </w:rPr>
-        <w:t>Importantly, adding the HEXACO traits explained incremental variance in harassment perpetration tendencies beyond the Dark Triad traits.</w:t>
-      </w:r>
-      <w:r>
-        <w:rPr>
-          <w:rFonts w:asciiTheme="majorBidi" w:hAnsiTheme="majorBidi" w:cstheme="majorBidi"/>
-        </w:rPr>
-        <w:t xml:space="preserve"> </w:t>
-      </w:r>
-      <w:r>
-        <w:rPr>
-          <w:rFonts w:asciiTheme="majorBidi" w:hAnsiTheme="majorBidi" w:cstheme="majorBidi"/>
-        </w:rPr>
-        <w:t>While the present study did not include Big Five measures and therefore cannot provide a direct within-sample comparison of the HEXACO and Big Five frameworks, this pattern is compatible with broader evidence suggesting that HEXACO domains—especially Honesty–Humility—show incremental explanatory value for socially aversive workplace outcomes.</w:t>
-      </w:r>
-      <w:r>
-        <w:rPr>
-          <w:rFonts w:asciiTheme="majorBidi" w:hAnsiTheme="majorBidi" w:cstheme="majorBidi"/>
-        </w:rPr>
-        <w:t xml:space="preserve"> </w:t>
-      </w:r>
-      <w:r>
-        <w:rPr>
-          <w:rFonts w:asciiTheme="majorBidi" w:hAnsiTheme="majorBidi" w:cstheme="majorBidi"/>
-        </w:rPr>
-        <w:t>Indeed, meta-analytic work has reported robust associations between HEXACO domains and workplace deviance, with Honesty–Humility showing the strongest association, and some comparative analyses suggest that HEXACO may provide incremental predictive utility relative to Big Five domains (Pletzer et al., 2019a).</w:t>
-      </w:r>
-      <w:r>
-        <w:rPr>
-          <w:rFonts w:asciiTheme="majorBidi" w:hAnsiTheme="majorBidi" w:cstheme="majorBidi"/>
-        </w:rPr>
-        <w:t xml:space="preserve"> In this context, the present findings contribute converging </w:t>
-      </w:r>
-      <w:r>
-        <w:rPr>
-          <w:rFonts w:asciiTheme="majorBidi" w:hAnsiTheme="majorBidi" w:cstheme="majorBidi"/>
-        </w:rPr>
-        <w:lastRenderedPageBreak/>
-        <w:t xml:space="preserve">evidence by showing that Honesty–Humility remains relevant even when darker antagonistic traits are modeled simultaneously. The positive associations observed between Extraversion and narcissism and psychopathy further indicate that socially dominant or interpersonally assertive characteristics may overlap with antagonistic tendencies. This pattern underscores that interpersonal orientation is not uniformly adaptive and may be linked to self-enhancing, risk-taking, or dominance-related tendencies depending on the broader trait configuration. Such overlap may help explain why traits that appear socially advantageous in some organizational settings can, under certain configurations, co-occur with dispositions relevant to interpersonal harm. The negative coefficient for Machiavellianism in multivariate models </w:t>
-      </w:r>
-      <w:r>
-        <w:rPr>
-          <w:rFonts w:asciiTheme="majorBidi" w:hAnsiTheme="majorBidi" w:cstheme="majorBidi" w:hint="eastAsia"/>
-        </w:rPr>
-        <w:t xml:space="preserve">of </w:t>
-      </w:r>
-      <w:r>
-        <w:rPr>
-          <w:rFonts w:asciiTheme="majorBidi" w:hAnsiTheme="majorBidi" w:cstheme="majorBidi"/>
-        </w:rPr>
-        <w:t>gender harassment</w:t>
-      </w:r>
-      <w:r>
-        <w:rPr>
-          <w:rFonts w:asciiTheme="majorBidi" w:hAnsiTheme="majorBidi" w:cstheme="majorBidi" w:hint="eastAsia"/>
-        </w:rPr>
-        <w:t xml:space="preserve"> </w:t>
-      </w:r>
-      <w:r>
-        <w:rPr>
-          <w:rFonts w:asciiTheme="majorBidi" w:hAnsiTheme="majorBidi" w:cstheme="majorBidi"/>
-        </w:rPr>
-        <w:t>perpetration tendencies</w:t>
-      </w:r>
-      <w:r>
-        <w:rPr>
-          <w:rFonts w:asciiTheme="majorBidi" w:hAnsiTheme="majorBidi" w:cstheme="majorBidi"/>
-        </w:rPr>
-        <w:t xml:space="preserve"> is also theoretically noteworthy. When narcissism and psychopathy were simultaneously included, Machiavellianism showed a suppression pattern, suggesting that shared antagonistic variance among Dark Triad traits may obscure more differentiated associations at the multivariate level. This highlights the importance of modeling overlapping personality constructs simultaneously rather than interpreting bivariate associations in isolation, particularly when constructs share a common antagonism core. </w:t>
-      </w:r>
-      <w:r>
-        <w:rPr>
-          <w:rFonts w:asciiTheme="majorBidi" w:hAnsiTheme="majorBidi" w:cstheme="majorBidi"/>
-        </w:rPr>
-        <w:t>Finally, the personality–harassment associations observed in this Japanese employee sample are generally in line with patterns reported in Western contexts; however, the present study does not permit conclusions regarding cultural universality.</w:t>
-      </w:r>
-      <w:r>
-        <w:rPr>
-          <w:rFonts w:asciiTheme="majorBidi" w:hAnsiTheme="majorBidi" w:cstheme="majorBidi"/>
-        </w:rPr>
-        <w:t xml:space="preserve"> The observed gender difference in gender harassment may reflect contextual factors such as workplace norms and gender-role expectations, yet such interpretations remain tentative without direct cross-cultural comparison using harmonized measures and comparable occupational samples. Overall, the findings contribute to ongoing efforts to integrate broad personality models and antagonistic trait frameworks in understanding individual differences in workplace </w:t>
-      </w:r>
-      <w:r>
-        <w:rPr>
-          <w:rFonts w:asciiTheme="majorBidi" w:hAnsiTheme="majorBidi" w:cstheme="majorBidi"/>
-        </w:rPr>
-        <w:t>harassment perpetration tendencies</w:t>
-      </w:r>
-      <w:r>
-        <w:rPr>
-          <w:rFonts w:asciiTheme="majorBidi" w:hAnsiTheme="majorBidi" w:cstheme="majorBidi"/>
-        </w:rPr>
-        <w:t>, while also motivating future research that directly compares HEXACO and Big Five measures in the same sample and across cultural contexts.</w:t>
+        <w:t xml:space="preserve">The present findings are broadly consistent with prior research linking HEXACO and the Dark Triad to socially aversive workplace behavior, while also pointing to two more specific patterns. First, at the full-sample level, H–H showed a consistent negative adjusted association across both harassment outcomes, and adding the HEXACO factors increased the explained variance over the Dark Triad alone. Two interpretive caveats are essential here. (a) The variance in H–H that remains after adjusting for the Dark Triad is a residualized observed-score component, not a separable latent factor; the present analyses do not estimate a latent-variable model that would be required to claim that this residual specifically indexes a fairness/sincerity disposition distinct from antagonism. We therefore frame the H–H finding as 'adjusted association' rather than as evidence of moral-personality specificity. (b) Machiavellianism's negative coefficient in adjusted models for gender-harassment perpetration tendencies is, in our reading, attributable to overlapping antagonistic variance among Dark Triad components and to standard suppression-style behavior of correlated predictors, not to a substantive protective role; we therefore do not develop a theoretical account that depends on Machiavellianism being protective. Second, the sex-stratified results add substantive structure that is not visible in the pooled estimates. For gender-harassment perpetration tendencies, the dominant negative predictor among men was Openness, while among women it was H–H. Mean-level sex differences in HEXACO domains (notably the elevation of women on Emotionality, with smaller differences on the other domains) are well documented (Costa et al., 2001; Schmitt et al., 2008), but the present finding concerns trait–outcome associations within each sex rather than mean-level differences. One reading—offered cautiously and not as a confirmed mechanism—is that men's gender-harassment perpetration tendencies in this sample are more closely linked to a low-Openness configuration that may track rigid, conventional gender-role schemas, while women's gender-harassment perpetration tendencies are more closely linked to a low H–H configuration consistent with low fairness/non-exploitation. We emphasize that this is one provisional interpretation among several, that the male and female estimates differ in precision (n = 133 vs. 220), and that we do not formally test the cross-sex equality of regression coefficients. Finally, the personality–harassment associations observed in this Japanese employee sample are generally in line with patterns reported in Western contexts; however, the present study does not permit direct conclusions about cultural universality. Direct cross-cultural comparisons using harmonized measures and matched occupational samples remain a priority for future work.</w:t>
       </w:r>
     </w:p>
     <w:p>
@@ -3600,68 +2162,7 @@
         <w:rPr>
           <w:rFonts w:asciiTheme="majorBidi" w:hAnsiTheme="majorBidi" w:cstheme="majorBidi"/>
         </w:rPr>
-        <w:t xml:space="preserve">Several limitations should be considered when interpreting the present findings. First, the study employed a cross-sectional design, which precludes any causal inference. The observed associations among HEXACO traits, Dark Triad traits, and self-reported </w:t>
-      </w:r>
-      <w:r>
-        <w:rPr>
-          <w:rFonts w:asciiTheme="majorBidi" w:hAnsiTheme="majorBidi" w:cstheme="majorBidi"/>
-        </w:rPr>
-        <w:t>harassment perpetration tendencies</w:t>
-      </w:r>
-      <w:r>
-        <w:rPr>
-          <w:rFonts w:asciiTheme="majorBidi" w:hAnsiTheme="majorBidi" w:cstheme="majorBidi"/>
-        </w:rPr>
-        <w:t xml:space="preserve"> do not establish directional effects. </w:t>
-      </w:r>
-      <w:r>
-        <w:rPr>
-          <w:rFonts w:asciiTheme="majorBidi" w:hAnsiTheme="majorBidi" w:cstheme="majorBidi"/>
-        </w:rPr>
-        <w:t>It cannot be determined whether personality traits are associated with subsequent harassment perpetration tendencies, whether harassment perpetration tendencies are associated with changes in self-perceptions of personality, or whether both reflect unmeasured third variables (e.g., organizational climate or leadership structure).</w:t>
-      </w:r>
-      <w:r>
-        <w:rPr>
-          <w:rFonts w:asciiTheme="majorBidi" w:hAnsiTheme="majorBidi" w:cstheme="majorBidi"/>
-        </w:rPr>
-        <w:t xml:space="preserve"> Accordingly, the results should be interpreted strictly as correlational. Second, all variables were assessed using self-report questionnaires collected at a single time point. This raises the possibility of common method variance and socially desirable responding.</w:t>
-      </w:r>
-      <w:r>
-        <w:rPr>
-          <w:rFonts w:asciiTheme="majorBidi" w:hAnsiTheme="majorBidi" w:cstheme="majorBidi" w:hint="eastAsia"/>
-        </w:rPr>
-        <w:t xml:space="preserve"> </w:t>
-      </w:r>
-      <w:r>
-        <w:rPr>
-          <w:rFonts w:asciiTheme="majorBidi" w:hAnsiTheme="majorBidi" w:cstheme="majorBidi"/>
-        </w:rPr>
-        <w:t>This single-source, single-occasion measurement may introduce common method bias (CMB), for example via consistency motifs, transient mood states, or social desirability, thereby potentially inflating or deflating observed associations.</w:t>
-      </w:r>
-      <w:r>
-        <w:rPr>
-          <w:rFonts w:asciiTheme="majorBidi" w:hAnsiTheme="majorBidi" w:cstheme="majorBidi"/>
-        </w:rPr>
-        <w:t xml:space="preserve"> In particular, harassment perpetration is socially sensitive, and respondents may have underreported undesirable behaviors despite anonymity. Although validated scales were used and robust estimation procedures were applied, shared method variance may have inflated or attenuated some associations. Multi-method approaches incorporating peer reports, supervisor evaluations, or behavioral indicators would strengthen future research. Third, the sample was recruited through a crowdsourcing platform and consisted of currently employed Japanese adults. Although employment status was confirmed at the beginning of the survey </w:t>
-      </w:r>
-      <w:r>
-        <w:rPr>
-          <w:rFonts w:asciiTheme="majorBidi" w:hAnsiTheme="majorBidi" w:cstheme="majorBidi"/>
-        </w:rPr>
-        <w:lastRenderedPageBreak/>
-        <w:t xml:space="preserve">and responses were grounded in participants’ actual workplace experiences, the sample may not be fully representative of all occupational sectors, hierarchical levels, or employment types in Japan. Industry, organizational size, and managerial status were not systematically controlled and may moderate personality–harassment associations. Therefore, generalization beyond similar employee populations should be made cautiously. Fourth, harassment variables were operationalized as self-reported </w:t>
-      </w:r>
-      <w:r>
-        <w:rPr>
-          <w:rFonts w:asciiTheme="majorBidi" w:hAnsiTheme="majorBidi" w:cstheme="majorBidi"/>
-        </w:rPr>
-        <w:t>harassment perpetration tendencies</w:t>
-      </w:r>
-      <w:r>
-        <w:rPr>
-          <w:rFonts w:asciiTheme="majorBidi" w:hAnsiTheme="majorBidi" w:cstheme="majorBidi"/>
-        </w:rPr>
-        <w:t xml:space="preserve"> rather than documented workplace incidents or externally verified outcomes. While this operationalization captures individual differences in behavioral tendencies, it does not directly measure organizationally confirmed misconduct. Consequently, the findings reflect subjective behavioral reporting rather than objective workplace events. Finally, although the study contributes data from a Japanese sample, it does not permit conclusions about cross-cultural universality. Japan is sometimes categorized outside prototypical Western WEIRD samples; however, cultural inferences require direct comparative designs. Without parallel data from other cultural contexts, it remains unclear which associations are culturally specific and which are more generalizable. Taken together, these limitations underscore the need for longitudinal, multi-method, and cross-cultural research to clarify the robustness and scope of the observed associations.</w:t>
+        <w:t xml:space="preserve">Several limitations should be considered when interpreting the present findings. First, the study employed a cross-sectional design, which precludes causal inference. It cannot be determined whether personality traits drive subsequent harassment perpetration tendencies, whether harassment perpetration tendencies feed back into self-reported personality, or whether both reflect unmeasured third variables (e.g., organizational climate, leadership structure). Second, all variables were assessed by self-report at a single time point, raising the possibility of common method variance, social-desirability responding, and—particularly relevant here—underreporting of socially undesirable behaviors despite de-identification. Multi-method designs incorporating peer reports, supervisor evaluations, or behavioral indicators would strengthen future work. Third, the sample was recruited through the Lancers crowdsourcing platform and consisted of currently employed Japanese adults; representativeness across occupational sectors, hierarchical levels, employment types, and organizational sizes cannot be guaranteed. Industry, organizational size, and managerial status were not systematically assessed and may moderate personality–harassment associations. Fourth, the power-harassment items used in this study (Tou et al., 2017) presuppose a supervisory or otherwise hierarchical relational context with subordinates, but managerial status was not assessed at intake; it is therefore plausible that, for some respondents, the relational conditions presupposed by the items are not present. This sample–construct mismatch is a fundamental construct-validity concern that cannot be fully resolved through post-hoc adjustment within this dataset, and we acknowledge it explicitly: the power-harassment results should be read as applying to the population of currently employed Japanese adults responding to these items as written, not specifically to confirmed supervisors. Future replications should either restrict the sample to confirmed supervisors or include managerial status (subordinate count, reporting line, formal authority) as a covariate or stratifying variable. Fifth, the harassment outcomes in this study are composite indices rather than pure behavioral-frequency counts. The power-harassment composite, in particular, bundles behavioral enactment, attitudinal endorsement, and a supervisor-centered interpersonal-climate component (subordinate constriction and silence around the respondent) that conceptually reflect distinct constructs. Subscale-level analyses cannot be reproduced from the publicly archived file because that file retains only composite scores. Findings should accordingly be read as referring to perpetration-related composites rather than to behavioral perpetration in a narrow sense, and a focused replication that explicitly decomposes the composite by subscale is warranted. Sixth, the inferential framework used here is hierarchical multiple regression on observed (manifest) variables, and the H–H 'incremental association' should be read as such. The claim that residual H–H variance after adjustment for the Dark Triad indexes a substantively distinct moral-personality construct (rather than absorbing other content shared with H–H but not with Dark Triad) cannot be adjudicated within this analytic framework. A latent-variable approach—e.g., a bifactor or hierarchical CFA in which a general 'antagonism' factor and a specific H–H factor are jointly estimated—would be required to test that specificity claim. Seventh, sex-stratified estimates differ in precision (n = 133 men vs. 220 women) and are not derived from a formal cross-sex equality test; the divergence in male versus female predictor structure should accordingly be read as a hypothesis-generating pattern rather than as a confirmed moderation effect. Finally, although the study contributes data from a Japanese employee sample, it does not permit conclusions about cross-cultural universality. Direct comparative designs using harmonized measures and matched occupational samples are needed before claims of cultural specificity or universality can be made. Taken together, these limitations underscore the need for longitudinal, multi-method, latent-variable, and cross-cultural research—and for replications that include managerial status and decompose the harassment composites—to clarify the robustness and scope of the observed associations.</w:t>
       </w:r>
     </w:p>
     <w:p>

--- a/harassment/paper-revisions/Manuscript_only.docx
+++ b/harassment/paper-revisions/Manuscript_only.docx
@@ -1243,332 +1243,7 @@
         <w:rPr>
           <w:rFonts w:asciiTheme="majorBidi" w:eastAsiaTheme="minorEastAsia" w:hAnsiTheme="majorBidi" w:cstheme="majorBidi"/>
         </w:rPr>
-        <w:t>Spearman rank correlations among HEXACO, Dark Triad traits, and harassment</w:t>
-      </w:r>
-      <w:r>
-        <w:rPr>
-          <w:rFonts w:asciiTheme="majorBidi" w:eastAsiaTheme="minorEastAsia" w:hAnsiTheme="majorBidi" w:cstheme="majorBidi" w:hint="eastAsia"/>
-        </w:rPr>
-        <w:t xml:space="preserve"> </w:t>
-      </w:r>
-      <w:r>
-        <w:rPr>
-          <w:rFonts w:asciiTheme="majorBidi" w:eastAsiaTheme="minorEastAsia" w:hAnsiTheme="majorBidi" w:cstheme="majorBidi"/>
-        </w:rPr>
-        <w:t>perpetration</w:t>
-      </w:r>
-      <w:r>
-        <w:rPr>
-          <w:rFonts w:asciiTheme="majorBidi" w:eastAsiaTheme="minorEastAsia" w:hAnsiTheme="majorBidi" w:cstheme="majorBidi"/>
-        </w:rPr>
-        <w:t xml:space="preserve"> tendencies are shown in Table 2. H–H correlated negatively with Machiavellianism (</w:t>
-      </w:r>
-      <w:r>
-        <w:rPr>
-          <w:rFonts w:asciiTheme="majorBidi" w:eastAsiaTheme="minorEastAsia" w:hAnsiTheme="majorBidi" w:cstheme="majorBidi"/>
-          <w:i/>
-          <w:iCs/>
-        </w:rPr>
-        <w:t>ρ</w:t>
-      </w:r>
-      <w:r>
-        <w:rPr>
-          <w:rFonts w:asciiTheme="majorBidi" w:eastAsiaTheme="minorEastAsia" w:hAnsiTheme="majorBidi" w:cstheme="majorBidi"/>
-        </w:rPr>
-        <w:t xml:space="preserve"> = −.32, </w:t>
-      </w:r>
-      <w:r>
-        <w:rPr>
-          <w:rFonts w:asciiTheme="majorBidi" w:eastAsiaTheme="minorEastAsia" w:hAnsiTheme="majorBidi" w:cstheme="majorBidi"/>
-          <w:i/>
-          <w:iCs/>
-        </w:rPr>
-        <w:t>p</w:t>
-      </w:r>
-      <w:r>
-        <w:rPr>
-          <w:rFonts w:asciiTheme="majorBidi" w:eastAsiaTheme="minorEastAsia" w:hAnsiTheme="majorBidi" w:cstheme="majorBidi"/>
-        </w:rPr>
-        <w:t xml:space="preserve"> &lt; .001), Narcissism (</w:t>
-      </w:r>
-      <w:r>
-        <w:rPr>
-          <w:rFonts w:asciiTheme="majorBidi" w:eastAsiaTheme="minorEastAsia" w:hAnsiTheme="majorBidi" w:cstheme="majorBidi"/>
-          <w:i/>
-          <w:iCs/>
-        </w:rPr>
-        <w:t>ρ</w:t>
-      </w:r>
-      <w:r>
-        <w:rPr>
-          <w:rFonts w:asciiTheme="majorBidi" w:eastAsiaTheme="minorEastAsia" w:hAnsiTheme="majorBidi" w:cstheme="majorBidi"/>
-        </w:rPr>
-        <w:t xml:space="preserve"> = −.36, </w:t>
-      </w:r>
-      <w:r>
-        <w:rPr>
-          <w:rFonts w:asciiTheme="majorBidi" w:eastAsiaTheme="minorEastAsia" w:hAnsiTheme="majorBidi" w:cstheme="majorBidi"/>
-          <w:i/>
-          <w:iCs/>
-        </w:rPr>
-        <w:t>p</w:t>
-      </w:r>
-      <w:r>
-        <w:rPr>
-          <w:rFonts w:asciiTheme="majorBidi" w:eastAsiaTheme="minorEastAsia" w:hAnsiTheme="majorBidi" w:cstheme="majorBidi"/>
-        </w:rPr>
-        <w:t xml:space="preserve"> &lt; .001), and Psychopathy (</w:t>
-      </w:r>
-      <w:r>
-        <w:rPr>
-          <w:i/>
-          <w:iCs/>
-        </w:rPr>
-        <w:t>ρ</w:t>
-      </w:r>
-      <w:r>
-        <w:rPr>
-          <w:rFonts w:asciiTheme="majorBidi" w:eastAsiaTheme="minorEastAsia" w:hAnsiTheme="majorBidi" w:cstheme="majorBidi"/>
-        </w:rPr>
-        <w:t xml:space="preserve"> = −.38, </w:t>
-      </w:r>
-      <w:r>
-        <w:rPr>
-          <w:rFonts w:asciiTheme="majorBidi" w:eastAsiaTheme="minorEastAsia" w:hAnsiTheme="majorBidi" w:cstheme="majorBidi"/>
-          <w:i/>
-          <w:iCs/>
-        </w:rPr>
-        <w:t>p</w:t>
-      </w:r>
-      <w:r>
-        <w:rPr>
-          <w:rFonts w:asciiTheme="majorBidi" w:eastAsiaTheme="minorEastAsia" w:hAnsiTheme="majorBidi" w:cstheme="majorBidi"/>
-        </w:rPr>
-        <w:t xml:space="preserve"> &lt; .001), and also with power harassment (</w:t>
-      </w:r>
-      <w:r>
-        <w:rPr>
-          <w:rFonts w:asciiTheme="majorBidi" w:eastAsiaTheme="minorEastAsia" w:hAnsiTheme="majorBidi" w:cstheme="majorBidi"/>
-          <w:i/>
-          <w:iCs/>
-        </w:rPr>
-        <w:t>ρ</w:t>
-      </w:r>
-      <w:r>
-        <w:rPr>
-          <w:rFonts w:asciiTheme="majorBidi" w:eastAsiaTheme="minorEastAsia" w:hAnsiTheme="majorBidi" w:cstheme="majorBidi"/>
-        </w:rPr>
-        <w:t xml:space="preserve"> = −.23, </w:t>
-      </w:r>
-      <w:r>
-        <w:rPr>
-          <w:rFonts w:asciiTheme="majorBidi" w:eastAsiaTheme="minorEastAsia" w:hAnsiTheme="majorBidi" w:cstheme="majorBidi"/>
-          <w:i/>
-          <w:iCs/>
-        </w:rPr>
-        <w:t>p</w:t>
-      </w:r>
-      <w:r>
-        <w:rPr>
-          <w:rFonts w:asciiTheme="majorBidi" w:eastAsiaTheme="minorEastAsia" w:hAnsiTheme="majorBidi" w:cstheme="majorBidi"/>
-        </w:rPr>
-        <w:t xml:space="preserve"> &lt; .001) and gender harassment (</w:t>
-      </w:r>
-      <w:r>
-        <w:rPr>
-          <w:rFonts w:asciiTheme="majorBidi" w:eastAsiaTheme="minorEastAsia" w:hAnsiTheme="majorBidi" w:cstheme="majorBidi"/>
-          <w:i/>
-          <w:iCs/>
-        </w:rPr>
-        <w:t>ρ</w:t>
-      </w:r>
-      <w:r>
-        <w:rPr>
-          <w:rFonts w:asciiTheme="majorBidi" w:eastAsiaTheme="minorEastAsia" w:hAnsiTheme="majorBidi" w:cstheme="majorBidi"/>
-        </w:rPr>
-        <w:t xml:space="preserve"> = −.18, </w:t>
-      </w:r>
-      <w:r>
-        <w:rPr>
-          <w:rFonts w:asciiTheme="majorBidi" w:eastAsiaTheme="minorEastAsia" w:hAnsiTheme="majorBidi" w:cstheme="majorBidi"/>
-          <w:i/>
-          <w:iCs/>
-        </w:rPr>
-        <w:t>p</w:t>
-      </w:r>
-      <w:r>
-        <w:rPr>
-          <w:rFonts w:asciiTheme="majorBidi" w:eastAsiaTheme="minorEastAsia" w:hAnsiTheme="majorBidi" w:cstheme="majorBidi"/>
-        </w:rPr>
-        <w:t xml:space="preserve"> &lt; .001). Agreeableness correlated negatively with Machiavellianism (</w:t>
-      </w:r>
-      <w:r>
-        <w:rPr>
-          <w:rFonts w:asciiTheme="majorBidi" w:eastAsiaTheme="minorEastAsia" w:hAnsiTheme="majorBidi" w:cstheme="majorBidi"/>
-          <w:i/>
-          <w:iCs/>
-        </w:rPr>
-        <w:t>ρ</w:t>
-      </w:r>
-      <w:r>
-        <w:rPr>
-          <w:rFonts w:asciiTheme="majorBidi" w:eastAsiaTheme="minorEastAsia" w:hAnsiTheme="majorBidi" w:cstheme="majorBidi"/>
-        </w:rPr>
-        <w:t xml:space="preserve"> = −.27, </w:t>
-      </w:r>
-      <w:r>
-        <w:rPr>
-          <w:rFonts w:asciiTheme="majorBidi" w:eastAsiaTheme="minorEastAsia" w:hAnsiTheme="majorBidi" w:cstheme="majorBidi"/>
-          <w:i/>
-          <w:iCs/>
-        </w:rPr>
-        <w:t>p</w:t>
-      </w:r>
-      <w:r>
-        <w:rPr>
-          <w:rFonts w:asciiTheme="majorBidi" w:eastAsiaTheme="minorEastAsia" w:hAnsiTheme="majorBidi" w:cstheme="majorBidi"/>
-        </w:rPr>
-        <w:t xml:space="preserve"> &lt; .001), Psychopathy (</w:t>
-      </w:r>
-      <w:r>
-        <w:rPr>
-          <w:rFonts w:asciiTheme="majorBidi" w:eastAsiaTheme="minorEastAsia" w:hAnsiTheme="majorBidi" w:cstheme="majorBidi"/>
-          <w:i/>
-          <w:iCs/>
-        </w:rPr>
-        <w:t>ρ</w:t>
-      </w:r>
-      <w:r>
-        <w:rPr>
-          <w:rFonts w:asciiTheme="majorBidi" w:eastAsiaTheme="minorEastAsia" w:hAnsiTheme="majorBidi" w:cstheme="majorBidi"/>
-        </w:rPr>
-        <w:t xml:space="preserve"> = −.36, </w:t>
-      </w:r>
-      <w:r>
-        <w:rPr>
-          <w:rFonts w:asciiTheme="majorBidi" w:eastAsiaTheme="minorEastAsia" w:hAnsiTheme="majorBidi" w:cstheme="majorBidi"/>
-          <w:i/>
-          <w:iCs/>
-        </w:rPr>
-        <w:t>p</w:t>
-      </w:r>
-      <w:r>
-        <w:rPr>
-          <w:rFonts w:asciiTheme="majorBidi" w:eastAsiaTheme="minorEastAsia" w:hAnsiTheme="majorBidi" w:cstheme="majorBidi"/>
-        </w:rPr>
-        <w:t xml:space="preserve"> &lt; .001), and power harassment (</w:t>
-      </w:r>
-      <w:r>
-        <w:rPr>
-          <w:rFonts w:asciiTheme="majorBidi" w:eastAsiaTheme="minorEastAsia" w:hAnsiTheme="majorBidi" w:cstheme="majorBidi"/>
-          <w:i/>
-          <w:iCs/>
-        </w:rPr>
-        <w:t>ρ</w:t>
-      </w:r>
-      <w:r>
-        <w:rPr>
-          <w:rFonts w:asciiTheme="majorBidi" w:eastAsiaTheme="minorEastAsia" w:hAnsiTheme="majorBidi" w:cstheme="majorBidi"/>
-        </w:rPr>
-        <w:t xml:space="preserve"> = −.26, </w:t>
-      </w:r>
-      <w:r>
-        <w:rPr>
-          <w:rFonts w:asciiTheme="majorBidi" w:eastAsiaTheme="minorEastAsia" w:hAnsiTheme="majorBidi" w:cstheme="majorBidi"/>
-          <w:i/>
-          <w:iCs/>
-        </w:rPr>
-        <w:t>p</w:t>
-      </w:r>
-      <w:r>
-        <w:rPr>
-          <w:rFonts w:asciiTheme="majorBidi" w:eastAsiaTheme="minorEastAsia" w:hAnsiTheme="majorBidi" w:cstheme="majorBidi"/>
-        </w:rPr>
-        <w:t xml:space="preserve"> &lt; .001). By contrast, Extraversion correlated positively with Narcissism (</w:t>
-      </w:r>
-      <w:r>
-        <w:rPr>
-          <w:rFonts w:asciiTheme="majorBidi" w:eastAsiaTheme="minorEastAsia" w:hAnsiTheme="majorBidi" w:cstheme="majorBidi"/>
-          <w:i/>
-          <w:iCs/>
-        </w:rPr>
-        <w:t>ρ</w:t>
-      </w:r>
-      <w:r>
-        <w:rPr>
-          <w:rFonts w:asciiTheme="majorBidi" w:eastAsiaTheme="minorEastAsia" w:hAnsiTheme="majorBidi" w:cstheme="majorBidi"/>
-        </w:rPr>
-        <w:t xml:space="preserve"> = .56, </w:t>
-      </w:r>
-      <w:r>
-        <w:rPr>
-          <w:rFonts w:asciiTheme="majorBidi" w:eastAsiaTheme="minorEastAsia" w:hAnsiTheme="majorBidi" w:cstheme="majorBidi"/>
-          <w:i/>
-          <w:iCs/>
-        </w:rPr>
-        <w:t>p</w:t>
-      </w:r>
-      <w:r>
-        <w:rPr>
-          <w:rFonts w:asciiTheme="majorBidi" w:eastAsiaTheme="minorEastAsia" w:hAnsiTheme="majorBidi" w:cstheme="majorBidi"/>
-        </w:rPr>
-        <w:t xml:space="preserve"> &lt; .001), Psychopathy (</w:t>
-      </w:r>
-      <w:r>
-        <w:rPr>
-          <w:rFonts w:asciiTheme="majorBidi" w:eastAsiaTheme="minorEastAsia" w:hAnsiTheme="majorBidi" w:cstheme="majorBidi"/>
-          <w:i/>
-          <w:iCs/>
-        </w:rPr>
-        <w:t>ρ</w:t>
-      </w:r>
-      <w:r>
-        <w:rPr>
-          <w:rFonts w:asciiTheme="majorBidi" w:eastAsiaTheme="minorEastAsia" w:hAnsiTheme="majorBidi" w:cstheme="majorBidi"/>
-        </w:rPr>
-        <w:t xml:space="preserve"> = .16, </w:t>
-      </w:r>
-      <w:r>
-        <w:rPr>
-          <w:rFonts w:asciiTheme="majorBidi" w:eastAsiaTheme="minorEastAsia" w:hAnsiTheme="majorBidi" w:cstheme="majorBidi"/>
-          <w:i/>
-          <w:iCs/>
-        </w:rPr>
-        <w:t>p</w:t>
-      </w:r>
-      <w:r>
-        <w:rPr>
-          <w:rFonts w:asciiTheme="majorBidi" w:eastAsiaTheme="minorEastAsia" w:hAnsiTheme="majorBidi" w:cstheme="majorBidi"/>
-        </w:rPr>
-        <w:t xml:space="preserve"> &lt; .01), and gender harassment (</w:t>
-      </w:r>
-      <w:r>
-        <w:rPr>
-          <w:rFonts w:asciiTheme="majorBidi" w:eastAsiaTheme="minorEastAsia" w:hAnsiTheme="majorBidi" w:cstheme="majorBidi"/>
-          <w:i/>
-          <w:iCs/>
-        </w:rPr>
-        <w:t>ρ</w:t>
-      </w:r>
-      <w:r>
-        <w:rPr>
-          <w:rFonts w:asciiTheme="majorBidi" w:eastAsiaTheme="minorEastAsia" w:hAnsiTheme="majorBidi" w:cstheme="majorBidi"/>
-        </w:rPr>
-        <w:t xml:space="preserve"> = .11, </w:t>
-      </w:r>
-      <w:r>
-        <w:rPr>
-          <w:rFonts w:asciiTheme="majorBidi" w:eastAsiaTheme="minorEastAsia" w:hAnsiTheme="majorBidi" w:cstheme="majorBidi"/>
-          <w:i/>
-          <w:iCs/>
-        </w:rPr>
-        <w:t>p</w:t>
-      </w:r>
-      <w:r>
-        <w:rPr>
-          <w:rFonts w:asciiTheme="majorBidi" w:eastAsiaTheme="minorEastAsia" w:hAnsiTheme="majorBidi" w:cstheme="majorBidi"/>
-        </w:rPr>
-        <w:t xml:space="preserve"> &lt; .05). Overall, these patterns suggest that H–H/A may be suppressive while X may be facilitative in some contexts.</w:t>
+        <w:t xml:space="preserve">Spearman rank correlations among HEXACO, Dark Triad traits, and harassment perpetration tendencies are shown in Table 2. H–H correlated negatively with Machiavellianism (ρ = −.32, p &lt; .001), Narcissism (ρ = −.36, p &lt; .001), and Psychopathy (ρ = −.38, p &lt; .001), and also with power-harassment perpetration tendencies (ρ = −.23, p &lt; .001) and gender-harassment perpetration tendencies (ρ = −.18, p &lt; .001). Agreeableness correlated negatively with Machiavellianism (ρ = −.27, p &lt; .001), Psychopathy (ρ = −.36, p &lt; .001), and power-harassment perpetration tendencies (ρ = −.26, p &lt; .001). By contrast, Extraversion correlated positively with Narcissism (ρ = +.56, p &lt; .001), Psychopathy (ρ = +.16, p &lt; .01), and gender-harassment perpetration tendencies (ρ = +.11, p &lt; .05). Machiavellianism's bivariate associations with harassment outcomes were small and in opposite directions: a small positive association with power-harassment perpetration tendencies (ρ = +.12, p &lt; .05) and a small negative association with gender-harassment perpetration tendencies (ρ = −.10, p ≈ .055). These bivariate patterns are consistent with the multiple-regression results reported below: Honesty–Humility and Agreeableness are negatively associated with harassment outcomes at the bivariate level, the negative regression coefficient for Machiavellianism in adjusted gender-harassment models is consistent in sign with its small bivariate negative correlation rather than emerging via sign reversal under adjustment, and Extraversion's positive bivariate associations with narcissism and psychopathy underscore that interpersonal assertiveness can co-occur with antagonistic content within the present sample.</w:t>
       </w:r>
     </w:p>
     <w:p>
@@ -1845,7 +1520,7 @@
         <w:rPr>
           <w:rFonts w:asciiTheme="majorBidi" w:eastAsiaTheme="minorEastAsia" w:hAnsiTheme="majorBidi" w:cstheme="majorBidi"/>
         </w:rPr>
-        <w:t xml:space="preserve">Gender harassment. In Model A, Machiavellianism (β = −.138, p = .006), Narcissism (β = +.180, p &lt; .001), and Psychopathy (β = +.165, p = .004) were each significant. In Model B, R² rose from .117 to .213, with ΔR² = .096, F change = 6.91, p &lt; .001. H–H (β = −.230, p &lt; .001) and Openness (β = −.236, p &lt; .001) were negative predictors, while the Dark Triad effects remained significant in adjusted form (M: β = −.164, p = .003; N: β = +.190, p = .004; P: β = +.154, p = .009). Gender was also significant (β = −.312, p = .006; coded 0 = male, 1 = female; the negative sign indicates higher reported gender-harassment perpetration tendencies among men). The negative Machiavellianism coefficient in adjusted models is reported here without overinterpretation. We do not read this sign reversal as evidence that Machiavellianism is 'protective' against gender-harassment perpetration. Three more parsimonious accounts are simultaneously plausible and cannot be discriminated by the present design: (i) shared antagonistic variance with narcissism and psychopathy is partialled out, leaving the residual Machiavellianism variance to absorb other content; (ii) substantial predictor overlap among Dark Triad components produces a classic suppression-style sign change in OLS; and (iii) model instability with three correlated antagonistic predictors. We therefore present this coefficient descriptively, as a feature of the multivariate solution rather than as a substantive trait-level finding.</w:t>
+        <w:t xml:space="preserve">Gender harassment. In Model A, Machiavellianism (β = −.138, p = .006), Narcissism (β = +.180, p &lt; .001), and Psychopathy (β = +.165, p = .004) were each significant. In Model B, R² rose from .117 to .213, with ΔR² = .096, F change = 6.91, p &lt; .001. H–H (β = −.230, p &lt; .001) and Openness (β = −.236, p &lt; .001) were negative predictors, while the Dark Triad effects remained significant in adjusted form (M: β = −.164, p = .003; N: β = +.190, p = .004; P: β = +.154, p = .009). Gender was also significant (β = −.312, p = .006; coded 0 = male, 1 = female; the negative sign indicates higher reported gender-harassment perpetration tendencies among men). We note explicitly that the negative coefficient on Machiavellianism in Model B is not a sign reversal: Machiavellianism's bivariate correlation with gender-harassment perpetration tendencies in this sample was already small and negative (ρ ≈ −.10; see Correlation Analysis). Adjustment for the other Dark Triad components (Narcissism, Psychopathy) and for the HEXACO factors then amplifies, rather than introduces, this negative coefficient, by partialling out variance in Machiavellianism that is shared with the other antagonistic predictors. We therefore do not interpret the negative coefficient as evidence that Machiavellianism is 'protective' against gender-harassment perpetration tendencies. Three more parsimonious accounts are simultaneously plausible and cannot be discriminated by the present design: (i) shared antagonistic variance with narcissism and psychopathy is partialled out, leaving the residual Machiavellianism variance to absorb other content (a magnitude-amplification form of suppression, not a sign reversal); (ii) substantial predictor overlap among Dark Triad components produces a partialling-style coefficient pattern in OLS; and (iii) model instability with three correlated antagonistic predictors. We therefore present this coefficient descriptively, as a feature of the multivariate solution rather than as a substantive trait-level finding.</w:t>
       </w:r>
     </w:p>
     <w:p>
@@ -2014,7 +1689,7 @@
         <w:rPr>
           <w:rFonts w:asciiTheme="majorBidi" w:hAnsiTheme="majorBidi" w:cstheme="majorBidi"/>
         </w:rPr>
-        <w:t xml:space="preserve">The present findings are broadly consistent with prior research linking HEXACO and the Dark Triad to socially aversive workplace behavior, while also pointing to two more specific patterns. First, at the full-sample level, H–H showed a consistent negative adjusted association across both harassment outcomes, and adding the HEXACO factors increased the explained variance over the Dark Triad alone. Two interpretive caveats are essential here. (a) The variance in H–H that remains after adjusting for the Dark Triad is a residualized observed-score component, not a separable latent factor; the present analyses do not estimate a latent-variable model that would be required to claim that this residual specifically indexes a fairness/sincerity disposition distinct from antagonism. We therefore frame the H–H finding as 'adjusted association' rather than as evidence of moral-personality specificity. (b) Machiavellianism's negative coefficient in adjusted models for gender-harassment perpetration tendencies is, in our reading, attributable to overlapping antagonistic variance among Dark Triad components and to standard suppression-style behavior of correlated predictors, not to a substantive protective role; we therefore do not develop a theoretical account that depends on Machiavellianism being protective. Second, the sex-stratified results add substantive structure that is not visible in the pooled estimates. For gender-harassment perpetration tendencies, the dominant negative predictor among men was Openness, while among women it was H–H. Mean-level sex differences in HEXACO domains (notably the elevation of women on Emotionality, with smaller differences on the other domains) are well documented (Costa et al., 2001; Schmitt et al., 2008), but the present finding concerns trait–outcome associations within each sex rather than mean-level differences. One reading—offered cautiously and not as a confirmed mechanism—is that men's gender-harassment perpetration tendencies in this sample are more closely linked to a low-Openness configuration that may track rigid, conventional gender-role schemas, while women's gender-harassment perpetration tendencies are more closely linked to a low H–H configuration consistent with low fairness/non-exploitation. We emphasize that this is one provisional interpretation among several, that the male and female estimates differ in precision (n = 133 vs. 220), and that we do not formally test the cross-sex equality of regression coefficients. Finally, the personality–harassment associations observed in this Japanese employee sample are generally in line with patterns reported in Western contexts; however, the present study does not permit direct conclusions about cultural universality. Direct cross-cultural comparisons using harmonized measures and matched occupational samples remain a priority for future work.</w:t>
+        <w:t xml:space="preserve">The present findings are broadly consistent with prior research linking HEXACO and the Dark Triad to socially aversive workplace behavior, while also pointing to two more specific patterns. First, at the full-sample level, H–H showed a consistent negative adjusted association across both harassment outcomes, and adding the HEXACO factors increased the explained variance over the Dark Triad alone. Two interpretive caveats are essential here. (a) The variance in H–H that remains after adjusting for the Dark Triad is a residualized observed-score component, not a separable latent factor; the present analyses do not estimate a latent-variable model that would be required to claim that this residual specifically indexes a fairness/sincerity disposition distinct from antagonism. We therefore frame the H–H finding as 'adjusted association' rather than as evidence of moral-personality specificity. (b) Machiavellianism's negative coefficient in adjusted models for gender-harassment perpetration tendencies is consistent in sign with its small bivariate negative correlation in this sample (ρ ≈ −.10), not a sign reversal that emerges only under adjustment. Adjustment for the other Dark Triad components and for the HEXACO factors amplifies the magnitude of this negative coefficient by partialling out shared antagonistic variance, but it does not flip its sign. We therefore do not develop a theoretical account that depends on Machiavellianism being protective; we read the adjusted coefficient as a feature of multivariate estimation under correlated antagonistic predictors rather than as a substantive trait-level effect. Second, the sex-stratified results add substantive structure that is not visible in the pooled estimates. For gender-harassment perpetration tendencies, the dominant negative predictor among men was Openness, while among women it was H–H. Mean-level sex differences in HEXACO domains (notably the elevation of women on Emotionality, with smaller differences on the other domains) are well documented (Costa et al., 2001; Schmitt et al., 2008), but the present finding concerns trait–outcome associations within each sex rather than mean-level differences. One reading—offered cautiously and not as a confirmed mechanism—is that men's gender-harassment perpetration tendencies in this sample are more closely linked to a low-Openness configuration that may track rigid, conventional gender-role schemas, while women's gender-harassment perpetration tendencies are more closely linked to a low H–H configuration consistent with low fairness/non-exploitation. We emphasize that this is one provisional interpretation among several, that the male and female estimates differ in precision (n = 133 vs. 220), and that we do not formally test the cross-sex equality of regression coefficients. Finally, the personality–harassment associations observed in this Japanese employee sample are generally in line with patterns reported in Western contexts; however, the present study does not permit direct conclusions about cultural universality. Direct cross-cultural comparisons using harmonized measures and matched occupational samples remain a priority for future work.</w:t>
       </w:r>
     </w:p>
     <w:p>
@@ -2037,110 +1712,7 @@
         <w:rPr>
           <w:rFonts w:asciiTheme="majorBidi" w:hAnsiTheme="majorBidi" w:cstheme="majorBidi"/>
         </w:rPr>
-        <w:t xml:space="preserve">Although the present study was cross-sectional and based on self-reported data, the findings offer several tentative implications for workplace harassment prevention and personnel management. The observed associations suggest that individual differences in personality traits—particularly lower Honesty–Humility and Agreeableness—are linked to higher self-reported </w:t>
-      </w:r>
-      <w:r>
-        <w:rPr>
-          <w:rFonts w:asciiTheme="majorBidi" w:hAnsiTheme="majorBidi" w:cstheme="majorBidi"/>
-        </w:rPr>
-        <w:t>harassment perpetration tendencies</w:t>
-      </w:r>
-      <w:r>
-        <w:rPr>
-          <w:rFonts w:asciiTheme="majorBidi" w:hAnsiTheme="majorBidi" w:cstheme="majorBidi"/>
-        </w:rPr>
-        <w:t xml:space="preserve">. From a risk-awareness perspective, these results </w:t>
-      </w:r>
-      <w:r>
-        <w:rPr>
-          <w:rFonts w:asciiTheme="majorBidi" w:hAnsiTheme="majorBidi" w:cstheme="majorBidi"/>
-        </w:rPr>
-        <w:t>suggest</w:t>
-      </w:r>
-      <w:r>
-        <w:rPr>
-          <w:rFonts w:asciiTheme="majorBidi" w:hAnsiTheme="majorBidi" w:cstheme="majorBidi"/>
-        </w:rPr>
-        <w:t xml:space="preserve"> that personality traits may represent one factor among many that organizations could consider when examining interpersonal dynamics and ethical climates. Rather than advocating direct screening or exclusion based on personality scores, the findings may inform the development of broader preventive strategies. For example, training programs that emphasize ethical decision-making, humility in leadership, and respect in hierarchical relationships may be particularly relevant in organizational contexts where power asymmetries are pronounced. The consistent negative association between Honesty–Humility and harassment </w:t>
-      </w:r>
-      <w:r>
-        <w:rPr>
-          <w:rFonts w:asciiTheme="majorBidi" w:hAnsiTheme="majorBidi" w:cstheme="majorBidi"/>
-        </w:rPr>
-        <w:t>perpetration</w:t>
-      </w:r>
-      <w:r>
-        <w:rPr>
-          <w:rFonts w:asciiTheme="majorBidi" w:hAnsiTheme="majorBidi" w:cstheme="majorBidi" w:hint="eastAsia"/>
-        </w:rPr>
-        <w:t xml:space="preserve"> </w:t>
-      </w:r>
-      <w:r>
-        <w:rPr>
-          <w:rFonts w:asciiTheme="majorBidi" w:hAnsiTheme="majorBidi" w:cstheme="majorBidi"/>
-        </w:rPr>
-        <w:t xml:space="preserve">tendencies suggests that reinforcing norms related to fairness, sincerity, and non-exploitation </w:t>
-      </w:r>
-      <w:r>
-        <w:rPr>
-          <w:rFonts w:asciiTheme="majorBidi" w:hAnsiTheme="majorBidi" w:cstheme="majorBidi"/>
-        </w:rPr>
-        <w:t>may be consistent with lower self-reported harassment perpetration tendencies</w:t>
-      </w:r>
-      <w:r>
-        <w:rPr>
-          <w:rFonts w:asciiTheme="majorBidi" w:hAnsiTheme="majorBidi" w:cstheme="majorBidi"/>
-        </w:rPr>
-        <w:t xml:space="preserve">. The positive associations between Extraversion and certain Dark Triad traits also underscore the importance of nuanced leadership evaluation. Interpersonal confidence and social assertiveness are often valued in organizational settings; however, these characteristics may coexist with antagonistic tendencies in some individuals. Therefore, leadership development frameworks may benefit from considering a balanced configuration of traits rather than focusing on highly visible interpersonal qualities alone. Importantly, the present results do not imply that personality traits deterministically produce </w:t>
-      </w:r>
-      <w:r>
-        <w:rPr>
-          <w:rFonts w:asciiTheme="majorBidi" w:hAnsiTheme="majorBidi" w:cstheme="majorBidi"/>
-        </w:rPr>
-        <w:t>harassment perpetration tendencies</w:t>
-      </w:r>
-      <w:r>
-        <w:rPr>
-          <w:rFonts w:asciiTheme="majorBidi" w:hAnsiTheme="majorBidi" w:cstheme="majorBidi"/>
-        </w:rPr>
-        <w:t xml:space="preserve">. </w:t>
-      </w:r>
-      <w:r>
-        <w:rPr>
-          <w:rFonts w:asciiTheme="majorBidi" w:hAnsiTheme="majorBidi" w:cstheme="majorBidi"/>
-        </w:rPr>
-        <w:t>Workplace harassment is shaped by multiple structural and cultural factors, including organizational norms, power hierarchies, and reporting systems.</w:t>
-      </w:r>
-      <w:r>
-        <w:rPr>
-          <w:rFonts w:asciiTheme="majorBidi" w:hAnsiTheme="majorBidi" w:cstheme="majorBidi"/>
-        </w:rPr>
-        <w:t xml:space="preserve"> Consequently, personality-informed approaches should be viewed as </w:t>
-      </w:r>
-      <w:r>
-        <w:rPr>
-          <w:rFonts w:asciiTheme="majorBidi" w:hAnsiTheme="majorBidi" w:cstheme="majorBidi"/>
-        </w:rPr>
-        <w:lastRenderedPageBreak/>
-        <w:t>complementary to systemic interventions rather than replacements for organizational reforms. In this sense, the HEXACO framework may provide an additional lens for understanding individual variability in harassment</w:t>
-      </w:r>
-      <w:r>
-        <w:rPr>
-          <w:rFonts w:asciiTheme="majorBidi" w:hAnsiTheme="majorBidi" w:cstheme="majorBidi" w:hint="eastAsia"/>
-        </w:rPr>
-        <w:t xml:space="preserve"> </w:t>
-      </w:r>
-      <w:r>
-        <w:rPr>
-          <w:rFonts w:asciiTheme="majorBidi" w:hAnsiTheme="majorBidi" w:cstheme="majorBidi"/>
-        </w:rPr>
-        <w:t>perpetration</w:t>
-      </w:r>
-      <w:r>
-        <w:rPr>
-          <w:rFonts w:asciiTheme="majorBidi" w:hAnsiTheme="majorBidi" w:cstheme="majorBidi"/>
-        </w:rPr>
-        <w:t xml:space="preserve"> tendencies within Japanese workplace settings, while recognizing that effective prevention requires multi-level strategies.</w:t>
+        <w:t xml:space="preserve">Although the present study was cross-sectional and based on self-report, the findings provide several tentative implications for workplace-harassment prevention and personnel management—offered as hypotheses for further work rather than as endorsements of personality-based screening. The observed adjusted associations are consistent with the broader literature linking lower Honesty–Humility and Agreeableness, and higher Dark Triad traits, with elevated self-reported harassment perpetration tendencies. We do not, however, interpret these adjusted associations as evidence that personality scores can be used as direct selection or exclusion criteria. First, the residual variance in Honesty–Humility after adjusting for the Dark Triad is, in this analytic framework, a residualized observed-score quantity, not a measured latent fairness/sincerity disposition; second, sex-stratified analyses showed that the most informative trait predictors differ between men and women, particularly for gender-harassment perpetration tendencies; and third, harassment is shaped by structural and cultural factors that no individual-difference measure can substitute for. Within these caveats, broader preventive strategies—training programs that emphasize ethical decision-making, perspective-taking, and respect in hierarchical relationships, alongside organizational reforms that reduce power asymmetries and improve reporting systems—remain the principal policy levers indicated by this body of work. Personality assessment may complement, but should not replace, such systemic interventions. We explicitly note here that the author's commercial activity in the personality-assessment industry (see Conflict of Interest) is independent of this study's instruments (HEXACO-60 and SD3-J) and that the present findings are not used to validate, develop, or market any product.</w:t>
       </w:r>
     </w:p>
     <w:p>
@@ -2280,62 +1852,7 @@
           <w:rFonts w:asciiTheme="majorBidi" w:hAnsiTheme="majorBidi" w:cstheme="majorBidi"/>
         </w:rPr>
         <w:lastRenderedPageBreak/>
-        <w:t xml:space="preserve">This study examined the associations among HEXACO traits, Dark Triad traits, and self-reported workplace </w:t>
-      </w:r>
-      <w:r>
-        <w:rPr>
-          <w:rFonts w:asciiTheme="majorBidi" w:hAnsiTheme="majorBidi" w:cstheme="majorBidi"/>
-        </w:rPr>
-        <w:t>harassment perpetration tendencies</w:t>
-      </w:r>
-      <w:r>
-        <w:rPr>
-          <w:rFonts w:asciiTheme="majorBidi" w:hAnsiTheme="majorBidi" w:cstheme="majorBidi"/>
-        </w:rPr>
-        <w:t xml:space="preserve"> in a sample of Japanese adults. The results indicated that Honesty–Humility showed consistent negative associations with both Dark Triad traits and harassment outcomes. In addition, Agreeableness and Openness were differentially associated with specific forms of harassment, suggesting that multiple HEXACO dimensions may be relevant for understanding individual differences in interpersonal risk within workplace contexts. In contrast, Extraversion was positively associated with narcissism and psychopathy, highlighting that interpersonal assertiveness and sociability may, in some configurations, overlap with antagonistic tendencies rather than functioning uniformly adaptively. Dark Triad traits were also significantly associated with </w:t>
-      </w:r>
-      <w:r>
-        <w:rPr>
-          <w:rFonts w:asciiTheme="majorBidi" w:hAnsiTheme="majorBidi" w:cstheme="majorBidi"/>
-        </w:rPr>
-        <w:t>harassment perpetration tendencies</w:t>
-      </w:r>
-      <w:r>
-        <w:rPr>
-          <w:rFonts w:asciiTheme="majorBidi" w:hAnsiTheme="majorBidi" w:cstheme="majorBidi"/>
-        </w:rPr>
-        <w:t xml:space="preserve"> in this Japanese sample, which is broadly consistent with patterns reported in prior studies conducted in Western contexts. However, the present design does not allow firm conclusions regarding cultural universality. </w:t>
-      </w:r>
-      <w:r>
-        <w:rPr>
-          <w:rFonts w:asciiTheme="majorBidi" w:hAnsiTheme="majorBidi" w:cstheme="majorBidi"/>
-        </w:rPr>
-        <w:t>The observed gender difference in gender harassment may reflect contextual factors such as workplace norms and gender-role expectations, yet these interpretations remain tentative without direct cross-cultural comparison using harmonized measures and comparable occupational samples.</w:t>
-      </w:r>
-      <w:r>
-        <w:rPr>
-          <w:rFonts w:asciiTheme="majorBidi" w:hAnsiTheme="majorBidi" w:cstheme="majorBidi"/>
-        </w:rPr>
-        <w:t xml:space="preserve"> Overall, the findings suggest that incorporating HEXACO traits—particularly Honesty–Humility—alongside the Dark Triad can provide incremental insight into harassment perpetration tendencies. </w:t>
-      </w:r>
-      <w:r>
-        <w:rPr>
-          <w:rFonts w:asciiTheme="majorBidi" w:hAnsiTheme="majorBidi" w:cstheme="majorBidi"/>
-        </w:rPr>
-        <w:t>Meta-analytic evidence has further reported robust associations between HEXACO traits and workplace deviance, with Honesty–Humility playing a central role, and some comparative analyses suggest that HEXACO may offer incremental predictive utility relative to the Big Five (Pletzer et al., 2019a).</w:t>
-      </w:r>
-      <w:r>
-        <w:rPr>
-          <w:rFonts w:asciiTheme="majorBidi" w:hAnsiTheme="majorBidi" w:cstheme="majorBidi"/>
-        </w:rPr>
-        <w:t xml:space="preserve"> Nevertheless, because Big Five measures were not included in the present study, direct head-to-head comparisons of HEXACO and Big Five models for harassment outcomes remain an important task for future research. Studies that assess both frameworks within the same samples, ideally using </w:t>
-      </w:r>
-      <w:r>
-        <w:rPr>
-          <w:rFonts w:asciiTheme="majorBidi" w:hAnsiTheme="majorBidi" w:cstheme="majorBidi"/>
-        </w:rPr>
-        <w:lastRenderedPageBreak/>
-        <w:t>longitudinal and multi-method designs, would help clarify the relative and incremental contributions of Honesty–Humility and related traits to workplace harassment and other forms of workplace deviance.</w:t>
+        <w:t xml:space="preserve">This study examined the associations among HEXACO traits, Dark Triad traits, and self-reported workplace harassment perpetration tendencies in a sample of currently employed Japanese adults, and tested whether the predictor structure differed by sex. Three findings stand out. First, in adjusted multivariate models, psychopathy retained a positive association with power-harassment perpetration tendencies and was a stronger adjusted predictor of power-harassment than of gender-harassment perpetration tendencies, particularly among men. Second, adding the six HEXACO factors yielded a non-trivial increase in explained variance over the Dark Triad and demographic covariates (ΔR² = .032 for power, .096 for gender), with Honesty–Humility (and, for gender harassment, Openness) negatively associated with both outcomes after adjustment. Third, sex-stratified analyses revealed a meaningful divergence in predictor structure: for gender-harassment perpetration tendencies, Openness was the dominant negative predictor among men, while Honesty–Humility was the dominant negative predictor among women. Two interpretive cautions are emphasized. We frame the residual Honesty–Humility variance after adjustment for the Dark Triad as an adjusted association, not as evidence of a separable latent fairness/sincerity factor distinct from antagonism—an inference that would require a latent-variable framework not estimated here. We also frame the negative Machiavellianism coefficient in adjusted gender-harassment models as a feature of multivariate estimation under correlated antagonistic predictors (it is consistent with the small negative bivariate correlation, not a sign reversal under adjustment), not as evidence of substantive 'protection.' Within these constraints, the findings are broadly consistent with patterns reported in Western contexts but do not by themselves support claims of cultural universality. Future research that integrates HEXACO and the Dark Triad in longitudinal, multi-method, and cross-cultural designs—and that includes managerial status as a covariate, decomposes the harassment composites, and uses latent-variable modeling—would substantially strengthen the inferential basis on which personality-informed harassment-prevention strategies can be designed.</w:t>
       </w:r>
     </w:p>
     <w:p>

--- a/harassment/paper-revisions/Manuscript_only.docx
+++ b/harassment/paper-revisions/Manuscript_only.docx
@@ -3408,7 +3408,7 @@
         <w:ind w:left="720" w:hanging="720"/>
       </w:pPr>
       <w:r>
-        <w:t>Machiha, M. M., &amp; Brew, G. (2019). Predictors of Work Engagement Among University Teachers: The Role of Personality and Perceived Organisational Support. (Dissertation). Retrieved from https://urn.kb.se/resolve?urn=urn:nbn:se:lnu:diva-84767</w:t>
+        <w:t>Machiha, M. M., &amp; Brew, G. (2019). Predictors of Work Engagement Among University Teachers: The Role of Personality and Perceived Organizational Support. (Dissertation). Retrieved from https://urn.kb.se/resolve?urn=urn:nbn:se:lnu:diva-84767</w:t>
       </w:r>
     </w:p>
     <w:p>

--- a/harassment/paper-revisions/Manuscript_only.docx
+++ b/harassment/paper-revisions/Manuscript_only.docx
@@ -429,7 +429,7 @@
         <w:rPr>
           <w:rFonts w:asciiTheme="majorBidi" w:hAnsiTheme="majorBidi" w:cstheme="majorBidi"/>
         </w:rPr>
-        <w:t xml:space="preserve">Prior to questionnaire administration, participants were provided with written information about the purpose of the study, the procedures, the voluntary nature of participation and their right to withdraw at any time without penalty, the privacy-protection procedures (including the separate storage and subsequent permanent deletion of crowdsourcing-platform user identifiers, the retention of only de-identified questionnaire data, and the public archiving of the de-identified dataset), and the planned dissemination of results. All participants provided informed consent before responding to the questionnaire. Crowdsourcing-platform user identifiers were temporarily linked to questionnaire responses solely for the purpose of disbursing participant compensation and were permanently deleted after payment, after which the dataset retained for analysis and public release contained no direct or indirect identifiers (the dataset was de-identified, not anonymously collected). The study protocol was reviewed and approved by the Institutional Review Board of the Public Health Research Foundation (Reference No. 25G0001), an independent ethics review body unaffiliated with the author and SUNBLAZE Co., Ltd.</w:t>
+        <w:t xml:space="preserve">Prior to questionnaire administration, participants were provided with written information about the purpose of the study, the procedures, the voluntary nature of participation and their right to withdraw at any time without penalty, the privacy-protection procedures (including the separate storage and subsequent permanent deletion of crowdsourcing-platform user identifiers, the retention of only de-identified questionnaire data, and the public archiving of the de-identified dataset), and the planned dissemination of results. All participants provided written informed consent electronically through the Google Forms consent page presented prior to the questionnaire, before responding to any survey items. Crowdsourcing-platform user identifiers were temporarily linked to questionnaire responses solely for the purpose of disbursing participant compensation and were permanently deleted after payment, after which the dataset retained for analysis and public release contained no direct or indirect identifiers (the dataset was de-identified, not anonymously collected). The study protocol was reviewed and approved by the Institutional Review Board of the Public Health Research Foundation (Reference No. 25G0001), an independent ethics review body unaffiliated with the author and SUNBLAZE Co., Ltd.</w:t>
       </w:r>
     </w:p>
     <w:p>
